--- a/Отчёт.docx
+++ b/Отчёт.docx
@@ -12,12 +12,10 @@
       <w:sdtContent>
         <w:p>
           <w:pPr>
-            <w:pStyle w:val="Style23"/>
-            <w:spacing w:before="240" w:after="120"/>
+            <w:pStyle w:val="Style24"/>
+            <w:spacing w:lineRule="auto" w:line="360" w:before="240" w:after="120"/>
             <w:rPr>
               <w:rFonts w:ascii="Times New Roman" w:hAnsi="Times New Roman"/>
-              <w:sz w:val="36"/>
-              <w:szCs w:val="36"/>
             </w:rPr>
           </w:pPr>
           <w:r>
@@ -32,22 +30,29 @@
         <w:p>
           <w:pPr>
             <w:pStyle w:val="11"/>
+            <w:spacing w:lineRule="auto" w:line="360"/>
             <w:rPr/>
           </w:pPr>
           <w:r>
             <w:fldChar w:fldCharType="begin"/>
           </w:r>
           <w:r>
-            <w:rPr/>
+            <w:rPr>
+              <w:rFonts w:ascii="Times New Roman" w:hAnsi="Times New Roman"/>
+            </w:rPr>
             <w:instrText xml:space="preserve"> TOC \f \o "1-9" \h</w:instrText>
           </w:r>
           <w:r>
-            <w:rPr/>
+            <w:rPr>
+              <w:rFonts w:ascii="Times New Roman" w:hAnsi="Times New Roman"/>
+            </w:rPr>
             <w:fldChar w:fldCharType="separate"/>
           </w:r>
           <w:hyperlink w:anchor="__RefHeading___Toc641_2568108086">
             <w:r>
-              <w:rPr/>
+              <w:rPr>
+                <w:rFonts w:ascii="Times New Roman" w:hAnsi="Times New Roman"/>
+              </w:rPr>
               <w:t>ВВЕДЕНИЕ</w:t>
               <w:tab/>
               <w:t>2</w:t>
@@ -57,11 +62,14 @@
         <w:p>
           <w:pPr>
             <w:pStyle w:val="11"/>
+            <w:spacing w:lineRule="auto" w:line="360"/>
             <w:rPr/>
           </w:pPr>
           <w:hyperlink w:anchor="__RefHeading___Toc643_2568108086">
             <w:r>
-              <w:rPr/>
+              <w:rPr>
+                <w:rFonts w:ascii="Times New Roman" w:hAnsi="Times New Roman"/>
+              </w:rPr>
               <w:t>ОСНОВНАЯ ЧАСТЬ</w:t>
               <w:tab/>
               <w:t>3</w:t>
@@ -75,11 +83,14 @@
               <w:tab w:val="clear" w:pos="9355"/>
               <w:tab w:val="right" w:pos="9638" w:leader="dot"/>
             </w:tabs>
+            <w:spacing w:lineRule="auto" w:line="360"/>
             <w:rPr/>
           </w:pPr>
           <w:hyperlink w:anchor="__RefHeading___Toc645_2568108086">
             <w:r>
-              <w:rPr/>
+              <w:rPr>
+                <w:rFonts w:ascii="Times New Roman" w:hAnsi="Times New Roman"/>
+              </w:rPr>
               <w:t>ГЛАВА 1. АНАЛИЗ ПРЕДМЕТНОЙ ОБЛАСТИ</w:t>
               <w:tab/>
               <w:t>3</w:t>
@@ -93,11 +104,14 @@
               <w:tab w:val="clear" w:pos="9071"/>
               <w:tab w:val="right" w:pos="9638" w:leader="dot"/>
             </w:tabs>
+            <w:spacing w:lineRule="auto" w:line="360"/>
             <w:rPr/>
           </w:pPr>
           <w:hyperlink w:anchor="__RefHeading___Toc647_2568108086">
             <w:r>
-              <w:rPr/>
+              <w:rPr>
+                <w:rFonts w:ascii="Times New Roman" w:hAnsi="Times New Roman"/>
+              </w:rPr>
               <w:t>1.1 Описание предметной области</w:t>
               <w:tab/>
               <w:t>3</w:t>
@@ -111,11 +125,14 @@
               <w:tab w:val="clear" w:pos="9071"/>
               <w:tab w:val="right" w:pos="9638" w:leader="dot"/>
             </w:tabs>
+            <w:spacing w:lineRule="auto" w:line="360"/>
             <w:rPr/>
           </w:pPr>
           <w:hyperlink w:anchor="__RefHeading___Toc649_2568108086">
             <w:r>
-              <w:rPr/>
+              <w:rPr>
+                <w:rFonts w:ascii="Times New Roman" w:hAnsi="Times New Roman"/>
+              </w:rPr>
               <w:t>1.2 Требования к системе</w:t>
               <w:tab/>
               <w:t>4</w:t>
@@ -129,11 +146,14 @@
               <w:tab w:val="clear" w:pos="9071"/>
               <w:tab w:val="right" w:pos="9638" w:leader="dot"/>
             </w:tabs>
+            <w:spacing w:lineRule="auto" w:line="360"/>
             <w:rPr/>
           </w:pPr>
           <w:hyperlink w:anchor="__RefHeading___Toc651_2568108086">
             <w:r>
-              <w:rPr/>
+              <w:rPr>
+                <w:rFonts w:ascii="Times New Roman" w:hAnsi="Times New Roman"/>
+              </w:rPr>
               <w:t>1.3 Входные и выходные данные</w:t>
               <w:tab/>
               <w:t>5</w:t>
@@ -147,11 +167,14 @@
               <w:tab w:val="clear" w:pos="9355"/>
               <w:tab w:val="right" w:pos="9638" w:leader="dot"/>
             </w:tabs>
+            <w:spacing w:lineRule="auto" w:line="360"/>
             <w:rPr/>
           </w:pPr>
           <w:hyperlink w:anchor="__RefHeading___Toc653_2568108086">
             <w:r>
-              <w:rPr/>
+              <w:rPr>
+                <w:rFonts w:ascii="Times New Roman" w:hAnsi="Times New Roman"/>
+              </w:rPr>
               <w:t>ГЛАВА 2. РАЗРАБОТКА КОНСОЛЬНОГО ПРИЛОЖЕНИЯ</w:t>
               <w:tab/>
               <w:t>5</w:t>
@@ -165,11 +188,14 @@
               <w:tab w:val="clear" w:pos="9071"/>
               <w:tab w:val="right" w:pos="9638" w:leader="dot"/>
             </w:tabs>
+            <w:spacing w:lineRule="auto" w:line="360"/>
             <w:rPr/>
           </w:pPr>
           <w:hyperlink w:anchor="__RefHeading___Toc655_2568108086">
             <w:r>
-              <w:rPr/>
+              <w:rPr>
+                <w:rFonts w:ascii="Times New Roman" w:hAnsi="Times New Roman"/>
+              </w:rPr>
               <w:t>2.1 Общая архитектура приложения</w:t>
               <w:tab/>
               <w:t>5</w:t>
@@ -183,11 +209,14 @@
               <w:tab w:val="clear" w:pos="9071"/>
               <w:tab w:val="right" w:pos="9638" w:leader="dot"/>
             </w:tabs>
+            <w:spacing w:lineRule="auto" w:line="360"/>
             <w:rPr/>
           </w:pPr>
           <w:hyperlink w:anchor="__RefHeading___Toc657_2568108086">
             <w:r>
-              <w:rPr/>
+              <w:rPr>
+                <w:rFonts w:ascii="Times New Roman" w:hAnsi="Times New Roman"/>
+              </w:rPr>
               <w:t>2.2 Реализация пользовательского меню</w:t>
               <w:tab/>
               <w:t>6</w:t>
@@ -201,11 +230,14 @@
               <w:tab w:val="clear" w:pos="9071"/>
               <w:tab w:val="right" w:pos="9638" w:leader="dot"/>
             </w:tabs>
+            <w:spacing w:lineRule="auto" w:line="360"/>
             <w:rPr/>
           </w:pPr>
           <w:hyperlink w:anchor="__RefHeading___Toc659_2568108086">
             <w:r>
-              <w:rPr/>
+              <w:rPr>
+                <w:rFonts w:ascii="Times New Roman" w:hAnsi="Times New Roman"/>
+              </w:rPr>
               <w:t>2.3 Разработка модели данных</w:t>
               <w:tab/>
               <w:t>7</w:t>
@@ -219,11 +251,14 @@
               <w:tab w:val="clear" w:pos="9071"/>
               <w:tab w:val="right" w:pos="9638" w:leader="dot"/>
             </w:tabs>
+            <w:spacing w:lineRule="auto" w:line="360"/>
             <w:rPr/>
           </w:pPr>
           <w:hyperlink w:anchor="__RefHeading___Toc661_2568108086">
             <w:r>
-              <w:rPr/>
+              <w:rPr>
+                <w:rFonts w:ascii="Times New Roman" w:hAnsi="Times New Roman"/>
+              </w:rPr>
               <w:t>2.4 Работа с JSON</w:t>
               <w:tab/>
               <w:t>7</w:t>
@@ -237,11 +272,14 @@
               <w:tab w:val="clear" w:pos="9071"/>
               <w:tab w:val="right" w:pos="9638" w:leader="dot"/>
             </w:tabs>
+            <w:spacing w:lineRule="auto" w:line="360"/>
             <w:rPr/>
           </w:pPr>
           <w:hyperlink w:anchor="__RefHeading___Toc663_2568108086">
             <w:r>
-              <w:rPr/>
+              <w:rPr>
+                <w:rFonts w:ascii="Times New Roman" w:hAnsi="Times New Roman"/>
+              </w:rPr>
               <w:t>2.5 Работа с CSV</w:t>
               <w:tab/>
               <w:t>8</w:t>
@@ -255,11 +293,14 @@
               <w:tab w:val="clear" w:pos="9071"/>
               <w:tab w:val="right" w:pos="9638" w:leader="dot"/>
             </w:tabs>
+            <w:spacing w:lineRule="auto" w:line="360"/>
             <w:rPr/>
           </w:pPr>
           <w:hyperlink w:anchor="__RefHeading___Toc665_2568108086">
             <w:r>
-              <w:rPr/>
+              <w:rPr>
+                <w:rFonts w:ascii="Times New Roman" w:hAnsi="Times New Roman"/>
+              </w:rPr>
               <w:t>2.6 Реализация добавления записей</w:t>
               <w:tab/>
               <w:t>8</w:t>
@@ -273,11 +314,14 @@
               <w:tab w:val="clear" w:pos="9071"/>
               <w:tab w:val="right" w:pos="9638" w:leader="dot"/>
             </w:tabs>
+            <w:spacing w:lineRule="auto" w:line="360"/>
             <w:rPr/>
           </w:pPr>
           <w:hyperlink w:anchor="__RefHeading___Toc667_2568108086">
             <w:r>
-              <w:rPr/>
+              <w:rPr>
+                <w:rFonts w:ascii="Times New Roman" w:hAnsi="Times New Roman"/>
+              </w:rPr>
               <w:t>2.7 Реализация удаления записей</w:t>
               <w:tab/>
               <w:t>8</w:t>
@@ -291,11 +335,14 @@
               <w:tab w:val="clear" w:pos="9071"/>
               <w:tab w:val="right" w:pos="9638" w:leader="dot"/>
             </w:tabs>
+            <w:spacing w:lineRule="auto" w:line="360"/>
             <w:rPr/>
           </w:pPr>
           <w:hyperlink w:anchor="__RefHeading___Toc669_2568108086">
             <w:r>
-              <w:rPr/>
+              <w:rPr>
+                <w:rFonts w:ascii="Times New Roman" w:hAnsi="Times New Roman"/>
+              </w:rPr>
               <w:t>2.8 Реализация поиска</w:t>
               <w:tab/>
               <w:t>8</w:t>
@@ -309,11 +356,14 @@
               <w:tab w:val="clear" w:pos="9071"/>
               <w:tab w:val="right" w:pos="9638" w:leader="dot"/>
             </w:tabs>
+            <w:spacing w:lineRule="auto" w:line="360"/>
             <w:rPr/>
           </w:pPr>
           <w:hyperlink w:anchor="__RefHeading___Toc671_2568108086">
             <w:r>
-              <w:rPr/>
+              <w:rPr>
+                <w:rFonts w:ascii="Times New Roman" w:hAnsi="Times New Roman"/>
+              </w:rPr>
               <w:t>2.9 Реализация сортировки</w:t>
               <w:tab/>
               <w:t>9</w:t>
@@ -327,11 +377,14 @@
               <w:tab w:val="clear" w:pos="9071"/>
               <w:tab w:val="right" w:pos="9638" w:leader="dot"/>
             </w:tabs>
+            <w:spacing w:lineRule="auto" w:line="360"/>
             <w:rPr/>
           </w:pPr>
           <w:hyperlink w:anchor="__RefHeading___Toc673_2568108086">
             <w:r>
-              <w:rPr/>
+              <w:rPr>
+                <w:rFonts w:ascii="Times New Roman" w:hAnsi="Times New Roman"/>
+              </w:rPr>
               <w:t>2.10 Вычисление агрегированных показателей</w:t>
               <w:tab/>
               <w:t>9</w:t>
@@ -345,11 +398,14 @@
               <w:tab w:val="clear" w:pos="9355"/>
               <w:tab w:val="right" w:pos="9638" w:leader="dot"/>
             </w:tabs>
+            <w:spacing w:lineRule="auto" w:line="360"/>
             <w:rPr/>
           </w:pPr>
           <w:hyperlink w:anchor="__RefHeading___Toc675_2568108086">
             <w:r>
-              <w:rPr/>
+              <w:rPr>
+                <w:rFonts w:ascii="Times New Roman" w:hAnsi="Times New Roman"/>
+              </w:rPr>
               <w:t>ГЛАВА 3. ТЕСТИРОВАНИЕ ПРИЛОЖЕНИЯ</w:t>
               <w:tab/>
               <w:t>10</w:t>
@@ -363,11 +419,14 @@
               <w:tab w:val="clear" w:pos="9071"/>
               <w:tab w:val="right" w:pos="9638" w:leader="dot"/>
             </w:tabs>
+            <w:spacing w:lineRule="auto" w:line="360"/>
             <w:rPr/>
           </w:pPr>
           <w:hyperlink w:anchor="__RefHeading___Toc677_2568108086">
             <w:r>
-              <w:rPr/>
+              <w:rPr>
+                <w:rFonts w:ascii="Times New Roman" w:hAnsi="Times New Roman"/>
+              </w:rPr>
               <w:t>3.1 Цели тестирования</w:t>
               <w:tab/>
               <w:t>10</w:t>
@@ -381,11 +440,14 @@
               <w:tab w:val="clear" w:pos="9071"/>
               <w:tab w:val="right" w:pos="9638" w:leader="dot"/>
             </w:tabs>
+            <w:spacing w:lineRule="auto" w:line="360"/>
             <w:rPr/>
           </w:pPr>
           <w:hyperlink w:anchor="__RefHeading___Toc679_2568108086">
             <w:r>
-              <w:rPr/>
+              <w:rPr>
+                <w:rFonts w:ascii="Times New Roman" w:hAnsi="Times New Roman"/>
+              </w:rPr>
               <w:t>3.2 Тестовые сценарии</w:t>
               <w:tab/>
               <w:t>10</w:t>
@@ -399,11 +461,14 @@
               <w:tab w:val="clear" w:pos="9071"/>
               <w:tab w:val="right" w:pos="9638" w:leader="dot"/>
             </w:tabs>
+            <w:spacing w:lineRule="auto" w:line="360"/>
             <w:rPr/>
           </w:pPr>
           <w:hyperlink w:anchor="__RefHeading___Toc681_2568108086">
             <w:r>
-              <w:rPr/>
+              <w:rPr>
+                <w:rFonts w:ascii="Times New Roman" w:hAnsi="Times New Roman"/>
+              </w:rPr>
               <w:t>3.3 Результаты тестирования</w:t>
               <w:tab/>
               <w:t>10</w:t>
@@ -413,18 +478,23 @@
         <w:p>
           <w:pPr>
             <w:pStyle w:val="11"/>
+            <w:spacing w:lineRule="auto" w:line="360"/>
             <w:rPr/>
           </w:pPr>
           <w:hyperlink w:anchor="__RefHeading___Toc683_2568108086">
             <w:r>
-              <w:rPr/>
+              <w:rPr>
+                <w:rFonts w:ascii="Times New Roman" w:hAnsi="Times New Roman"/>
+              </w:rPr>
               <w:t>ЗАКЛЮЧЕНИЕ</w:t>
               <w:tab/>
               <w:t>19</w:t>
             </w:r>
           </w:hyperlink>
           <w:r>
-            <w:rPr/>
+            <w:rPr>
+              <w:rFonts w:ascii="Times New Roman" w:hAnsi="Times New Roman"/>
+            </w:rPr>
             <w:fldChar w:fldCharType="end"/>
           </w:r>
         </w:p>
@@ -433,11 +503,16 @@
     <w:p>
       <w:pPr>
         <w:pStyle w:val="Normal"/>
+        <w:spacing w:lineRule="auto" w:line="360"/>
         <w:jc w:val="left"/>
-        <w:rPr/>
-      </w:pPr>
-      <w:r>
-        <w:rPr/>
+        <w:rPr>
+          <w:rFonts w:ascii="Times New Roman" w:hAnsi="Times New Roman"/>
+        </w:rPr>
+      </w:pPr>
+      <w:r>
+        <w:rPr>
+          <w:rFonts w:ascii="Times New Roman" w:hAnsi="Times New Roman"/>
+        </w:rPr>
       </w:r>
       <w:r>
         <w:br w:type="page"/>
@@ -450,66 +525,88 @@
           <w:ilvl w:val="0"/>
           <w:numId w:val="2"/>
         </w:numPr>
-        <w:rPr/>
+        <w:spacing w:lineRule="auto" w:line="360"/>
+        <w:ind w:right="198" w:firstLine="709"/>
+        <w:rPr>
+          <w:rFonts w:ascii="Times New Roman" w:hAnsi="Times New Roman"/>
+        </w:rPr>
       </w:pPr>
       <w:bookmarkStart w:id="0" w:name="__RefHeading___Toc641_2568108086"/>
       <w:bookmarkEnd w:id="0"/>
       <w:r>
-        <w:rPr/>
+        <w:rPr>
+          <w:rFonts w:ascii="Times New Roman" w:hAnsi="Times New Roman"/>
+        </w:rPr>
         <w:t>ВВЕДЕНИЕ</w:t>
       </w:r>
     </w:p>
     <w:p>
       <w:pPr>
-        <w:pStyle w:val="Style17"/>
+        <w:pStyle w:val="Style18"/>
         <w:spacing w:lineRule="auto" w:line="360" w:before="0" w:after="142"/>
         <w:jc w:val="left"/>
-        <w:rPr/>
-      </w:pPr>
-      <w:r>
-        <w:rPr/>
+        <w:rPr>
+          <w:rFonts w:ascii="Times New Roman" w:hAnsi="Times New Roman"/>
+        </w:rPr>
+      </w:pPr>
+      <w:r>
+        <w:rPr>
+          <w:rFonts w:ascii="Times New Roman" w:hAnsi="Times New Roman"/>
+        </w:rPr>
         <w:t>В современных высших учебных заведениях большое внимание уделяется не только образовательной деятельности, но и развитию студенческого спорта. Участие студентов в спортивных соревнованиях, турнирах и различных мероприятиях способствует укреплению здоровья, развитию дисциплины и формированию командных навыков. В связи с этим возникает необходимость в удобной системе учета спортивных достижений студентов, позволяющей хранить, обрабатывать и анализировать информацию о результатах спортивной деятельности.</w:t>
       </w:r>
     </w:p>
     <w:p>
       <w:pPr>
-        <w:pStyle w:val="Style17"/>
+        <w:pStyle w:val="Style18"/>
         <w:spacing w:lineRule="auto" w:line="360" w:before="0" w:after="142"/>
         <w:jc w:val="left"/>
-        <w:rPr/>
-      </w:pPr>
-      <w:r>
-        <w:rPr/>
+        <w:rPr>
+          <w:rFonts w:ascii="Times New Roman" w:hAnsi="Times New Roman"/>
+        </w:rPr>
+      </w:pPr>
+      <w:r>
+        <w:rPr>
+          <w:rFonts w:ascii="Times New Roman" w:hAnsi="Times New Roman"/>
+        </w:rPr>
         <w:t>Актуальность данной курсовой работы заключается в необходимости автоматизации учета спортивных достижений в вузе. Использование программного обеспечения позволяет упростить процесс хранения данных, ускорить поиск необходимой информации, снизить вероятность ошибок при обработке данных и повысить эффективность работы с информацией.</w:t>
       </w:r>
     </w:p>
     <w:p>
       <w:pPr>
-        <w:pStyle w:val="Style17"/>
+        <w:pStyle w:val="Style18"/>
         <w:spacing w:lineRule="auto" w:line="360" w:before="0" w:after="142"/>
         <w:jc w:val="left"/>
-        <w:rPr/>
-      </w:pPr>
-      <w:r>
-        <w:rPr/>
+        <w:rPr>
+          <w:rFonts w:ascii="Times New Roman" w:hAnsi="Times New Roman"/>
+        </w:rPr>
+      </w:pPr>
+      <w:r>
+        <w:rPr>
+          <w:rFonts w:ascii="Times New Roman" w:hAnsi="Times New Roman"/>
+        </w:rPr>
         <w:t>Целью курсовой работы является разработка консольного приложения «Система учета спортивных достижений в вузе» на языке Kotlin, предназначенного для хранения, обработки и управления информацией о спортивных достижениях студентов.</w:t>
       </w:r>
     </w:p>
     <w:p>
       <w:pPr>
-        <w:pStyle w:val="Style17"/>
+        <w:pStyle w:val="Style18"/>
         <w:spacing w:lineRule="auto" w:line="360" w:before="0" w:after="142"/>
         <w:jc w:val="left"/>
-        <w:rPr/>
-      </w:pPr>
-      <w:r>
-        <w:rPr/>
+        <w:rPr>
+          <w:rFonts w:ascii="Times New Roman" w:hAnsi="Times New Roman"/>
+        </w:rPr>
+      </w:pPr>
+      <w:r>
+        <w:rPr>
+          <w:rFonts w:ascii="Times New Roman" w:hAnsi="Times New Roman"/>
+        </w:rPr>
         <w:t>Для достижения поставленной цели необходимо решить следующие задачи:</w:t>
       </w:r>
     </w:p>
     <w:p>
       <w:pPr>
-        <w:pStyle w:val="Style17"/>
+        <w:pStyle w:val="Style18"/>
         <w:numPr>
           <w:ilvl w:val="0"/>
           <w:numId w:val="3"/>
@@ -521,16 +618,20 @@
         <w:spacing w:lineRule="auto" w:line="360" w:before="0" w:after="142"/>
         <w:ind w:left="0" w:firstLine="709"/>
         <w:jc w:val="left"/>
-        <w:rPr/>
-      </w:pPr>
-      <w:r>
-        <w:rPr/>
+        <w:rPr>
+          <w:rFonts w:ascii="Times New Roman" w:hAnsi="Times New Roman"/>
+        </w:rPr>
+      </w:pPr>
+      <w:r>
+        <w:rPr>
+          <w:rFonts w:ascii="Times New Roman" w:hAnsi="Times New Roman"/>
+        </w:rPr>
         <w:t>выполнить анализ предметной области;</w:t>
       </w:r>
     </w:p>
     <w:p>
       <w:pPr>
-        <w:pStyle w:val="Style17"/>
+        <w:pStyle w:val="Style18"/>
         <w:numPr>
           <w:ilvl w:val="0"/>
           <w:numId w:val="3"/>
@@ -542,16 +643,20 @@
         <w:spacing w:lineRule="auto" w:line="360" w:before="0" w:after="142"/>
         <w:ind w:left="0" w:firstLine="709"/>
         <w:jc w:val="left"/>
-        <w:rPr/>
-      </w:pPr>
-      <w:r>
-        <w:rPr/>
+        <w:rPr>
+          <w:rFonts w:ascii="Times New Roman" w:hAnsi="Times New Roman"/>
+        </w:rPr>
+      </w:pPr>
+      <w:r>
+        <w:rPr>
+          <w:rFonts w:ascii="Times New Roman" w:hAnsi="Times New Roman"/>
+        </w:rPr>
         <w:t>определить функциональные требования к системе;</w:t>
       </w:r>
     </w:p>
     <w:p>
       <w:pPr>
-        <w:pStyle w:val="Style17"/>
+        <w:pStyle w:val="Style18"/>
         <w:numPr>
           <w:ilvl w:val="0"/>
           <w:numId w:val="3"/>
@@ -563,16 +668,20 @@
         <w:spacing w:lineRule="auto" w:line="360" w:before="0" w:after="142"/>
         <w:ind w:left="0" w:firstLine="709"/>
         <w:jc w:val="left"/>
-        <w:rPr/>
-      </w:pPr>
-      <w:r>
-        <w:rPr/>
+        <w:rPr>
+          <w:rFonts w:ascii="Times New Roman" w:hAnsi="Times New Roman"/>
+        </w:rPr>
+      </w:pPr>
+      <w:r>
+        <w:rPr>
+          <w:rFonts w:ascii="Times New Roman" w:hAnsi="Times New Roman"/>
+        </w:rPr>
         <w:t>разработать структуру данных приложения;</w:t>
       </w:r>
     </w:p>
     <w:p>
       <w:pPr>
-        <w:pStyle w:val="Style17"/>
+        <w:pStyle w:val="Style18"/>
         <w:numPr>
           <w:ilvl w:val="0"/>
           <w:numId w:val="3"/>
@@ -584,16 +693,20 @@
         <w:spacing w:lineRule="auto" w:line="360" w:before="0" w:after="142"/>
         <w:ind w:left="0" w:firstLine="709"/>
         <w:jc w:val="left"/>
-        <w:rPr/>
-      </w:pPr>
-      <w:r>
-        <w:rPr/>
+        <w:rPr>
+          <w:rFonts w:ascii="Times New Roman" w:hAnsi="Times New Roman"/>
+        </w:rPr>
+      </w:pPr>
+      <w:r>
+        <w:rPr>
+          <w:rFonts w:ascii="Times New Roman" w:hAnsi="Times New Roman"/>
+        </w:rPr>
         <w:t>реализовать консольное приложение на языке Kotlin;</w:t>
       </w:r>
     </w:p>
     <w:p>
       <w:pPr>
-        <w:pStyle w:val="Style17"/>
+        <w:pStyle w:val="Style18"/>
         <w:numPr>
           <w:ilvl w:val="0"/>
           <w:numId w:val="3"/>
@@ -605,16 +718,20 @@
         <w:spacing w:lineRule="auto" w:line="360" w:before="0" w:after="142"/>
         <w:ind w:left="0" w:firstLine="709"/>
         <w:jc w:val="left"/>
-        <w:rPr/>
-      </w:pPr>
-      <w:r>
-        <w:rPr/>
+        <w:rPr>
+          <w:rFonts w:ascii="Times New Roman" w:hAnsi="Times New Roman"/>
+        </w:rPr>
+      </w:pPr>
+      <w:r>
+        <w:rPr>
+          <w:rFonts w:ascii="Times New Roman" w:hAnsi="Times New Roman"/>
+        </w:rPr>
         <w:t>организовать загрузку и сохранение данных в JSON/CSV-файл;</w:t>
       </w:r>
     </w:p>
     <w:p>
       <w:pPr>
-        <w:pStyle w:val="Style17"/>
+        <w:pStyle w:val="Style18"/>
         <w:numPr>
           <w:ilvl w:val="0"/>
           <w:numId w:val="3"/>
@@ -626,16 +743,20 @@
         <w:spacing w:lineRule="auto" w:line="360" w:before="0" w:after="142"/>
         <w:ind w:left="0" w:firstLine="709"/>
         <w:jc w:val="left"/>
-        <w:rPr/>
-      </w:pPr>
-      <w:r>
-        <w:rPr/>
+        <w:rPr>
+          <w:rFonts w:ascii="Times New Roman" w:hAnsi="Times New Roman"/>
+        </w:rPr>
+      </w:pPr>
+      <w:r>
+        <w:rPr>
+          <w:rFonts w:ascii="Times New Roman" w:hAnsi="Times New Roman"/>
+        </w:rPr>
         <w:t>реализовать функции добавления, редактирования, удаления, поиска и сортировки данных;</w:t>
       </w:r>
     </w:p>
     <w:p>
       <w:pPr>
-        <w:pStyle w:val="Style17"/>
+        <w:pStyle w:val="Style18"/>
         <w:numPr>
           <w:ilvl w:val="0"/>
           <w:numId w:val="3"/>
@@ -647,46 +768,62 @@
         <w:spacing w:lineRule="auto" w:line="360" w:before="0" w:after="142"/>
         <w:ind w:left="0" w:firstLine="709"/>
         <w:jc w:val="left"/>
-        <w:rPr/>
-      </w:pPr>
-      <w:r>
-        <w:rPr/>
+        <w:rPr>
+          <w:rFonts w:ascii="Times New Roman" w:hAnsi="Times New Roman"/>
+        </w:rPr>
+      </w:pPr>
+      <w:r>
+        <w:rPr>
+          <w:rFonts w:ascii="Times New Roman" w:hAnsi="Times New Roman"/>
+        </w:rPr>
         <w:t>выполнить тестирование разработанного приложения.</w:t>
       </w:r>
     </w:p>
     <w:p>
       <w:pPr>
-        <w:pStyle w:val="Style17"/>
+        <w:pStyle w:val="Style18"/>
         <w:spacing w:lineRule="auto" w:line="360" w:before="0" w:after="142"/>
         <w:jc w:val="left"/>
-        <w:rPr/>
-      </w:pPr>
-      <w:r>
-        <w:rPr/>
+        <w:rPr>
+          <w:rFonts w:ascii="Times New Roman" w:hAnsi="Times New Roman"/>
+        </w:rPr>
+      </w:pPr>
+      <w:r>
+        <w:rPr>
+          <w:rFonts w:ascii="Times New Roman" w:hAnsi="Times New Roman"/>
+        </w:rPr>
         <w:t>Объектом исследования является процесс учета спортивных достижений студентов в высшем учебном заведении.</w:t>
       </w:r>
     </w:p>
     <w:p>
       <w:pPr>
-        <w:pStyle w:val="Style17"/>
+        <w:pStyle w:val="Style18"/>
         <w:spacing w:lineRule="auto" w:line="360" w:before="0" w:after="142"/>
         <w:jc w:val="left"/>
-        <w:rPr/>
-      </w:pPr>
-      <w:r>
-        <w:rPr/>
+        <w:rPr>
+          <w:rFonts w:ascii="Times New Roman" w:hAnsi="Times New Roman"/>
+        </w:rPr>
+      </w:pPr>
+      <w:r>
+        <w:rPr>
+          <w:rFonts w:ascii="Times New Roman" w:hAnsi="Times New Roman"/>
+        </w:rPr>
         <w:t>Предметом исследования являются методы и средства разработки консольных приложений на языке Kotlin для автоматизации учета данных.</w:t>
       </w:r>
     </w:p>
     <w:p>
       <w:pPr>
-        <w:pStyle w:val="Style17"/>
+        <w:pStyle w:val="Style18"/>
         <w:spacing w:lineRule="auto" w:line="360" w:before="0" w:after="142"/>
         <w:jc w:val="left"/>
-        <w:rPr/>
-      </w:pPr>
-      <w:r>
-        <w:rPr/>
+        <w:rPr>
+          <w:rFonts w:ascii="Times New Roman" w:hAnsi="Times New Roman"/>
+        </w:rPr>
+      </w:pPr>
+      <w:r>
+        <w:rPr>
+          <w:rFonts w:ascii="Times New Roman" w:hAnsi="Times New Roman"/>
+        </w:rPr>
         <w:t>Курсовая работа состоит из введения, трех глав, заключения, списка использованных источников и приложений. В первой главе рассматривается предметная область и формулируются требования к системе. Во второй главе описывается процесс разработки консольного приложения и его функциональные возможности. В третьей главе представлены результаты тестирования разработанного программного продукта.</w:t>
       </w:r>
     </w:p>
@@ -697,24 +834,35 @@
           <w:ilvl w:val="0"/>
           <w:numId w:val="2"/>
         </w:numPr>
-        <w:rPr/>
+        <w:spacing w:lineRule="auto" w:line="360"/>
+        <w:ind w:right="198" w:firstLine="709"/>
+        <w:rPr>
+          <w:rFonts w:ascii="Times New Roman" w:hAnsi="Times New Roman"/>
+        </w:rPr>
       </w:pPr>
       <w:bookmarkStart w:id="1" w:name="__RefHeading___Toc643_2568108086"/>
       <w:bookmarkEnd w:id="1"/>
       <w:r>
-        <w:rPr/>
+        <w:rPr>
+          <w:rFonts w:ascii="Times New Roman" w:hAnsi="Times New Roman"/>
+        </w:rPr>
         <w:t>ОСНОВНАЯ ЧАСТЬ</w:t>
       </w:r>
     </w:p>
     <w:p>
       <w:pPr>
         <w:pStyle w:val="2"/>
-        <w:rPr/>
+        <w:spacing w:lineRule="auto" w:line="360"/>
+        <w:rPr>
+          <w:rFonts w:ascii="Times New Roman" w:hAnsi="Times New Roman"/>
+        </w:rPr>
       </w:pPr>
       <w:bookmarkStart w:id="2" w:name="__RefHeading___Toc645_2568108086"/>
       <w:bookmarkEnd w:id="2"/>
       <w:r>
-        <w:rPr/>
+        <w:rPr>
+          <w:rFonts w:ascii="Times New Roman" w:hAnsi="Times New Roman"/>
+        </w:rPr>
         <w:t>ГЛАВА 1. АНАЛИЗ ПРЕДМЕТНОЙ ОБЛАСТИ</w:t>
       </w:r>
     </w:p>
@@ -725,103 +873,153 @@
           <w:ilvl w:val="0"/>
           <w:numId w:val="0"/>
         </w:numPr>
+        <w:spacing w:lineRule="auto" w:line="360"/>
         <w:ind w:left="709" w:hanging="0"/>
-        <w:rPr/>
+        <w:rPr>
+          <w:rFonts w:ascii="Times New Roman" w:hAnsi="Times New Roman"/>
+        </w:rPr>
       </w:pPr>
       <w:bookmarkStart w:id="3" w:name="__RefHeading___Toc647_2568108086"/>
       <w:bookmarkEnd w:id="3"/>
       <w:r>
-        <w:rPr/>
+        <w:rPr>
+          <w:rFonts w:ascii="Times New Roman" w:hAnsi="Times New Roman"/>
+        </w:rPr>
         <w:t>1.1 Описание предметной области</w:t>
       </w:r>
     </w:p>
     <w:p>
       <w:pPr>
         <w:pStyle w:val="Normal"/>
-        <w:rPr/>
-      </w:pPr>
-      <w:r>
-        <w:rPr/>
+        <w:spacing w:lineRule="auto" w:line="360"/>
+        <w:rPr>
+          <w:rFonts w:ascii="Times New Roman" w:hAnsi="Times New Roman"/>
+        </w:rPr>
+      </w:pPr>
+      <w:r>
+        <w:rPr>
+          <w:rFonts w:ascii="Times New Roman" w:hAnsi="Times New Roman"/>
+        </w:rPr>
         <w:t xml:space="preserve">Современные высшие учебные заведения уделяют большое внимание развитию спортивной деятельности студентов. </w:t>
       </w:r>
     </w:p>
     <w:p>
       <w:pPr>
         <w:pStyle w:val="Normal"/>
-        <w:rPr/>
-      </w:pPr>
-      <w:r>
-        <w:rPr/>
+        <w:spacing w:lineRule="auto" w:line="360"/>
+        <w:rPr>
+          <w:rFonts w:ascii="Times New Roman" w:hAnsi="Times New Roman"/>
+        </w:rPr>
+      </w:pPr>
+      <w:r>
+        <w:rPr>
+          <w:rFonts w:ascii="Times New Roman" w:hAnsi="Times New Roman"/>
+        </w:rPr>
         <w:t>Организация спортивных мероприятий, участие студентов в соревнованиях различного уровня, а также хранение информации о достигнутых результатах требуют применения современных информационных технологий. Ведение учета спортивных достижений вручную является сложным процессом, особенно при большом количестве студентов и различных видов спорта.</w:t>
       </w:r>
     </w:p>
     <w:p>
       <w:pPr>
         <w:pStyle w:val="Normal"/>
-        <w:rPr/>
-      </w:pPr>
-      <w:r>
-        <w:rPr/>
+        <w:spacing w:lineRule="auto" w:line="360"/>
+        <w:rPr>
+          <w:rFonts w:ascii="Times New Roman" w:hAnsi="Times New Roman"/>
+        </w:rPr>
+      </w:pPr>
+      <w:r>
+        <w:rPr>
+          <w:rFonts w:ascii="Times New Roman" w:hAnsi="Times New Roman"/>
+        </w:rPr>
         <w:t xml:space="preserve">Разрабатываемое консольное приложение предназначено для автоматизации учета спортивных достижений студентов вуза. </w:t>
       </w:r>
     </w:p>
     <w:p>
       <w:pPr>
         <w:pStyle w:val="Normal"/>
-        <w:rPr/>
-      </w:pPr>
-      <w:r>
-        <w:rPr/>
+        <w:spacing w:lineRule="auto" w:line="360"/>
+        <w:rPr>
+          <w:rFonts w:ascii="Times New Roman" w:hAnsi="Times New Roman"/>
+        </w:rPr>
+      </w:pPr>
+      <w:r>
+        <w:rPr>
+          <w:rFonts w:ascii="Times New Roman" w:hAnsi="Times New Roman"/>
+        </w:rPr>
         <w:t>Система позволяет хранить информацию о студентах, факультетах, спортивных дисциплинах, результатах соревнований и датах проведения мероприятий.</w:t>
       </w:r>
     </w:p>
     <w:p>
       <w:pPr>
         <w:pStyle w:val="Normal"/>
-        <w:rPr/>
-      </w:pPr>
-      <w:r>
-        <w:rPr/>
+        <w:spacing w:lineRule="auto" w:line="360"/>
+        <w:rPr>
+          <w:rFonts w:ascii="Times New Roman" w:hAnsi="Times New Roman"/>
+        </w:rPr>
+      </w:pPr>
+      <w:r>
+        <w:rPr>
+          <w:rFonts w:ascii="Times New Roman" w:hAnsi="Times New Roman"/>
+        </w:rPr>
         <w:t xml:space="preserve">В рамках предметной области основными объектами являются студенты и их спортивные достижения. </w:t>
       </w:r>
     </w:p>
     <w:p>
       <w:pPr>
         <w:pStyle w:val="Normal"/>
-        <w:rPr/>
-      </w:pPr>
-      <w:r>
-        <w:rPr/>
+        <w:spacing w:lineRule="auto" w:line="360"/>
+        <w:rPr>
+          <w:rFonts w:ascii="Times New Roman" w:hAnsi="Times New Roman"/>
+        </w:rPr>
+      </w:pPr>
+      <w:r>
+        <w:rPr>
+          <w:rFonts w:ascii="Times New Roman" w:hAnsi="Times New Roman"/>
+        </w:rPr>
         <w:t>Каждый студент обладает уникальным идентификатором, именем, фамилией, принадлежностью к факультету и набором спортивных достижений. Каждое достижение содержит вид спорта, результат и дату.</w:t>
       </w:r>
     </w:p>
     <w:p>
       <w:pPr>
         <w:pStyle w:val="Normal"/>
-        <w:rPr/>
-      </w:pPr>
-      <w:r>
-        <w:rPr/>
+        <w:spacing w:lineRule="auto" w:line="360"/>
+        <w:rPr>
+          <w:rFonts w:ascii="Times New Roman" w:hAnsi="Times New Roman"/>
+        </w:rPr>
+      </w:pPr>
+      <w:r>
+        <w:rPr>
+          <w:rFonts w:ascii="Times New Roman" w:hAnsi="Times New Roman"/>
+        </w:rPr>
         <w:t xml:space="preserve">Разработка данной системы позволяет значительно упростить работу по обработке информации. </w:t>
       </w:r>
     </w:p>
     <w:p>
       <w:pPr>
         <w:pStyle w:val="Normal"/>
-        <w:rPr/>
-      </w:pPr>
-      <w:r>
-        <w:rPr/>
+        <w:spacing w:lineRule="auto" w:line="360"/>
+        <w:rPr>
+          <w:rFonts w:ascii="Times New Roman" w:hAnsi="Times New Roman"/>
+        </w:rPr>
+      </w:pPr>
+      <w:r>
+        <w:rPr>
+          <w:rFonts w:ascii="Times New Roman" w:hAnsi="Times New Roman"/>
+        </w:rPr>
         <w:t>Пользователь получает возможность быстро добавлять новые записи, изменять существующие данные, удалять ненужную информацию, выполнять поиск и сортировку записей.</w:t>
       </w:r>
     </w:p>
     <w:p>
       <w:pPr>
         <w:pStyle w:val="Normal"/>
-        <w:rPr/>
-      </w:pPr>
-      <w:r>
-        <w:rPr/>
+        <w:spacing w:lineRule="auto" w:line="360"/>
+        <w:rPr>
+          <w:rFonts w:ascii="Times New Roman" w:hAnsi="Times New Roman"/>
+        </w:rPr>
+      </w:pPr>
+      <w:r>
+        <w:rPr>
+          <w:rFonts w:ascii="Times New Roman" w:hAnsi="Times New Roman"/>
+        </w:rPr>
         <w:t>Использование языка программирования Kotlin обусловлено его современными возможностями, поддержкой объектно-ориентированного программирования и удобными средствами работы с коллекциями и файлами.</w:t>
       </w:r>
     </w:p>
@@ -832,33 +1030,48 @@
           <w:ilvl w:val="0"/>
           <w:numId w:val="0"/>
         </w:numPr>
+        <w:spacing w:lineRule="auto" w:line="360"/>
         <w:ind w:left="709" w:hanging="0"/>
-        <w:rPr/>
+        <w:rPr>
+          <w:rFonts w:ascii="Times New Roman" w:hAnsi="Times New Roman"/>
+        </w:rPr>
       </w:pPr>
       <w:bookmarkStart w:id="4" w:name="__RefHeading___Toc649_2568108086"/>
       <w:bookmarkEnd w:id="4"/>
       <w:r>
-        <w:rPr/>
+        <w:rPr>
+          <w:rFonts w:ascii="Times New Roman" w:hAnsi="Times New Roman"/>
+        </w:rPr>
         <w:t>1.2 Требования к системе</w:t>
       </w:r>
     </w:p>
     <w:p>
       <w:pPr>
         <w:pStyle w:val="Normal"/>
-        <w:rPr/>
-      </w:pPr>
-      <w:r>
-        <w:rPr/>
+        <w:spacing w:lineRule="auto" w:line="360"/>
+        <w:rPr>
+          <w:rFonts w:ascii="Times New Roman" w:hAnsi="Times New Roman"/>
+        </w:rPr>
+      </w:pPr>
+      <w:r>
+        <w:rPr>
+          <w:rFonts w:ascii="Times New Roman" w:hAnsi="Times New Roman"/>
+        </w:rPr>
         <w:t xml:space="preserve">Разрабатываемое приложение должно обеспечивать корректную работу с данными о спортивных достижениях студентов. </w:t>
       </w:r>
     </w:p>
     <w:p>
       <w:pPr>
         <w:pStyle w:val="Normal"/>
-        <w:rPr/>
-      </w:pPr>
-      <w:r>
-        <w:rPr/>
+        <w:spacing w:lineRule="auto" w:line="360"/>
+        <w:rPr>
+          <w:rFonts w:ascii="Times New Roman" w:hAnsi="Times New Roman"/>
+        </w:rPr>
+      </w:pPr>
+      <w:r>
+        <w:rPr>
+          <w:rFonts w:ascii="Times New Roman" w:hAnsi="Times New Roman"/>
+        </w:rPr>
         <w:t>Основными требованиями являются:</w:t>
       </w:r>
     </w:p>
@@ -869,10 +1082,15 @@
           <w:ilvl w:val="0"/>
           <w:numId w:val="4"/>
         </w:numPr>
-        <w:rPr/>
-      </w:pPr>
-      <w:r>
-        <w:rPr/>
+        <w:spacing w:lineRule="auto" w:line="360"/>
+        <w:rPr>
+          <w:rFonts w:ascii="Times New Roman" w:hAnsi="Times New Roman"/>
+        </w:rPr>
+      </w:pPr>
+      <w:r>
+        <w:rPr>
+          <w:rFonts w:ascii="Times New Roman" w:hAnsi="Times New Roman"/>
+        </w:rPr>
         <w:t>загрузка данных из файлов формата JSON и CSV;</w:t>
       </w:r>
     </w:p>
@@ -883,10 +1101,15 @@
           <w:ilvl w:val="0"/>
           <w:numId w:val="4"/>
         </w:numPr>
-        <w:rPr/>
-      </w:pPr>
-      <w:r>
-        <w:rPr/>
+        <w:spacing w:lineRule="auto" w:line="360"/>
+        <w:rPr>
+          <w:rFonts w:ascii="Times New Roman" w:hAnsi="Times New Roman"/>
+        </w:rPr>
+      </w:pPr>
+      <w:r>
+        <w:rPr>
+          <w:rFonts w:ascii="Times New Roman" w:hAnsi="Times New Roman"/>
+        </w:rPr>
         <w:t>сохранение данных;</w:t>
       </w:r>
     </w:p>
@@ -897,10 +1120,15 @@
           <w:ilvl w:val="0"/>
           <w:numId w:val="4"/>
         </w:numPr>
-        <w:rPr/>
-      </w:pPr>
-      <w:r>
-        <w:rPr/>
+        <w:spacing w:lineRule="auto" w:line="360"/>
+        <w:rPr>
+          <w:rFonts w:ascii="Times New Roman" w:hAnsi="Times New Roman"/>
+        </w:rPr>
+      </w:pPr>
+      <w:r>
+        <w:rPr>
+          <w:rFonts w:ascii="Times New Roman" w:hAnsi="Times New Roman"/>
+        </w:rPr>
         <w:t>отображение списка студентов;</w:t>
       </w:r>
     </w:p>
@@ -911,10 +1139,15 @@
           <w:ilvl w:val="0"/>
           <w:numId w:val="4"/>
         </w:numPr>
-        <w:rPr/>
-      </w:pPr>
-      <w:r>
-        <w:rPr/>
+        <w:spacing w:lineRule="auto" w:line="360"/>
+        <w:rPr>
+          <w:rFonts w:ascii="Times New Roman" w:hAnsi="Times New Roman"/>
+        </w:rPr>
+      </w:pPr>
+      <w:r>
+        <w:rPr>
+          <w:rFonts w:ascii="Times New Roman" w:hAnsi="Times New Roman"/>
+        </w:rPr>
         <w:t>добавление новых записей;</w:t>
       </w:r>
     </w:p>
@@ -925,10 +1158,15 @@
           <w:ilvl w:val="0"/>
           <w:numId w:val="4"/>
         </w:numPr>
-        <w:rPr/>
-      </w:pPr>
-      <w:r>
-        <w:rPr/>
+        <w:spacing w:lineRule="auto" w:line="360"/>
+        <w:rPr>
+          <w:rFonts w:ascii="Times New Roman" w:hAnsi="Times New Roman"/>
+        </w:rPr>
+      </w:pPr>
+      <w:r>
+        <w:rPr>
+          <w:rFonts w:ascii="Times New Roman" w:hAnsi="Times New Roman"/>
+        </w:rPr>
         <w:t>изменение существующих записей;</w:t>
       </w:r>
     </w:p>
@@ -939,10 +1177,15 @@
           <w:ilvl w:val="0"/>
           <w:numId w:val="4"/>
         </w:numPr>
-        <w:rPr/>
-      </w:pPr>
-      <w:r>
-        <w:rPr/>
+        <w:spacing w:lineRule="auto" w:line="360"/>
+        <w:rPr>
+          <w:rFonts w:ascii="Times New Roman" w:hAnsi="Times New Roman"/>
+        </w:rPr>
+      </w:pPr>
+      <w:r>
+        <w:rPr>
+          <w:rFonts w:ascii="Times New Roman" w:hAnsi="Times New Roman"/>
+        </w:rPr>
         <w:t>удаление информации;</w:t>
       </w:r>
     </w:p>
@@ -953,10 +1196,15 @@
           <w:ilvl w:val="0"/>
           <w:numId w:val="4"/>
         </w:numPr>
-        <w:rPr/>
-      </w:pPr>
-      <w:r>
-        <w:rPr/>
+        <w:spacing w:lineRule="auto" w:line="360"/>
+        <w:rPr>
+          <w:rFonts w:ascii="Times New Roman" w:hAnsi="Times New Roman"/>
+        </w:rPr>
+      </w:pPr>
+      <w:r>
+        <w:rPr>
+          <w:rFonts w:ascii="Times New Roman" w:hAnsi="Times New Roman"/>
+        </w:rPr>
         <w:t>поиск записей по различным параметрам;</w:t>
       </w:r>
     </w:p>
@@ -967,10 +1215,15 @@
           <w:ilvl w:val="0"/>
           <w:numId w:val="4"/>
         </w:numPr>
-        <w:rPr/>
-      </w:pPr>
-      <w:r>
-        <w:rPr/>
+        <w:spacing w:lineRule="auto" w:line="360"/>
+        <w:rPr>
+          <w:rFonts w:ascii="Times New Roman" w:hAnsi="Times New Roman"/>
+        </w:rPr>
+      </w:pPr>
+      <w:r>
+        <w:rPr>
+          <w:rFonts w:ascii="Times New Roman" w:hAnsi="Times New Roman"/>
+        </w:rPr>
         <w:t>сортировка данных;</w:t>
       </w:r>
     </w:p>
@@ -981,10 +1234,15 @@
           <w:ilvl w:val="0"/>
           <w:numId w:val="4"/>
         </w:numPr>
-        <w:rPr/>
-      </w:pPr>
-      <w:r>
-        <w:rPr/>
+        <w:spacing w:lineRule="auto" w:line="360"/>
+        <w:rPr>
+          <w:rFonts w:ascii="Times New Roman" w:hAnsi="Times New Roman"/>
+        </w:rPr>
+      </w:pPr>
+      <w:r>
+        <w:rPr>
+          <w:rFonts w:ascii="Times New Roman" w:hAnsi="Times New Roman"/>
+        </w:rPr>
         <w:t>вычисление агрегированных показателей;</w:t>
       </w:r>
     </w:p>
@@ -995,30 +1253,45 @@
           <w:ilvl w:val="0"/>
           <w:numId w:val="4"/>
         </w:numPr>
-        <w:rPr/>
-      </w:pPr>
-      <w:r>
-        <w:rPr/>
+        <w:spacing w:lineRule="auto" w:line="360"/>
+        <w:rPr>
+          <w:rFonts w:ascii="Times New Roman" w:hAnsi="Times New Roman"/>
+        </w:rPr>
+      </w:pPr>
+      <w:r>
+        <w:rPr>
+          <w:rFonts w:ascii="Times New Roman" w:hAnsi="Times New Roman"/>
+        </w:rPr>
         <w:t>обработка ошибок пользовательского ввода.</w:t>
       </w:r>
     </w:p>
     <w:p>
       <w:pPr>
         <w:pStyle w:val="Normal"/>
-        <w:rPr/>
-      </w:pPr>
-      <w:r>
-        <w:rPr/>
+        <w:spacing w:lineRule="auto" w:line="360"/>
+        <w:rPr>
+          <w:rFonts w:ascii="Times New Roman" w:hAnsi="Times New Roman"/>
+        </w:rPr>
+      </w:pPr>
+      <w:r>
+        <w:rPr>
+          <w:rFonts w:ascii="Times New Roman" w:hAnsi="Times New Roman"/>
+        </w:rPr>
         <w:t xml:space="preserve">Приложение реализовано в виде консольной программы с циклическим меню. </w:t>
       </w:r>
     </w:p>
     <w:p>
       <w:pPr>
         <w:pStyle w:val="Normal"/>
-        <w:rPr/>
-      </w:pPr>
-      <w:r>
-        <w:rPr/>
+        <w:spacing w:lineRule="auto" w:line="360"/>
+        <w:rPr>
+          <w:rFonts w:ascii="Times New Roman" w:hAnsi="Times New Roman"/>
+        </w:rPr>
+      </w:pPr>
+      <w:r>
+        <w:rPr>
+          <w:rFonts w:ascii="Times New Roman" w:hAnsi="Times New Roman"/>
+        </w:rPr>
         <w:t>Пользователь взаимодействует с системой посредством ввода команд.</w:t>
       </w:r>
     </w:p>
@@ -1029,27 +1302,33 @@
           <w:ilvl w:val="0"/>
           <w:numId w:val="0"/>
         </w:numPr>
+        <w:spacing w:lineRule="auto" w:line="360"/>
         <w:ind w:left="709" w:hanging="0"/>
-        <w:rPr/>
+        <w:rPr>
+          <w:rFonts w:ascii="Times New Roman" w:hAnsi="Times New Roman"/>
+        </w:rPr>
       </w:pPr>
       <w:bookmarkStart w:id="5" w:name="__RefHeading___Toc651_2568108086"/>
       <w:bookmarkEnd w:id="5"/>
       <w:r>
-        <w:rPr/>
-        <w:t xml:space="preserve">1.3 Входные </w:t>
-      </w:r>
-      <w:r>
-        <w:rPr/>
-        <w:t>данные и ограничения</w:t>
-      </w:r>
-    </w:p>
-    <w:p>
-      <w:pPr>
-        <w:pStyle w:val="Normal"/>
-        <w:rPr/>
-      </w:pPr>
-      <w:r>
-        <w:rPr/>
+        <w:rPr>
+          <w:rFonts w:ascii="Times New Roman" w:hAnsi="Times New Roman"/>
+        </w:rPr>
+        <w:t>1.3 Входные данные и ограничения</w:t>
+      </w:r>
+    </w:p>
+    <w:p>
+      <w:pPr>
+        <w:pStyle w:val="Normal"/>
+        <w:spacing w:lineRule="auto" w:line="360"/>
+        <w:rPr>
+          <w:rFonts w:ascii="Times New Roman" w:hAnsi="Times New Roman"/>
+        </w:rPr>
+      </w:pPr>
+      <w:r>
+        <w:rPr>
+          <w:rFonts w:ascii="Times New Roman" w:hAnsi="Times New Roman"/>
+        </w:rPr>
         <w:t>Входными данными системы являются сведения о студентах:</w:t>
       </w:r>
     </w:p>
@@ -1060,10 +1339,15 @@
           <w:ilvl w:val="0"/>
           <w:numId w:val="5"/>
         </w:numPr>
-        <w:rPr/>
-      </w:pPr>
-      <w:r>
-        <w:rPr/>
+        <w:spacing w:lineRule="auto" w:line="360"/>
+        <w:rPr>
+          <w:rFonts w:ascii="Times New Roman" w:hAnsi="Times New Roman"/>
+        </w:rPr>
+      </w:pPr>
+      <w:r>
+        <w:rPr>
+          <w:rFonts w:ascii="Times New Roman" w:hAnsi="Times New Roman"/>
+        </w:rPr>
         <w:t>идентификатор;</w:t>
       </w:r>
     </w:p>
@@ -1074,10 +1358,15 @@
           <w:ilvl w:val="0"/>
           <w:numId w:val="5"/>
         </w:numPr>
-        <w:rPr/>
-      </w:pPr>
-      <w:r>
-        <w:rPr/>
+        <w:spacing w:lineRule="auto" w:line="360"/>
+        <w:rPr>
+          <w:rFonts w:ascii="Times New Roman" w:hAnsi="Times New Roman"/>
+        </w:rPr>
+      </w:pPr>
+      <w:r>
+        <w:rPr>
+          <w:rFonts w:ascii="Times New Roman" w:hAnsi="Times New Roman"/>
+        </w:rPr>
         <w:t>имя;</w:t>
       </w:r>
     </w:p>
@@ -1088,10 +1377,15 @@
           <w:ilvl w:val="0"/>
           <w:numId w:val="5"/>
         </w:numPr>
-        <w:rPr/>
-      </w:pPr>
-      <w:r>
-        <w:rPr/>
+        <w:spacing w:lineRule="auto" w:line="360"/>
+        <w:rPr>
+          <w:rFonts w:ascii="Times New Roman" w:hAnsi="Times New Roman"/>
+        </w:rPr>
+      </w:pPr>
+      <w:r>
+        <w:rPr>
+          <w:rFonts w:ascii="Times New Roman" w:hAnsi="Times New Roman"/>
+        </w:rPr>
         <w:t>фамилия;</w:t>
       </w:r>
     </w:p>
@@ -1102,10 +1396,15 @@
           <w:ilvl w:val="0"/>
           <w:numId w:val="5"/>
         </w:numPr>
-        <w:rPr/>
-      </w:pPr>
-      <w:r>
-        <w:rPr/>
+        <w:spacing w:lineRule="auto" w:line="360"/>
+        <w:rPr>
+          <w:rFonts w:ascii="Times New Roman" w:hAnsi="Times New Roman"/>
+        </w:rPr>
+      </w:pPr>
+      <w:r>
+        <w:rPr>
+          <w:rFonts w:ascii="Times New Roman" w:hAnsi="Times New Roman"/>
+        </w:rPr>
         <w:t>факультет;</w:t>
       </w:r>
     </w:p>
@@ -1116,20 +1415,30 @@
           <w:ilvl w:val="0"/>
           <w:numId w:val="5"/>
         </w:numPr>
-        <w:rPr/>
-      </w:pPr>
-      <w:r>
-        <w:rPr/>
+        <w:spacing w:lineRule="auto" w:line="360"/>
+        <w:rPr>
+          <w:rFonts w:ascii="Times New Roman" w:hAnsi="Times New Roman"/>
+        </w:rPr>
+      </w:pPr>
+      <w:r>
+        <w:rPr>
+          <w:rFonts w:ascii="Times New Roman" w:hAnsi="Times New Roman"/>
+        </w:rPr>
         <w:t>спортивные достижения.</w:t>
       </w:r>
     </w:p>
     <w:p>
       <w:pPr>
         <w:pStyle w:val="Normal"/>
-        <w:rPr/>
-      </w:pPr>
-      <w:r>
-        <w:rPr/>
+        <w:spacing w:lineRule="auto" w:line="360"/>
+        <w:rPr>
+          <w:rFonts w:ascii="Times New Roman" w:hAnsi="Times New Roman"/>
+        </w:rPr>
+      </w:pPr>
+      <w:r>
+        <w:rPr>
+          <w:rFonts w:ascii="Times New Roman" w:hAnsi="Times New Roman"/>
+        </w:rPr>
         <w:t>Каждое спортивное достижение включает:</w:t>
       </w:r>
     </w:p>
@@ -1140,10 +1449,15 @@
           <w:ilvl w:val="0"/>
           <w:numId w:val="6"/>
         </w:numPr>
-        <w:rPr/>
-      </w:pPr>
-      <w:r>
-        <w:rPr/>
+        <w:spacing w:lineRule="auto" w:line="360"/>
+        <w:rPr>
+          <w:rFonts w:ascii="Times New Roman" w:hAnsi="Times New Roman"/>
+        </w:rPr>
+      </w:pPr>
+      <w:r>
+        <w:rPr>
+          <w:rFonts w:ascii="Times New Roman" w:hAnsi="Times New Roman"/>
+        </w:rPr>
         <w:t>вид спорта;</w:t>
       </w:r>
     </w:p>
@@ -1154,10 +1468,15 @@
           <w:ilvl w:val="0"/>
           <w:numId w:val="6"/>
         </w:numPr>
-        <w:rPr/>
-      </w:pPr>
-      <w:r>
-        <w:rPr/>
+        <w:spacing w:lineRule="auto" w:line="360"/>
+        <w:rPr>
+          <w:rFonts w:ascii="Times New Roman" w:hAnsi="Times New Roman"/>
+        </w:rPr>
+      </w:pPr>
+      <w:r>
+        <w:rPr>
+          <w:rFonts w:ascii="Times New Roman" w:hAnsi="Times New Roman"/>
+        </w:rPr>
         <w:t>результат;</w:t>
       </w:r>
     </w:p>
@@ -1168,20 +1487,30 @@
           <w:ilvl w:val="0"/>
           <w:numId w:val="6"/>
         </w:numPr>
-        <w:rPr/>
-      </w:pPr>
-      <w:r>
-        <w:rPr/>
+        <w:spacing w:lineRule="auto" w:line="360"/>
+        <w:rPr>
+          <w:rFonts w:ascii="Times New Roman" w:hAnsi="Times New Roman"/>
+        </w:rPr>
+      </w:pPr>
+      <w:r>
+        <w:rPr>
+          <w:rFonts w:ascii="Times New Roman" w:hAnsi="Times New Roman"/>
+        </w:rPr>
         <w:t>дату достижения.</w:t>
       </w:r>
     </w:p>
     <w:p>
       <w:pPr>
         <w:pStyle w:val="Normal"/>
-        <w:rPr/>
-      </w:pPr>
-      <w:r>
-        <w:rPr/>
+        <w:spacing w:lineRule="auto" w:line="360"/>
+        <w:rPr>
+          <w:rFonts w:ascii="Times New Roman" w:hAnsi="Times New Roman"/>
+        </w:rPr>
+      </w:pPr>
+      <w:r>
+        <w:rPr>
+          <w:rFonts w:ascii="Times New Roman" w:hAnsi="Times New Roman"/>
+        </w:rPr>
         <w:t>Выходными данными являются:</w:t>
       </w:r>
     </w:p>
@@ -1192,10 +1521,15 @@
           <w:ilvl w:val="0"/>
           <w:numId w:val="7"/>
         </w:numPr>
-        <w:rPr/>
-      </w:pPr>
-      <w:r>
-        <w:rPr/>
+        <w:spacing w:lineRule="auto" w:line="360"/>
+        <w:rPr>
+          <w:rFonts w:ascii="Times New Roman" w:hAnsi="Times New Roman"/>
+        </w:rPr>
+      </w:pPr>
+      <w:r>
+        <w:rPr>
+          <w:rFonts w:ascii="Times New Roman" w:hAnsi="Times New Roman"/>
+        </w:rPr>
         <w:t>список студентов;</w:t>
       </w:r>
     </w:p>
@@ -1206,10 +1540,15 @@
           <w:ilvl w:val="0"/>
           <w:numId w:val="7"/>
         </w:numPr>
-        <w:rPr/>
-      </w:pPr>
-      <w:r>
-        <w:rPr/>
+        <w:spacing w:lineRule="auto" w:line="360"/>
+        <w:rPr>
+          <w:rFonts w:ascii="Times New Roman" w:hAnsi="Times New Roman"/>
+        </w:rPr>
+      </w:pPr>
+      <w:r>
+        <w:rPr>
+          <w:rFonts w:ascii="Times New Roman" w:hAnsi="Times New Roman"/>
+        </w:rPr>
         <w:t>результаты поиска;</w:t>
       </w:r>
     </w:p>
@@ -1220,10 +1559,15 @@
           <w:ilvl w:val="0"/>
           <w:numId w:val="7"/>
         </w:numPr>
-        <w:rPr/>
-      </w:pPr>
-      <w:r>
-        <w:rPr/>
+        <w:spacing w:lineRule="auto" w:line="360"/>
+        <w:rPr>
+          <w:rFonts w:ascii="Times New Roman" w:hAnsi="Times New Roman"/>
+        </w:rPr>
+      </w:pPr>
+      <w:r>
+        <w:rPr>
+          <w:rFonts w:ascii="Times New Roman" w:hAnsi="Times New Roman"/>
+        </w:rPr>
         <w:t>отсортированные данные;</w:t>
       </w:r>
     </w:p>
@@ -1234,20 +1578,30 @@
           <w:ilvl w:val="0"/>
           <w:numId w:val="7"/>
         </w:numPr>
-        <w:rPr/>
-      </w:pPr>
-      <w:r>
-        <w:rPr/>
+        <w:spacing w:lineRule="auto" w:line="360"/>
+        <w:rPr>
+          <w:rFonts w:ascii="Times New Roman" w:hAnsi="Times New Roman"/>
+        </w:rPr>
+      </w:pPr>
+      <w:r>
+        <w:rPr>
+          <w:rFonts w:ascii="Times New Roman" w:hAnsi="Times New Roman"/>
+        </w:rPr>
         <w:t>агрегированные показатели.</w:t>
       </w:r>
     </w:p>
     <w:p>
       <w:pPr>
         <w:pStyle w:val="Normal"/>
-        <w:rPr/>
-      </w:pPr>
-      <w:r>
-        <w:rPr/>
+        <w:spacing w:lineRule="auto" w:line="360"/>
+        <w:rPr>
+          <w:rFonts w:ascii="Times New Roman" w:hAnsi="Times New Roman"/>
+        </w:rPr>
+      </w:pPr>
+      <w:r>
+        <w:rPr>
+          <w:rFonts w:ascii="Times New Roman" w:hAnsi="Times New Roman"/>
+        </w:rPr>
         <w:t>Ограничения для работы программы:</w:t>
       </w:r>
     </w:p>
@@ -1256,14 +1610,16 @@
         <w:pStyle w:val="Normal"/>
         <w:numPr>
           <w:ilvl w:val="0"/>
-          <w:numId w:val="14"/>
+          <w:numId w:val="13"/>
         </w:numPr>
-        <w:rPr>
-          <w:lang w:val="ru-RU"/>
-        </w:rPr>
-      </w:pPr>
-      <w:r>
-        <w:rPr>
+        <w:spacing w:lineRule="auto" w:line="360"/>
+        <w:rPr>
+          <w:rFonts w:ascii="Times New Roman" w:hAnsi="Times New Roman"/>
+        </w:rPr>
+      </w:pPr>
+      <w:r>
+        <w:rPr>
+          <w:rFonts w:ascii="Times New Roman" w:hAnsi="Times New Roman"/>
           <w:lang w:val="ru-RU"/>
         </w:rPr>
         <w:t>использовать можно только латиницу</w:t>
@@ -1274,26 +1630,30 @@
         <w:pStyle w:val="Normal"/>
         <w:numPr>
           <w:ilvl w:val="0"/>
-          <w:numId w:val="14"/>
+          <w:numId w:val="13"/>
         </w:numPr>
-        <w:rPr>
+        <w:spacing w:lineRule="auto" w:line="360"/>
+        <w:rPr>
+          <w:rFonts w:ascii="Times New Roman" w:hAnsi="Times New Roman"/>
+        </w:rPr>
+      </w:pPr>
+      <w:r>
+        <w:rPr>
+          <w:rFonts w:ascii="Times New Roman" w:hAnsi="Times New Roman"/>
           <w:lang w:val="ru-RU"/>
         </w:rPr>
-      </w:pPr>
-      <w:r>
-        <w:rPr>
-          <w:lang w:val="ru-RU"/>
-        </w:rPr>
         <w:t>в названиях спортивных достижений использовать «</w:t>
       </w:r>
       <w:r>
         <w:rPr>
+          <w:rFonts w:ascii="Times New Roman" w:hAnsi="Times New Roman"/>
           <w:lang w:val="en-US"/>
         </w:rPr>
         <w:t>_</w:t>
       </w:r>
       <w:r>
         <w:rPr>
+          <w:rFonts w:ascii="Times New Roman" w:hAnsi="Times New Roman"/>
           <w:lang w:val="ru-RU"/>
         </w:rPr>
         <w:t>» вместо провелов</w:t>
@@ -1304,28 +1664,35 @@
         <w:pStyle w:val="Normal"/>
         <w:numPr>
           <w:ilvl w:val="0"/>
-          <w:numId w:val="14"/>
+          <w:numId w:val="13"/>
         </w:numPr>
-        <w:rPr>
+        <w:spacing w:lineRule="auto" w:line="360"/>
+        <w:rPr>
+          <w:rFonts w:ascii="Times New Roman" w:hAnsi="Times New Roman"/>
+        </w:rPr>
+      </w:pPr>
+      <w:r>
+        <w:rPr>
+          <w:rFonts w:ascii="Times New Roman" w:hAnsi="Times New Roman"/>
           <w:lang w:val="ru-RU"/>
         </w:rPr>
-      </w:pPr>
-      <w:r>
-        <w:rPr>
-          <w:lang w:val="ru-RU"/>
-        </w:rPr>
         <w:t>при создании новых записей не следует создавать записи с одинаковыми кодификаторами</w:t>
       </w:r>
     </w:p>
     <w:p>
       <w:pPr>
         <w:pStyle w:val="2"/>
-        <w:rPr/>
+        <w:spacing w:lineRule="auto" w:line="360"/>
+        <w:rPr>
+          <w:rFonts w:ascii="Times New Roman" w:hAnsi="Times New Roman"/>
+        </w:rPr>
       </w:pPr>
       <w:bookmarkStart w:id="6" w:name="__RefHeading___Toc653_2568108086"/>
       <w:bookmarkEnd w:id="6"/>
       <w:r>
-        <w:rPr/>
+        <w:rPr>
+          <w:rFonts w:ascii="Times New Roman" w:hAnsi="Times New Roman"/>
+        </w:rPr>
         <w:t>ГЛАВА 2. РАЗРАБОТКА КОНСОЛЬНОГО ПРИЛОЖЕНИЯ</w:t>
       </w:r>
     </w:p>
@@ -1336,23 +1703,33 @@
           <w:ilvl w:val="0"/>
           <w:numId w:val="0"/>
         </w:numPr>
+        <w:spacing w:lineRule="auto" w:line="360"/>
         <w:ind w:left="709" w:hanging="0"/>
-        <w:rPr/>
+        <w:rPr>
+          <w:rFonts w:ascii="Times New Roman" w:hAnsi="Times New Roman"/>
+        </w:rPr>
       </w:pPr>
       <w:bookmarkStart w:id="7" w:name="__RefHeading___Toc655_2568108086"/>
       <w:bookmarkEnd w:id="7"/>
       <w:r>
-        <w:rPr/>
+        <w:rPr>
+          <w:rFonts w:ascii="Times New Roman" w:hAnsi="Times New Roman"/>
+        </w:rPr>
         <w:t>2.1 Общая архитектура приложения</w:t>
       </w:r>
     </w:p>
     <w:p>
       <w:pPr>
         <w:pStyle w:val="Normal"/>
-        <w:rPr/>
-      </w:pPr>
-      <w:r>
-        <w:rPr/>
+        <w:spacing w:lineRule="auto" w:line="360"/>
+        <w:rPr>
+          <w:rFonts w:ascii="Times New Roman" w:hAnsi="Times New Roman"/>
+        </w:rPr>
+      </w:pPr>
+      <w:r>
+        <w:rPr>
+          <w:rFonts w:ascii="Times New Roman" w:hAnsi="Times New Roman"/>
+        </w:rPr>
         <w:t>Приложение состоит из нескольких логических модулей:</w:t>
       </w:r>
     </w:p>
@@ -1363,10 +1740,15 @@
           <w:ilvl w:val="0"/>
           <w:numId w:val="8"/>
         </w:numPr>
-        <w:rPr/>
-      </w:pPr>
-      <w:r>
-        <w:rPr/>
+        <w:spacing w:lineRule="auto" w:line="360"/>
+        <w:rPr>
+          <w:rFonts w:ascii="Times New Roman" w:hAnsi="Times New Roman"/>
+        </w:rPr>
+      </w:pPr>
+      <w:r>
+        <w:rPr>
+          <w:rFonts w:ascii="Times New Roman" w:hAnsi="Times New Roman"/>
+        </w:rPr>
         <w:t>модуль главного меню;</w:t>
       </w:r>
     </w:p>
@@ -1377,10 +1759,15 @@
           <w:ilvl w:val="0"/>
           <w:numId w:val="8"/>
         </w:numPr>
-        <w:rPr/>
-      </w:pPr>
-      <w:r>
-        <w:rPr/>
+        <w:spacing w:lineRule="auto" w:line="360"/>
+        <w:rPr>
+          <w:rFonts w:ascii="Times New Roman" w:hAnsi="Times New Roman"/>
+        </w:rPr>
+      </w:pPr>
+      <w:r>
+        <w:rPr>
+          <w:rFonts w:ascii="Times New Roman" w:hAnsi="Times New Roman"/>
+        </w:rPr>
         <w:t>модуль вывода информации;</w:t>
       </w:r>
     </w:p>
@@ -1391,10 +1778,15 @@
           <w:ilvl w:val="0"/>
           <w:numId w:val="8"/>
         </w:numPr>
-        <w:rPr/>
-      </w:pPr>
-      <w:r>
-        <w:rPr/>
+        <w:spacing w:lineRule="auto" w:line="360"/>
+        <w:rPr>
+          <w:rFonts w:ascii="Times New Roman" w:hAnsi="Times New Roman"/>
+        </w:rPr>
+      </w:pPr>
+      <w:r>
+        <w:rPr>
+          <w:rFonts w:ascii="Times New Roman" w:hAnsi="Times New Roman"/>
+        </w:rPr>
         <w:t>модуль обработки данных;</w:t>
       </w:r>
     </w:p>
@@ -1405,10 +1797,15 @@
           <w:ilvl w:val="0"/>
           <w:numId w:val="8"/>
         </w:numPr>
-        <w:rPr/>
-      </w:pPr>
-      <w:r>
-        <w:rPr/>
+        <w:spacing w:lineRule="auto" w:line="360"/>
+        <w:rPr>
+          <w:rFonts w:ascii="Times New Roman" w:hAnsi="Times New Roman"/>
+        </w:rPr>
+      </w:pPr>
+      <w:r>
+        <w:rPr>
+          <w:rFonts w:ascii="Times New Roman" w:hAnsi="Times New Roman"/>
+        </w:rPr>
         <w:t>модуль работы с JSON;</w:t>
       </w:r>
     </w:p>
@@ -1419,40 +1816,60 @@
           <w:ilvl w:val="0"/>
           <w:numId w:val="8"/>
         </w:numPr>
-        <w:rPr/>
-      </w:pPr>
-      <w:r>
-        <w:rPr/>
+        <w:spacing w:lineRule="auto" w:line="360"/>
+        <w:rPr>
+          <w:rFonts w:ascii="Times New Roman" w:hAnsi="Times New Roman"/>
+        </w:rPr>
+      </w:pPr>
+      <w:r>
+        <w:rPr>
+          <w:rFonts w:ascii="Times New Roman" w:hAnsi="Times New Roman"/>
+        </w:rPr>
         <w:t>модуль работы с CSV.</w:t>
       </w:r>
     </w:p>
     <w:p>
       <w:pPr>
         <w:pStyle w:val="Normal"/>
-        <w:rPr/>
-      </w:pPr>
-      <w:r>
-        <w:rPr/>
+        <w:spacing w:lineRule="auto" w:line="360"/>
+        <w:rPr>
+          <w:rFonts w:ascii="Times New Roman" w:hAnsi="Times New Roman"/>
+        </w:rPr>
+      </w:pPr>
+      <w:r>
+        <w:rPr>
+          <w:rFonts w:ascii="Times New Roman" w:hAnsi="Times New Roman"/>
+        </w:rPr>
         <w:t xml:space="preserve">Главный файл Main.kt отвечает за выполнение пользовательских команд и организацию работы программы. </w:t>
       </w:r>
     </w:p>
     <w:p>
       <w:pPr>
         <w:pStyle w:val="Normal"/>
-        <w:rPr/>
-      </w:pPr>
-      <w:r>
-        <w:rPr/>
+        <w:spacing w:lineRule="auto" w:line="360"/>
+        <w:rPr>
+          <w:rFonts w:ascii="Times New Roman" w:hAnsi="Times New Roman"/>
+        </w:rPr>
+      </w:pPr>
+      <w:r>
+        <w:rPr>
+          <w:rFonts w:ascii="Times New Roman" w:hAnsi="Times New Roman"/>
+        </w:rPr>
         <w:t>После запуска программы пользователю отображается меню доступных действий.</w:t>
       </w:r>
     </w:p>
     <w:p>
       <w:pPr>
         <w:pStyle w:val="Normal"/>
-        <w:rPr/>
-      </w:pPr>
-      <w:r>
-        <w:rPr/>
+        <w:spacing w:lineRule="auto" w:line="360"/>
+        <w:rPr>
+          <w:rFonts w:ascii="Times New Roman" w:hAnsi="Times New Roman"/>
+        </w:rPr>
+      </w:pPr>
+      <w:r>
+        <w:rPr>
+          <w:rFonts w:ascii="Times New Roman" w:hAnsi="Times New Roman"/>
+        </w:rPr>
         <w:t>Для хранения данных используется объект UniversatyData, содержащий список студентов.</w:t>
       </w:r>
     </w:p>
@@ -1463,173 +1880,256 @@
           <w:ilvl w:val="0"/>
           <w:numId w:val="0"/>
         </w:numPr>
+        <w:spacing w:lineRule="auto" w:line="360"/>
         <w:ind w:left="709" w:hanging="0"/>
-        <w:rPr/>
+        <w:rPr>
+          <w:rFonts w:ascii="Times New Roman" w:hAnsi="Times New Roman"/>
+        </w:rPr>
       </w:pPr>
       <w:bookmarkStart w:id="8" w:name="__RefHeading___Toc657_2568108086"/>
       <w:bookmarkEnd w:id="8"/>
       <w:r>
-        <w:rPr/>
+        <w:rPr>
+          <w:rFonts w:ascii="Times New Roman" w:hAnsi="Times New Roman"/>
+        </w:rPr>
         <w:t>2.2 Реализация пользовательского меню</w:t>
       </w:r>
     </w:p>
     <w:p>
       <w:pPr>
         <w:pStyle w:val="Normal"/>
-        <w:rPr/>
-      </w:pPr>
-      <w:r>
-        <w:rPr/>
+        <w:spacing w:lineRule="auto" w:line="360"/>
+        <w:rPr>
+          <w:rFonts w:ascii="Times New Roman" w:hAnsi="Times New Roman"/>
+        </w:rPr>
+      </w:pPr>
+      <w:r>
+        <w:rPr>
+          <w:rFonts w:ascii="Times New Roman" w:hAnsi="Times New Roman"/>
+        </w:rPr>
         <w:t xml:space="preserve">Меню реализовано в файле </w:t>
       </w:r>
       <w:r>
         <w:rPr>
+          <w:rFonts w:ascii="Times New Roman" w:hAnsi="Times New Roman"/>
           <w:lang w:val="en-US"/>
         </w:rPr>
         <w:t>Main</w:t>
       </w:r>
       <w:r>
-        <w:rPr/>
+        <w:rPr>
+          <w:rFonts w:ascii="Times New Roman" w:hAnsi="Times New Roman"/>
+        </w:rPr>
         <w:t>, однако все выводы содержатся в файле PrintConsole.kt, что обеспечивает чистоту и читаемость кода. Оно позволяет пользователю выполнять все основные операции с данными.</w:t>
       </w:r>
     </w:p>
     <w:p>
       <w:pPr>
         <w:pStyle w:val="Normal"/>
-        <w:rPr/>
-      </w:pPr>
-      <w:r>
-        <w:rPr/>
+        <w:spacing w:lineRule="auto" w:line="360"/>
+        <w:rPr>
+          <w:rFonts w:ascii="Times New Roman" w:hAnsi="Times New Roman"/>
+        </w:rPr>
+      </w:pPr>
+      <w:r>
+        <w:rPr>
+          <w:rFonts w:ascii="Times New Roman" w:hAnsi="Times New Roman"/>
+        </w:rPr>
         <w:t>В системе реализованы следующие команды:</w:t>
       </w:r>
     </w:p>
     <w:p>
       <w:pPr>
         <w:pStyle w:val="Normal"/>
-        <w:rPr/>
-      </w:pPr>
-      <w:r>
-        <w:rPr/>
+        <w:spacing w:lineRule="auto" w:line="360"/>
+        <w:rPr>
+          <w:rFonts w:ascii="Times New Roman" w:hAnsi="Times New Roman"/>
+        </w:rPr>
+      </w:pPr>
+      <w:r>
+        <w:rPr>
+          <w:rFonts w:ascii="Times New Roman" w:hAnsi="Times New Roman"/>
+        </w:rPr>
         <w:t>1. Просмотр списка команд.</w:t>
       </w:r>
     </w:p>
     <w:p>
       <w:pPr>
         <w:pStyle w:val="Normal"/>
-        <w:rPr/>
-      </w:pPr>
-      <w:r>
-        <w:rPr/>
+        <w:spacing w:lineRule="auto" w:line="360"/>
+        <w:rPr>
+          <w:rFonts w:ascii="Times New Roman" w:hAnsi="Times New Roman"/>
+        </w:rPr>
+      </w:pPr>
+      <w:r>
+        <w:rPr>
+          <w:rFonts w:ascii="Times New Roman" w:hAnsi="Times New Roman"/>
+        </w:rPr>
         <w:t>2. Просмотр данных.</w:t>
       </w:r>
     </w:p>
     <w:p>
       <w:pPr>
         <w:pStyle w:val="Normal"/>
-        <w:rPr/>
-      </w:pPr>
-      <w:r>
-        <w:rPr/>
+        <w:spacing w:lineRule="auto" w:line="360"/>
+        <w:rPr>
+          <w:rFonts w:ascii="Times New Roman" w:hAnsi="Times New Roman"/>
+        </w:rPr>
+      </w:pPr>
+      <w:r>
+        <w:rPr>
+          <w:rFonts w:ascii="Times New Roman" w:hAnsi="Times New Roman"/>
+        </w:rPr>
         <w:t>3. Загрузка данных из JSON.</w:t>
       </w:r>
     </w:p>
     <w:p>
       <w:pPr>
         <w:pStyle w:val="Normal"/>
-        <w:rPr/>
-      </w:pPr>
-      <w:r>
-        <w:rPr/>
+        <w:spacing w:lineRule="auto" w:line="360"/>
+        <w:rPr>
+          <w:rFonts w:ascii="Times New Roman" w:hAnsi="Times New Roman"/>
+        </w:rPr>
+      </w:pPr>
+      <w:r>
+        <w:rPr>
+          <w:rFonts w:ascii="Times New Roman" w:hAnsi="Times New Roman"/>
+        </w:rPr>
         <w:t>4. Загрузка данных из CSV.</w:t>
       </w:r>
     </w:p>
     <w:p>
       <w:pPr>
         <w:pStyle w:val="Normal"/>
-        <w:rPr/>
-      </w:pPr>
-      <w:r>
-        <w:rPr/>
+        <w:spacing w:lineRule="auto" w:line="360"/>
+        <w:rPr>
+          <w:rFonts w:ascii="Times New Roman" w:hAnsi="Times New Roman"/>
+        </w:rPr>
+      </w:pPr>
+      <w:r>
+        <w:rPr>
+          <w:rFonts w:ascii="Times New Roman" w:hAnsi="Times New Roman"/>
+        </w:rPr>
         <w:t>5. Добавление записи.</w:t>
       </w:r>
     </w:p>
     <w:p>
       <w:pPr>
         <w:pStyle w:val="Normal"/>
-        <w:rPr/>
-      </w:pPr>
-      <w:r>
-        <w:rPr/>
+        <w:spacing w:lineRule="auto" w:line="360"/>
+        <w:rPr>
+          <w:rFonts w:ascii="Times New Roman" w:hAnsi="Times New Roman"/>
+        </w:rPr>
+      </w:pPr>
+      <w:r>
+        <w:rPr>
+          <w:rFonts w:ascii="Times New Roman" w:hAnsi="Times New Roman"/>
+        </w:rPr>
         <w:t>6. Удаление записи.</w:t>
       </w:r>
     </w:p>
     <w:p>
       <w:pPr>
         <w:pStyle w:val="Normal"/>
-        <w:rPr/>
-      </w:pPr>
-      <w:r>
-        <w:rPr/>
+        <w:spacing w:lineRule="auto" w:line="360"/>
+        <w:rPr>
+          <w:rFonts w:ascii="Times New Roman" w:hAnsi="Times New Roman"/>
+        </w:rPr>
+      </w:pPr>
+      <w:r>
+        <w:rPr>
+          <w:rFonts w:ascii="Times New Roman" w:hAnsi="Times New Roman"/>
+        </w:rPr>
         <w:t>7. Сохранение в JSON.</w:t>
       </w:r>
     </w:p>
     <w:p>
       <w:pPr>
         <w:pStyle w:val="Normal"/>
-        <w:rPr/>
-      </w:pPr>
-      <w:r>
-        <w:rPr/>
+        <w:spacing w:lineRule="auto" w:line="360"/>
+        <w:rPr>
+          <w:rFonts w:ascii="Times New Roman" w:hAnsi="Times New Roman"/>
+        </w:rPr>
+      </w:pPr>
+      <w:r>
+        <w:rPr>
+          <w:rFonts w:ascii="Times New Roman" w:hAnsi="Times New Roman"/>
+        </w:rPr>
         <w:t>8. Сохранение в CSV.</w:t>
       </w:r>
     </w:p>
     <w:p>
       <w:pPr>
         <w:pStyle w:val="Normal"/>
-        <w:rPr/>
-      </w:pPr>
-      <w:r>
-        <w:rPr/>
+        <w:spacing w:lineRule="auto" w:line="360"/>
+        <w:rPr>
+          <w:rFonts w:ascii="Times New Roman" w:hAnsi="Times New Roman"/>
+        </w:rPr>
+      </w:pPr>
+      <w:r>
+        <w:rPr>
+          <w:rFonts w:ascii="Times New Roman" w:hAnsi="Times New Roman"/>
+        </w:rPr>
         <w:t>9. Изменение записи.</w:t>
       </w:r>
     </w:p>
     <w:p>
       <w:pPr>
         <w:pStyle w:val="Normal"/>
-        <w:rPr/>
-      </w:pPr>
-      <w:r>
-        <w:rPr/>
+        <w:spacing w:lineRule="auto" w:line="360"/>
+        <w:rPr>
+          <w:rFonts w:ascii="Times New Roman" w:hAnsi="Times New Roman"/>
+        </w:rPr>
+      </w:pPr>
+      <w:r>
+        <w:rPr>
+          <w:rFonts w:ascii="Times New Roman" w:hAnsi="Times New Roman"/>
+        </w:rPr>
         <w:t>10. Поиск информации.</w:t>
       </w:r>
     </w:p>
     <w:p>
       <w:pPr>
         <w:pStyle w:val="Normal"/>
-        <w:rPr/>
-      </w:pPr>
-      <w:r>
-        <w:rPr/>
+        <w:spacing w:lineRule="auto" w:line="360"/>
+        <w:rPr>
+          <w:rFonts w:ascii="Times New Roman" w:hAnsi="Times New Roman"/>
+        </w:rPr>
+      </w:pPr>
+      <w:r>
+        <w:rPr>
+          <w:rFonts w:ascii="Times New Roman" w:hAnsi="Times New Roman"/>
+        </w:rPr>
         <w:t>11. Сортировка данных.</w:t>
       </w:r>
     </w:p>
     <w:p>
       <w:pPr>
         <w:pStyle w:val="Normal"/>
-        <w:rPr/>
-      </w:pPr>
-      <w:r>
-        <w:rPr/>
+        <w:spacing w:lineRule="auto" w:line="360"/>
+        <w:rPr>
+          <w:rFonts w:ascii="Times New Roman" w:hAnsi="Times New Roman"/>
+        </w:rPr>
+      </w:pPr>
+      <w:r>
+        <w:rPr>
+          <w:rFonts w:ascii="Times New Roman" w:hAnsi="Times New Roman"/>
+        </w:rPr>
         <w:t>12. Вычисление агрегированных показателей.</w:t>
       </w:r>
     </w:p>
     <w:p>
       <w:pPr>
         <w:pStyle w:val="Normal"/>
-        <w:rPr/>
-      </w:pPr>
-      <w:r>
-        <w:rPr/>
+        <w:spacing w:lineRule="auto" w:line="360"/>
+        <w:rPr>
+          <w:rFonts w:ascii="Times New Roman" w:hAnsi="Times New Roman"/>
+        </w:rPr>
+      </w:pPr>
+      <w:r>
+        <w:rPr>
+          <w:rFonts w:ascii="Times New Roman" w:hAnsi="Times New Roman"/>
+        </w:rPr>
         <w:t>Использование циклического меню позволяет многократно выполнять различные действия без перезапуска программы.</w:t>
       </w:r>
     </w:p>
@@ -1640,32 +2140,115 @@
           <w:ilvl w:val="0"/>
           <w:numId w:val="0"/>
         </w:numPr>
+        <w:spacing w:lineRule="auto" w:line="360"/>
         <w:ind w:left="709" w:hanging="0"/>
+        <w:rPr>
+          <w:rFonts w:ascii="Times New Roman" w:hAnsi="Times New Roman"/>
+        </w:rPr>
+      </w:pPr>
+      <w:r>
+        <w:rPr>
+          <w:rFonts w:ascii="Times New Roman" w:hAnsi="Times New Roman"/>
+        </w:rPr>
+        <w:t>2.3 Разработка модели данных</w:t>
+      </w:r>
+    </w:p>
+    <w:p>
+      <w:pPr>
+        <w:pStyle w:val="Style18"/>
+        <w:spacing w:lineRule="auto" w:line="360"/>
+        <w:rPr>
+          <w:rFonts w:ascii="Times New Roman" w:hAnsi="Times New Roman"/>
+        </w:rPr>
+      </w:pPr>
+      <w:r>
+        <w:rPr>
+          <w:rFonts w:ascii="Times New Roman" w:hAnsi="Times New Roman"/>
+        </w:rPr>
+        <w:t>Для организации хранения и обработки информации в разрабатываемом консольном приложении были разработаны специальные классы данных, позволяющие структурировать информацию о студентах и их спортивных достижениях. Использование классов обеспечивает удобное представление данных, упрощает доступ к ним и позволяет эффективно выполнять различные операции обработки информации в программе.</w:t>
+      </w:r>
+    </w:p>
+    <w:p>
+      <w:pPr>
+        <w:pStyle w:val="Style18"/>
+        <w:spacing w:lineRule="auto" w:line="360"/>
         <w:rPr/>
       </w:pPr>
       <w:r>
+        <w:rPr>
+          <w:rFonts w:ascii="Times New Roman" w:hAnsi="Times New Roman"/>
+        </w:rPr>
+        <w:t xml:space="preserve">В рамках реализации приложения были созданы следующие классы: </w:t>
+      </w:r>
+      <w:r>
+        <w:rPr>
+          <w:rStyle w:val="Style15"/>
+          <w:rFonts w:ascii="Times New Roman" w:hAnsi="Times New Roman"/>
+        </w:rPr>
+        <w:t>Achievment</w:t>
+      </w:r>
+      <w:r>
+        <w:rPr>
+          <w:rFonts w:ascii="Times New Roman" w:hAnsi="Times New Roman"/>
+        </w:rPr>
+        <w:t xml:space="preserve">, </w:t>
+      </w:r>
+      <w:r>
+        <w:rPr>
+          <w:rStyle w:val="Style15"/>
+          <w:rFonts w:ascii="Times New Roman" w:hAnsi="Times New Roman"/>
+        </w:rPr>
+        <w:t>Student</w:t>
+      </w:r>
+      <w:r>
+        <w:rPr>
+          <w:rFonts w:ascii="Times New Roman" w:hAnsi="Times New Roman"/>
+        </w:rPr>
+        <w:t xml:space="preserve"> и </w:t>
+      </w:r>
+      <w:r>
+        <w:rPr>
+          <w:rStyle w:val="Style15"/>
+          <w:rFonts w:ascii="Times New Roman" w:hAnsi="Times New Roman"/>
+        </w:rPr>
+        <w:t>UniversatyData</w:t>
+      </w:r>
+      <w:r>
+        <w:rPr>
+          <w:rFonts w:ascii="Times New Roman" w:hAnsi="Times New Roman"/>
+        </w:rPr>
+        <w:t>.</w:t>
+      </w:r>
+    </w:p>
+    <w:p>
+      <w:pPr>
+        <w:pStyle w:val="Style18"/>
+        <w:spacing w:lineRule="auto" w:line="360"/>
         <w:rPr/>
-        <w:t>2.3 Разработка модели данных</w:t>
-      </w:r>
-    </w:p>
-    <w:p>
-      <w:pPr>
-        <w:pStyle w:val="Style17"/>
-        <w:spacing w:lineRule="auto" w:line="360"/>
-        <w:rPr>
-          <w:rFonts w:ascii="Times New Roman" w:hAnsi="Times New Roman"/>
-        </w:rPr>
-      </w:pPr>
-      <w:r>
-        <w:rPr>
-          <w:rFonts w:ascii="Times New Roman" w:hAnsi="Times New Roman"/>
-        </w:rPr>
-        <w:t>Для организации хранения и обработки информации в разрабатываемом консольном приложении были разработаны специальные классы данных, позволяющие структурировать информацию о студентах и их спортивных достижениях. Использование классов обеспечивает удобное представление данных, упрощает доступ к ним и позволяет эффективно выполнять различные операции обработки информации в программе.</w:t>
-      </w:r>
-    </w:p>
-    <w:p>
-      <w:pPr>
-        <w:pStyle w:val="Style17"/>
+      </w:pPr>
+      <w:r>
+        <w:rPr>
+          <w:rFonts w:ascii="Times New Roman" w:hAnsi="Times New Roman"/>
+        </w:rPr>
+        <w:t xml:space="preserve">Класс </w:t>
+      </w:r>
+      <w:r>
+        <w:rPr>
+          <w:rStyle w:val="Style15"/>
+          <w:rFonts w:ascii="Times New Roman" w:hAnsi="Times New Roman"/>
+        </w:rPr>
+        <w:t>Achievment</w:t>
+      </w:r>
+      <w:r>
+        <w:rPr>
+          <w:rFonts w:ascii="Times New Roman" w:hAnsi="Times New Roman"/>
+        </w:rPr>
+        <w:t xml:space="preserve"> предназначен для хранения информации о спортивных достижениях студентов. Данный класс содержит набор полей, необходимых для формирования полной информации о спортивном результате. В классе хранятся сведения о виде спорта, достигнутом результате и дате проведения соревнования или получения достижения. Использование отдельного класса для представления спортивных достижений позволяет более гибко организовать структуру данных и обеспечивает возможность хранения нескольких достижений для одного студента.</w:t>
+      </w:r>
+    </w:p>
+    <w:p>
+      <w:pPr>
+        <w:pStyle w:val="Style18"/>
         <w:spacing w:lineRule="auto" w:line="360"/>
         <w:rPr/>
       </w:pPr>
@@ -1673,157 +2256,81 @@
         <w:rPr>
           <w:rFonts w:ascii="Times New Roman" w:hAnsi="Times New Roman"/>
         </w:rPr>
-        <w:t xml:space="preserve">В рамках реализации приложения были созданы следующие классы: </w:t>
+        <w:t xml:space="preserve">Класс </w:t>
       </w:r>
       <w:r>
         <w:rPr>
           <w:rStyle w:val="Style15"/>
           <w:rFonts w:ascii="Times New Roman" w:hAnsi="Times New Roman"/>
         </w:rPr>
+        <w:t>Student</w:t>
+      </w:r>
+      <w:r>
+        <w:rPr>
+          <w:rFonts w:ascii="Times New Roman" w:hAnsi="Times New Roman"/>
+        </w:rPr>
+        <w:t xml:space="preserve"> используется для хранения основной информации о студенте. В структуре данного класса содержатся поля, включающие идентификатор студента, имя, фамилию и факультет. Кроме того, данный класс содержит список объектов класса </w:t>
+      </w:r>
+      <w:r>
+        <w:rPr>
+          <w:rStyle w:val="Style15"/>
+          <w:rFonts w:ascii="Times New Roman" w:hAnsi="Times New Roman"/>
+        </w:rPr>
         <w:t>Achievment</w:t>
       </w:r>
       <w:r>
         <w:rPr>
           <w:rFonts w:ascii="Times New Roman" w:hAnsi="Times New Roman"/>
         </w:rPr>
-        <w:t xml:space="preserve">, </w:t>
+        <w:t>, что позволяет хранить сразу несколько спортивных достижений, принадлежащих одному студенту. Благодаря использованию списка достигается возможность динамического хранения различного количества достижений для каждого обучающегося.</w:t>
+      </w:r>
+    </w:p>
+    <w:p>
+      <w:pPr>
+        <w:pStyle w:val="Style18"/>
+        <w:spacing w:lineRule="auto" w:line="360"/>
+        <w:rPr/>
+      </w:pPr>
+      <w:r>
+        <w:rPr>
+          <w:rFonts w:ascii="Times New Roman" w:hAnsi="Times New Roman"/>
+        </w:rPr>
+        <w:t xml:space="preserve">Для объединения и централизованного хранения информации обо всех студентах в приложении был реализован класс </w:t>
       </w:r>
       <w:r>
         <w:rPr>
           <w:rStyle w:val="Style15"/>
           <w:rFonts w:ascii="Times New Roman" w:hAnsi="Times New Roman"/>
         </w:rPr>
+        <w:t>UniversatyData</w:t>
+      </w:r>
+      <w:r>
+        <w:rPr>
+          <w:rFonts w:ascii="Times New Roman" w:hAnsi="Times New Roman"/>
+        </w:rPr>
+        <w:t xml:space="preserve">. Данный класс содержит коллекцию объектов </w:t>
+      </w:r>
+      <w:r>
+        <w:rPr>
+          <w:rStyle w:val="Style15"/>
+          <w:rFonts w:ascii="Times New Roman" w:hAnsi="Times New Roman"/>
+        </w:rPr>
         <w:t>Student</w:t>
       </w:r>
       <w:r>
         <w:rPr>
           <w:rFonts w:ascii="Times New Roman" w:hAnsi="Times New Roman"/>
         </w:rPr>
-        <w:t xml:space="preserve"> и </w:t>
-      </w:r>
-      <w:r>
-        <w:rPr>
-          <w:rStyle w:val="Style15"/>
-          <w:rFonts w:ascii="Times New Roman" w:hAnsi="Times New Roman"/>
-        </w:rPr>
-        <w:t>UniversatyData</w:t>
-      </w:r>
-      <w:r>
-        <w:rPr>
-          <w:rFonts w:ascii="Times New Roman" w:hAnsi="Times New Roman"/>
-        </w:rPr>
-        <w:t>.</w:t>
-      </w:r>
-    </w:p>
-    <w:p>
-      <w:pPr>
-        <w:pStyle w:val="Style17"/>
-        <w:spacing w:lineRule="auto" w:line="360"/>
-        <w:rPr/>
-      </w:pPr>
-      <w:r>
-        <w:rPr>
-          <w:rFonts w:ascii="Times New Roman" w:hAnsi="Times New Roman"/>
-        </w:rPr>
-        <w:t xml:space="preserve">Класс </w:t>
-      </w:r>
-      <w:r>
-        <w:rPr>
-          <w:rStyle w:val="Style15"/>
-          <w:rFonts w:ascii="Times New Roman" w:hAnsi="Times New Roman"/>
-        </w:rPr>
-        <w:t>Achievment</w:t>
-      </w:r>
-      <w:r>
-        <w:rPr>
-          <w:rFonts w:ascii="Times New Roman" w:hAnsi="Times New Roman"/>
-        </w:rPr>
-        <w:t xml:space="preserve"> предназначен для хранения информации о спортивных достижениях студентов. Данный класс содержит набор полей, необходимых для формирования полной информации о спортивном результате. В классе хранятся сведения о виде спорта, достигнутом результате и дате проведения соревнования или получения достижения. Использование отдельного класса для представления спортивных достижений позволяет более гибко организовать структуру данных и обеспечивает возможность хранения нескольких достижений для одного студента.</w:t>
-      </w:r>
-    </w:p>
-    <w:p>
-      <w:pPr>
-        <w:pStyle w:val="Style17"/>
-        <w:spacing w:lineRule="auto" w:line="360"/>
-        <w:rPr/>
-      </w:pPr>
-      <w:r>
-        <w:rPr>
-          <w:rFonts w:ascii="Times New Roman" w:hAnsi="Times New Roman"/>
-        </w:rPr>
-        <w:t xml:space="preserve">Класс </w:t>
-      </w:r>
-      <w:r>
-        <w:rPr>
-          <w:rStyle w:val="Style15"/>
-          <w:rFonts w:ascii="Times New Roman" w:hAnsi="Times New Roman"/>
-        </w:rPr>
-        <w:t>Student</w:t>
-      </w:r>
-      <w:r>
-        <w:rPr>
-          <w:rFonts w:ascii="Times New Roman" w:hAnsi="Times New Roman"/>
-        </w:rPr>
-        <w:t xml:space="preserve"> используется для хранения основной информации о студенте. В структуре данного класса содержатся поля, включающие идентификатор студента, имя, фамилию и факультет. Кроме того, данный класс содержит список объектов класса </w:t>
-      </w:r>
-      <w:r>
-        <w:rPr>
-          <w:rStyle w:val="Style15"/>
-          <w:rFonts w:ascii="Times New Roman" w:hAnsi="Times New Roman"/>
-        </w:rPr>
-        <w:t>Achievment</w:t>
-      </w:r>
-      <w:r>
-        <w:rPr>
-          <w:rFonts w:ascii="Times New Roman" w:hAnsi="Times New Roman"/>
-        </w:rPr>
-        <w:t>, что позволяет хранить сразу несколько спортивных достижений, принадлежащих одному студенту. Благодаря использованию списка достигается возможность динамического хранения различного количества достижений для каждого обучающегося.</w:t>
-      </w:r>
-    </w:p>
-    <w:p>
-      <w:pPr>
-        <w:pStyle w:val="Style17"/>
-        <w:spacing w:lineRule="auto" w:line="360"/>
-        <w:rPr/>
-      </w:pPr>
-      <w:r>
-        <w:rPr>
-          <w:rFonts w:ascii="Times New Roman" w:hAnsi="Times New Roman"/>
-        </w:rPr>
-        <w:t xml:space="preserve">Для объединения и централизованного хранения информации обо всех студентах в приложении был реализован класс </w:t>
-      </w:r>
-      <w:r>
-        <w:rPr>
-          <w:rStyle w:val="Style15"/>
-          <w:rFonts w:ascii="Times New Roman" w:hAnsi="Times New Roman"/>
-        </w:rPr>
-        <w:t>UniversatyData</w:t>
-      </w:r>
-      <w:r>
-        <w:rPr>
-          <w:rFonts w:ascii="Times New Roman" w:hAnsi="Times New Roman"/>
-        </w:rPr>
-        <w:t xml:space="preserve">. Данный класс содержит коллекцию объектов </w:t>
-      </w:r>
-      <w:r>
-        <w:rPr>
-          <w:rStyle w:val="Style15"/>
-          <w:rFonts w:ascii="Times New Roman" w:hAnsi="Times New Roman"/>
-        </w:rPr>
-        <w:t>Student</w:t>
-      </w:r>
-      <w:r>
-        <w:rPr>
-          <w:rFonts w:ascii="Times New Roman" w:hAnsi="Times New Roman"/>
-        </w:rPr>
         <w:t xml:space="preserve"> и используется в качестве основной структуры хранения данных во всей программе. Наличие отдельного класса-контейнера позволяет упростить процессы загрузки, сохранения, сериализации и обработки информации.</w:t>
       </w:r>
     </w:p>
     <w:p>
       <w:pPr>
-        <w:pStyle w:val="Style17"/>
-        <w:spacing w:lineRule="auto" w:line="360"/>
-        <w:rPr/>
+        <w:pStyle w:val="Style18"/>
+        <w:spacing w:lineRule="auto" w:line="360"/>
+        <w:rPr>
+          <w:rFonts w:ascii="Times New Roman" w:hAnsi="Times New Roman"/>
+        </w:rPr>
       </w:pPr>
       <w:r>
         <w:rPr>
@@ -1835,10 +2342,15 @@
     <w:p>
       <w:pPr>
         <w:pStyle w:val="Normal"/>
-        <w:rPr/>
-      </w:pPr>
-      <w:r>
-        <w:rPr/>
+        <w:spacing w:lineRule="auto" w:line="360"/>
+        <w:rPr>
+          <w:rFonts w:ascii="Times New Roman" w:hAnsi="Times New Roman"/>
+        </w:rPr>
+      </w:pPr>
+      <w:r>
+        <w:rPr>
+          <w:rFonts w:ascii="Times New Roman" w:hAnsi="Times New Roman"/>
+        </w:rPr>
         <w:t>Класс Achievment содержит:</w:t>
       </w:r>
     </w:p>
@@ -1849,10 +2361,15 @@
           <w:ilvl w:val="0"/>
           <w:numId w:val="9"/>
         </w:numPr>
-        <w:rPr/>
-      </w:pPr>
-      <w:r>
-        <w:rPr/>
+        <w:spacing w:lineRule="auto" w:line="360"/>
+        <w:rPr>
+          <w:rFonts w:ascii="Times New Roman" w:hAnsi="Times New Roman"/>
+        </w:rPr>
+      </w:pPr>
+      <w:r>
+        <w:rPr>
+          <w:rFonts w:ascii="Times New Roman" w:hAnsi="Times New Roman"/>
+        </w:rPr>
         <w:t>sport;</w:t>
       </w:r>
     </w:p>
@@ -1863,10 +2380,15 @@
           <w:ilvl w:val="0"/>
           <w:numId w:val="9"/>
         </w:numPr>
-        <w:rPr/>
-      </w:pPr>
-      <w:r>
-        <w:rPr/>
+        <w:spacing w:lineRule="auto" w:line="360"/>
+        <w:rPr>
+          <w:rFonts w:ascii="Times New Roman" w:hAnsi="Times New Roman"/>
+        </w:rPr>
+      </w:pPr>
+      <w:r>
+        <w:rPr>
+          <w:rFonts w:ascii="Times New Roman" w:hAnsi="Times New Roman"/>
+        </w:rPr>
         <w:t>result;</w:t>
       </w:r>
     </w:p>
@@ -1877,20 +2399,30 @@
           <w:ilvl w:val="0"/>
           <w:numId w:val="9"/>
         </w:numPr>
-        <w:rPr/>
-      </w:pPr>
-      <w:r>
-        <w:rPr/>
+        <w:spacing w:lineRule="auto" w:line="360"/>
+        <w:rPr>
+          <w:rFonts w:ascii="Times New Roman" w:hAnsi="Times New Roman"/>
+        </w:rPr>
+      </w:pPr>
+      <w:r>
+        <w:rPr>
+          <w:rFonts w:ascii="Times New Roman" w:hAnsi="Times New Roman"/>
+        </w:rPr>
         <w:t>date.</w:t>
       </w:r>
     </w:p>
     <w:p>
       <w:pPr>
         <w:pStyle w:val="Normal"/>
-        <w:rPr/>
-      </w:pPr>
-      <w:r>
-        <w:rPr/>
+        <w:spacing w:lineRule="auto" w:line="360"/>
+        <w:rPr>
+          <w:rFonts w:ascii="Times New Roman" w:hAnsi="Times New Roman"/>
+        </w:rPr>
+      </w:pPr>
+      <w:r>
+        <w:rPr>
+          <w:rFonts w:ascii="Times New Roman" w:hAnsi="Times New Roman"/>
+        </w:rPr>
         <w:t>Класс Student содержит:</w:t>
       </w:r>
     </w:p>
@@ -1901,10 +2433,15 @@
           <w:ilvl w:val="0"/>
           <w:numId w:val="10"/>
         </w:numPr>
-        <w:rPr/>
-      </w:pPr>
-      <w:r>
-        <w:rPr/>
+        <w:spacing w:lineRule="auto" w:line="360"/>
+        <w:rPr>
+          <w:rFonts w:ascii="Times New Roman" w:hAnsi="Times New Roman"/>
+        </w:rPr>
+      </w:pPr>
+      <w:r>
+        <w:rPr>
+          <w:rFonts w:ascii="Times New Roman" w:hAnsi="Times New Roman"/>
+        </w:rPr>
         <w:t>idStudent;</w:t>
       </w:r>
     </w:p>
@@ -1915,10 +2452,15 @@
           <w:ilvl w:val="0"/>
           <w:numId w:val="10"/>
         </w:numPr>
-        <w:rPr/>
-      </w:pPr>
-      <w:r>
-        <w:rPr/>
+        <w:spacing w:lineRule="auto" w:line="360"/>
+        <w:rPr>
+          <w:rFonts w:ascii="Times New Roman" w:hAnsi="Times New Roman"/>
+        </w:rPr>
+      </w:pPr>
+      <w:r>
+        <w:rPr>
+          <w:rFonts w:ascii="Times New Roman" w:hAnsi="Times New Roman"/>
+        </w:rPr>
         <w:t>nameStudent;</w:t>
       </w:r>
     </w:p>
@@ -1929,10 +2471,15 @@
           <w:ilvl w:val="0"/>
           <w:numId w:val="10"/>
         </w:numPr>
-        <w:rPr/>
-      </w:pPr>
-      <w:r>
-        <w:rPr/>
+        <w:spacing w:lineRule="auto" w:line="360"/>
+        <w:rPr>
+          <w:rFonts w:ascii="Times New Roman" w:hAnsi="Times New Roman"/>
+        </w:rPr>
+      </w:pPr>
+      <w:r>
+        <w:rPr>
+          <w:rFonts w:ascii="Times New Roman" w:hAnsi="Times New Roman"/>
+        </w:rPr>
         <w:t>secNameStudent;</w:t>
       </w:r>
     </w:p>
@@ -1943,10 +2490,15 @@
           <w:ilvl w:val="0"/>
           <w:numId w:val="10"/>
         </w:numPr>
-        <w:rPr/>
-      </w:pPr>
-      <w:r>
-        <w:rPr/>
+        <w:spacing w:lineRule="auto" w:line="360"/>
+        <w:rPr>
+          <w:rFonts w:ascii="Times New Roman" w:hAnsi="Times New Roman"/>
+        </w:rPr>
+      </w:pPr>
+      <w:r>
+        <w:rPr>
+          <w:rFonts w:ascii="Times New Roman" w:hAnsi="Times New Roman"/>
+        </w:rPr>
         <w:t>faculityStudent;</w:t>
       </w:r>
     </w:p>
@@ -1957,26 +2509,36 @@
           <w:ilvl w:val="0"/>
           <w:numId w:val="10"/>
         </w:numPr>
-        <w:rPr/>
-      </w:pPr>
-      <w:r>
-        <w:rPr/>
+        <w:spacing w:lineRule="auto" w:line="360"/>
+        <w:rPr>
+          <w:rFonts w:ascii="Times New Roman" w:hAnsi="Times New Roman"/>
+        </w:rPr>
+      </w:pPr>
+      <w:r>
+        <w:rPr>
+          <w:rFonts w:ascii="Times New Roman" w:hAnsi="Times New Roman"/>
+        </w:rPr>
         <w:t>achievements.</w:t>
       </w:r>
     </w:p>
     <w:p>
       <w:pPr>
         <w:pStyle w:val="Normal"/>
-        <w:rPr/>
-      </w:pPr>
-      <w:r>
-        <w:rPr>
+        <w:spacing w:lineRule="auto" w:line="360"/>
+        <w:rPr>
+          <w:rFonts w:ascii="Times New Roman" w:hAnsi="Times New Roman"/>
+        </w:rPr>
+      </w:pPr>
+      <w:r>
+        <w:rPr>
+          <w:rFonts w:ascii="Times New Roman" w:hAnsi="Times New Roman"/>
           <w:color w:val="000000"/>
         </w:rPr>
         <w:t xml:space="preserve">Класс UniversatyData содержит в себе </w:t>
       </w:r>
       <w:r>
         <w:rPr>
+          <w:rFonts w:ascii="Times New Roman" w:hAnsi="Times New Roman"/>
           <w:color w:val="000000"/>
           <w:lang w:val="en-US"/>
         </w:rPr>
@@ -1984,6 +2546,7 @@
       </w:r>
       <w:r>
         <w:rPr>
+          <w:rFonts w:ascii="Times New Roman" w:hAnsi="Times New Roman"/>
           <w:color w:val="000000"/>
         </w:rPr>
         <w:t>, хранящий в себе</w:t>
@@ -1992,19 +2555,22 @@
     <w:p>
       <w:pPr>
         <w:pStyle w:val="Normal"/>
+        <w:spacing w:lineRule="auto" w:line="360"/>
         <w:ind w:hanging="0"/>
         <w:rPr>
+          <w:rFonts w:ascii="Times New Roman" w:hAnsi="Times New Roman"/>
+        </w:rPr>
+      </w:pPr>
+      <w:r>
+        <w:rPr>
+          <w:rFonts w:ascii="Times New Roman" w:hAnsi="Times New Roman"/>
           <w:color w:val="000000"/>
         </w:rPr>
-      </w:pPr>
-      <w:r>
-        <w:rPr>
-          <w:color w:val="000000"/>
-        </w:rPr>
         <w:t xml:space="preserve">экземпляры класса </w:t>
       </w:r>
       <w:r>
         <w:rPr>
+          <w:rFonts w:ascii="Times New Roman" w:hAnsi="Times New Roman"/>
           <w:color w:val="000000"/>
           <w:lang w:val="en-US"/>
         </w:rPr>
@@ -2012,6 +2578,7 @@
       </w:r>
       <w:r>
         <w:rPr>
+          <w:rFonts w:ascii="Times New Roman" w:hAnsi="Times New Roman"/>
           <w:color w:val="000000"/>
         </w:rPr>
         <w:t xml:space="preserve">. </w:t>
@@ -2020,10 +2587,15 @@
     <w:p>
       <w:pPr>
         <w:pStyle w:val="Normal"/>
-        <w:rPr/>
-      </w:pPr>
-      <w:r>
-        <w:rPr/>
+        <w:spacing w:lineRule="auto" w:line="360"/>
+        <w:rPr>
+          <w:rFonts w:ascii="Times New Roman" w:hAnsi="Times New Roman"/>
+        </w:rPr>
+      </w:pPr>
+      <w:r>
+        <w:rPr>
+          <w:rFonts w:ascii="Times New Roman" w:hAnsi="Times New Roman"/>
+        </w:rPr>
         <w:t>Использование data class позволяет автоматически реализовать методы equals(), hashCode() и toString().</w:t>
       </w:r>
     </w:p>
@@ -2034,19 +2606,50 @@
           <w:ilvl w:val="0"/>
           <w:numId w:val="0"/>
         </w:numPr>
+        <w:spacing w:lineRule="auto" w:line="360"/>
         <w:ind w:left="709" w:hanging="0"/>
-        <w:rPr/>
+        <w:rPr>
+          <w:rFonts w:ascii="Times New Roman" w:hAnsi="Times New Roman"/>
+        </w:rPr>
       </w:pPr>
       <w:bookmarkStart w:id="9" w:name="__RefHeading___Toc661_2568108086"/>
       <w:bookmarkEnd w:id="9"/>
       <w:r>
+        <w:rPr>
+          <w:rFonts w:ascii="Times New Roman" w:hAnsi="Times New Roman"/>
+        </w:rPr>
+        <w:t>2.4 Работа с JSON</w:t>
+      </w:r>
+    </w:p>
+    <w:p>
+      <w:pPr>
+        <w:pStyle w:val="Style18"/>
+        <w:spacing w:lineRule="auto" w:line="360"/>
         <w:rPr/>
-        <w:t>2.4 Работа с JSON</w:t>
-      </w:r>
-    </w:p>
-    <w:p>
-      <w:pPr>
-        <w:pStyle w:val="Style17"/>
+      </w:pPr>
+      <w:r>
+        <w:rPr>
+          <w:rFonts w:ascii="Times New Roman" w:hAnsi="Times New Roman"/>
+        </w:rPr>
+        <w:t xml:space="preserve">Работа с файлами формата JSON в разработанном консольном приложении реализована с использованием библиотеки </w:t>
+      </w:r>
+      <w:r>
+        <w:rPr>
+          <w:rStyle w:val="Style15"/>
+          <w:rFonts w:ascii="Times New Roman" w:hAnsi="Times New Roman"/>
+        </w:rPr>
+        <w:t>kotlinx.serialization</w:t>
+      </w:r>
+      <w:r>
+        <w:rPr>
+          <w:rFonts w:ascii="Times New Roman" w:hAnsi="Times New Roman"/>
+        </w:rPr>
+        <w:t>, предназначенной для сериализации и десериализации объектов языка Kotlin. Использование данной библиотеки позволяет значительно упростить процесс преобразования объектов программы в текстовый формат JSON и обратно, а также обеспечивает удобную и безопасную работу со структурированными данными.</w:t>
+      </w:r>
+    </w:p>
+    <w:p>
+      <w:pPr>
+        <w:pStyle w:val="Style18"/>
         <w:spacing w:lineRule="auto" w:line="360"/>
         <w:rPr/>
       </w:pPr>
@@ -2054,117 +2657,91 @@
         <w:rPr>
           <w:rFonts w:ascii="Times New Roman" w:hAnsi="Times New Roman"/>
         </w:rPr>
-        <w:t xml:space="preserve">Работа с файлами формата JSON в разработанном консольном приложении реализована с использованием библиотеки </w:t>
+        <w:t xml:space="preserve">Для загрузки данных из JSON-файла в приложении реализована функция </w:t>
       </w:r>
       <w:r>
         <w:rPr>
           <w:rStyle w:val="Style15"/>
           <w:rFonts w:ascii="Times New Roman" w:hAnsi="Times New Roman"/>
         </w:rPr>
+        <w:t>loadDataFromJson</w:t>
+      </w:r>
+      <w:r>
+        <w:rPr>
+          <w:rFonts w:ascii="Times New Roman" w:hAnsi="Times New Roman"/>
+        </w:rPr>
+        <w:t xml:space="preserve">. Данная функция отвечает за выполнение нескольких последовательных этапов обработки информации. На первом этапе производится чтение содержимого файла с использованием стандартных средств работы с файлами языка Kotlin. После получения текстового содержимого файла выполняется процесс десериализации данных. В ходе десериализации JSON-структура преобразуется в объект класса </w:t>
+      </w:r>
+      <w:r>
+        <w:rPr>
+          <w:rStyle w:val="Style15"/>
+          <w:rFonts w:ascii="Times New Roman" w:hAnsi="Times New Roman"/>
+        </w:rPr>
+        <w:t>UniversatyData</w:t>
+      </w:r>
+      <w:r>
+        <w:rPr>
+          <w:rFonts w:ascii="Times New Roman" w:hAnsi="Times New Roman"/>
+        </w:rPr>
+        <w:t>, содержащий список студентов и информацию об их достижениях. В результате выполнения функции программа получает готовую структуру данных, с которой можно выполнять дальнейшую работу внутри приложения.</w:t>
+      </w:r>
+    </w:p>
+    <w:p>
+      <w:pPr>
+        <w:pStyle w:val="Style18"/>
+        <w:spacing w:lineRule="auto" w:line="360"/>
+        <w:rPr/>
+      </w:pPr>
+      <w:r>
+        <w:rPr>
+          <w:rFonts w:ascii="Times New Roman" w:hAnsi="Times New Roman"/>
+        </w:rPr>
+        <w:t xml:space="preserve">Функция </w:t>
+      </w:r>
+      <w:r>
+        <w:rPr>
+          <w:rStyle w:val="Style15"/>
+          <w:rFonts w:ascii="Times New Roman" w:hAnsi="Times New Roman"/>
+        </w:rPr>
+        <w:t>saveToJson</w:t>
+      </w:r>
+      <w:r>
+        <w:rPr>
+          <w:rFonts w:ascii="Times New Roman" w:hAnsi="Times New Roman"/>
+        </w:rPr>
+        <w:t xml:space="preserve"> предназначена для сохранения информации в JSON-файл. В процессе выполнения данной функции объект класса </w:t>
+      </w:r>
+      <w:r>
+        <w:rPr>
+          <w:rStyle w:val="Style15"/>
+          <w:rFonts w:ascii="Times New Roman" w:hAnsi="Times New Roman"/>
+        </w:rPr>
+        <w:t>UniversatyData</w:t>
+      </w:r>
+      <w:r>
+        <w:rPr>
+          <w:rFonts w:ascii="Times New Roman" w:hAnsi="Times New Roman"/>
+        </w:rPr>
+        <w:t xml:space="preserve"> преобразуется в JSON-строку при помощи механизма сериализации библиотеки </w:t>
+      </w:r>
+      <w:r>
+        <w:rPr>
+          <w:rStyle w:val="Style15"/>
+          <w:rFonts w:ascii="Times New Roman" w:hAnsi="Times New Roman"/>
+        </w:rPr>
         <w:t>kotlinx.serialization</w:t>
       </w:r>
       <w:r>
         <w:rPr>
           <w:rFonts w:ascii="Times New Roman" w:hAnsi="Times New Roman"/>
         </w:rPr>
-        <w:t>, предназначенной для сериализации и десериализации объектов языка Kotlin. Использование данной библиотеки позволяет значительно упростить процесс преобразования объектов программы в текстовый формат JSON и обратно, а также обеспечивает удобную и безопасную работу со структурированными данными.</w:t>
-      </w:r>
-    </w:p>
-    <w:p>
-      <w:pPr>
-        <w:pStyle w:val="Style17"/>
-        <w:spacing w:lineRule="auto" w:line="360"/>
-        <w:rPr/>
-      </w:pPr>
-      <w:r>
-        <w:rPr>
-          <w:rFonts w:ascii="Times New Roman" w:hAnsi="Times New Roman"/>
-        </w:rPr>
-        <w:t xml:space="preserve">Для загрузки данных из JSON-файла в приложении реализована функция </w:t>
+        <w:t xml:space="preserve">. После завершения сериализации полученная строка записывается в файл. Для повышения удобства чтения данных используется параметр </w:t>
       </w:r>
       <w:r>
         <w:rPr>
           <w:rStyle w:val="Style15"/>
           <w:rFonts w:ascii="Times New Roman" w:hAnsi="Times New Roman"/>
         </w:rPr>
-        <w:t>loadDataFromJson</w:t>
-      </w:r>
-      <w:r>
-        <w:rPr>
-          <w:rFonts w:ascii="Times New Roman" w:hAnsi="Times New Roman"/>
-        </w:rPr>
-        <w:t xml:space="preserve">. Данная функция отвечает за выполнение нескольких последовательных этапов обработки информации. На первом этапе производится чтение содержимого файла с использованием стандартных средств работы с файлами языка Kotlin. После получения текстового содержимого файла выполняется процесс десериализации данных. В ходе десериализации JSON-структура преобразуется в объект класса </w:t>
-      </w:r>
-      <w:r>
-        <w:rPr>
-          <w:rStyle w:val="Style15"/>
-          <w:rFonts w:ascii="Times New Roman" w:hAnsi="Times New Roman"/>
-        </w:rPr>
-        <w:t>UniversatyData</w:t>
-      </w:r>
-      <w:r>
-        <w:rPr>
-          <w:rFonts w:ascii="Times New Roman" w:hAnsi="Times New Roman"/>
-        </w:rPr>
-        <w:t>, содержащий список студентов и информацию об их достижениях. В результате выполнения функции программа получает готовую структуру данных, с которой можно выполнять дальнейшую работу внутри приложения.</w:t>
-      </w:r>
-    </w:p>
-    <w:p>
-      <w:pPr>
-        <w:pStyle w:val="Style17"/>
-        <w:spacing w:lineRule="auto" w:line="360"/>
-        <w:rPr/>
-      </w:pPr>
-      <w:r>
-        <w:rPr>
-          <w:rFonts w:ascii="Times New Roman" w:hAnsi="Times New Roman"/>
-        </w:rPr>
-        <w:t xml:space="preserve">Функция </w:t>
-      </w:r>
-      <w:r>
-        <w:rPr>
-          <w:rStyle w:val="Style15"/>
-          <w:rFonts w:ascii="Times New Roman" w:hAnsi="Times New Roman"/>
-        </w:rPr>
-        <w:t>saveToJson</w:t>
-      </w:r>
-      <w:r>
-        <w:rPr>
-          <w:rFonts w:ascii="Times New Roman" w:hAnsi="Times New Roman"/>
-        </w:rPr>
-        <w:t xml:space="preserve"> предназначена для сохранения информации в JSON-файл. В процессе выполнения данной функции объект класса </w:t>
-      </w:r>
-      <w:r>
-        <w:rPr>
-          <w:rStyle w:val="Style15"/>
-          <w:rFonts w:ascii="Times New Roman" w:hAnsi="Times New Roman"/>
-        </w:rPr>
-        <w:t>UniversatyData</w:t>
-      </w:r>
-      <w:r>
-        <w:rPr>
-          <w:rFonts w:ascii="Times New Roman" w:hAnsi="Times New Roman"/>
-        </w:rPr>
-        <w:t xml:space="preserve"> преобразуется в JSON-строку при помощи механизма сериализации библиотеки </w:t>
-      </w:r>
-      <w:r>
-        <w:rPr>
-          <w:rStyle w:val="Style15"/>
-          <w:rFonts w:ascii="Times New Roman" w:hAnsi="Times New Roman"/>
-        </w:rPr>
-        <w:t>kotlinx.serialization</w:t>
-      </w:r>
-      <w:r>
-        <w:rPr>
-          <w:rFonts w:ascii="Times New Roman" w:hAnsi="Times New Roman"/>
-        </w:rPr>
-        <w:t xml:space="preserve">. После завершения сериализации полученная строка записывается в файл. Для повышения удобства чтения данных используется параметр </w:t>
-      </w:r>
-      <w:r>
-        <w:rPr>
-          <w:rStyle w:val="Style15"/>
-          <w:rFonts w:ascii="Times New Roman" w:hAnsi="Times New Roman"/>
-        </w:rPr>
         <w:t>prettyPrint</w:t>
       </w:r>
       <w:r>
@@ -2176,9 +2753,11 @@
     </w:p>
     <w:p>
       <w:pPr>
-        <w:pStyle w:val="Style17"/>
-        <w:spacing w:lineRule="auto" w:line="360"/>
-        <w:rPr/>
+        <w:pStyle w:val="Style18"/>
+        <w:spacing w:lineRule="auto" w:line="360"/>
+        <w:rPr>
+          <w:rFonts w:ascii="Times New Roman" w:hAnsi="Times New Roman"/>
+        </w:rPr>
       </w:pPr>
       <w:r>
         <w:rPr>
@@ -2194,19 +2773,65 @@
           <w:ilvl w:val="0"/>
           <w:numId w:val="0"/>
         </w:numPr>
+        <w:spacing w:lineRule="auto" w:line="360"/>
         <w:ind w:left="709" w:hanging="0"/>
-        <w:rPr/>
+        <w:rPr>
+          <w:rFonts w:ascii="Times New Roman" w:hAnsi="Times New Roman"/>
+        </w:rPr>
       </w:pPr>
       <w:bookmarkStart w:id="10" w:name="__RefHeading___Toc663_2568108086"/>
       <w:bookmarkEnd w:id="10"/>
       <w:r>
+        <w:rPr>
+          <w:rFonts w:ascii="Times New Roman" w:hAnsi="Times New Roman"/>
+        </w:rPr>
+        <w:t>2.5 Работа с CSV</w:t>
+      </w:r>
+    </w:p>
+    <w:p>
+      <w:pPr>
+        <w:pStyle w:val="Style18"/>
+        <w:spacing w:lineRule="auto" w:line="360"/>
         <w:rPr/>
-        <w:t>2.5 Работа с CSV</w:t>
-      </w:r>
-    </w:p>
-    <w:p>
-      <w:pPr>
-        <w:pStyle w:val="Style17"/>
+      </w:pPr>
+      <w:r>
+        <w:rPr>
+          <w:rFonts w:ascii="Times New Roman" w:hAnsi="Times New Roman"/>
+        </w:rPr>
+        <w:t xml:space="preserve">Для реализации работы с файлами формата CSV в разработанном консольном приложении используется библиотека </w:t>
+      </w:r>
+      <w:r>
+        <w:rPr>
+          <w:rStyle w:val="Style15"/>
+          <w:rFonts w:ascii="Times New Roman" w:hAnsi="Times New Roman"/>
+        </w:rPr>
+        <w:t>OpenCSV</w:t>
+      </w:r>
+      <w:r>
+        <w:rPr>
+          <w:rFonts w:ascii="Times New Roman" w:hAnsi="Times New Roman"/>
+        </w:rPr>
+        <w:t>. Применение данной библиотеки позволяет значительно упростить процесс чтения, обработки и записи табличных данных, а также обеспечивает удобную работу с текстовыми файлами, содержащими структурированную информацию в формате CSV.</w:t>
+      </w:r>
+    </w:p>
+    <w:p>
+      <w:pPr>
+        <w:pStyle w:val="Style18"/>
+        <w:spacing w:lineRule="auto" w:line="360"/>
+        <w:rPr>
+          <w:rFonts w:ascii="Times New Roman" w:hAnsi="Times New Roman"/>
+        </w:rPr>
+      </w:pPr>
+      <w:r>
+        <w:rPr>
+          <w:rFonts w:ascii="Times New Roman" w:hAnsi="Times New Roman"/>
+        </w:rPr>
+        <w:t>Формат CSV является одним из наиболее распространенных форматов хранения табличных данных. Его основным преимуществом является простота структуры и совместимость с большим количеством программных продуктов, включая электронные таблицы и системы обработки данных. Использование CSV позволяет хранить информацию о студентах и спортивных достижениях в компактном и понятном виде.</w:t>
+      </w:r>
+    </w:p>
+    <w:p>
+      <w:pPr>
+        <w:pStyle w:val="Style18"/>
         <w:spacing w:lineRule="auto" w:line="360"/>
         <w:rPr/>
       </w:pPr>
@@ -2214,40 +2839,25 @@
         <w:rPr>
           <w:rFonts w:ascii="Times New Roman" w:hAnsi="Times New Roman"/>
         </w:rPr>
-        <w:t xml:space="preserve">Для реализации работы с файлами формата CSV в разработанном консольном приложении используется библиотека </w:t>
+        <w:t xml:space="preserve">Для загрузки данных из CSV-файла в приложении реализована функция </w:t>
       </w:r>
       <w:r>
         <w:rPr>
           <w:rStyle w:val="Style15"/>
           <w:rFonts w:ascii="Times New Roman" w:hAnsi="Times New Roman"/>
         </w:rPr>
-        <w:t>OpenCSV</w:t>
-      </w:r>
-      <w:r>
-        <w:rPr>
-          <w:rFonts w:ascii="Times New Roman" w:hAnsi="Times New Roman"/>
-        </w:rPr>
-        <w:t>. Применение данной библиотеки позволяет значительно упростить процесс чтения, обработки и записи табличных данных, а также обеспечивает удобную работу с текстовыми файлами, содержащими структурированную информацию в формате CSV.</w:t>
-      </w:r>
-    </w:p>
-    <w:p>
-      <w:pPr>
-        <w:pStyle w:val="Style17"/>
-        <w:spacing w:lineRule="auto" w:line="360"/>
-        <w:rPr>
-          <w:rFonts w:ascii="Times New Roman" w:hAnsi="Times New Roman"/>
-        </w:rPr>
-      </w:pPr>
-      <w:r>
-        <w:rPr>
-          <w:rFonts w:ascii="Times New Roman" w:hAnsi="Times New Roman"/>
-        </w:rPr>
-        <w:t>Формат CSV является одним из наиболее распространенных форматов хранения табличных данных. Его основным преимуществом является простота структуры и совместимость с большим количеством программных продуктов, включая электронные таблицы и системы обработки данных. Использование CSV позволяет хранить информацию о студентах и спортивных достижениях в компактном и понятном виде.</w:t>
-      </w:r>
-    </w:p>
-    <w:p>
-      <w:pPr>
-        <w:pStyle w:val="Style17"/>
+        <w:t>loadFromCSV</w:t>
+      </w:r>
+      <w:r>
+        <w:rPr>
+          <w:rFonts w:ascii="Times New Roman" w:hAnsi="Times New Roman"/>
+        </w:rPr>
+        <w:t>. Данная функция выполняет последовательную обработку содержимого файла и включает несколько основных этапов работы.</w:t>
+      </w:r>
+    </w:p>
+    <w:p>
+      <w:pPr>
+        <w:pStyle w:val="Style18"/>
         <w:spacing w:lineRule="auto" w:line="360"/>
         <w:rPr/>
       </w:pPr>
@@ -2255,25 +2865,25 @@
         <w:rPr>
           <w:rFonts w:ascii="Times New Roman" w:hAnsi="Times New Roman"/>
         </w:rPr>
-        <w:t xml:space="preserve">Для загрузки данных из CSV-файла в приложении реализована функция </w:t>
+        <w:t xml:space="preserve">На первом этапе производится чтение строк CSV-файла с использованием класса </w:t>
       </w:r>
       <w:r>
         <w:rPr>
           <w:rStyle w:val="Style15"/>
           <w:rFonts w:ascii="Times New Roman" w:hAnsi="Times New Roman"/>
         </w:rPr>
-        <w:t>loadFromCSV</w:t>
-      </w:r>
-      <w:r>
-        <w:rPr>
-          <w:rFonts w:ascii="Times New Roman" w:hAnsi="Times New Roman"/>
-        </w:rPr>
-        <w:t>. Данная функция выполняет последовательную обработку содержимого файла и включает несколько основных этапов работы.</w:t>
-      </w:r>
-    </w:p>
-    <w:p>
-      <w:pPr>
-        <w:pStyle w:val="Style17"/>
+        <w:t>CSVReader</w:t>
+      </w:r>
+      <w:r>
+        <w:rPr>
+          <w:rFonts w:ascii="Times New Roman" w:hAnsi="Times New Roman"/>
+        </w:rPr>
+        <w:t>. После открытия файла программа получает доступ ко всем строкам, содержащим данные о студентах и их достижениях. Первая строка файла содержит заголовки столбцов и при обработке пропускается.</w:t>
+      </w:r>
+    </w:p>
+    <w:p>
+      <w:pPr>
+        <w:pStyle w:val="Style18"/>
         <w:spacing w:lineRule="auto" w:line="360"/>
         <w:rPr/>
       </w:pPr>
@@ -2281,25 +2891,25 @@
         <w:rPr>
           <w:rFonts w:ascii="Times New Roman" w:hAnsi="Times New Roman"/>
         </w:rPr>
-        <w:t xml:space="preserve">На первом этапе производится чтение строк CSV-файла с использованием класса </w:t>
+        <w:t xml:space="preserve">Следующим этапом является преобразование считанных строк в объекты программы. Для каждой строки извлекаются значения идентификатора студента, имени, фамилии, факультета, вида спорта, результата и даты достижения. После получения данных создается объект класса </w:t>
       </w:r>
       <w:r>
         <w:rPr>
           <w:rStyle w:val="Style15"/>
           <w:rFonts w:ascii="Times New Roman" w:hAnsi="Times New Roman"/>
         </w:rPr>
-        <w:t>CSVReader</w:t>
-      </w:r>
-      <w:r>
-        <w:rPr>
-          <w:rFonts w:ascii="Times New Roman" w:hAnsi="Times New Roman"/>
-        </w:rPr>
-        <w:t>. После открытия файла программа получает доступ ко всем строкам, содержащим данные о студентах и их достижениях. Первая строка файла содержит заголовки столбцов и при обработке пропускается.</w:t>
-      </w:r>
-    </w:p>
-    <w:p>
-      <w:pPr>
-        <w:pStyle w:val="Style17"/>
+        <w:t>Achievment</w:t>
+      </w:r>
+      <w:r>
+        <w:rPr>
+          <w:rFonts w:ascii="Times New Roman" w:hAnsi="Times New Roman"/>
+        </w:rPr>
+        <w:t>, содержащий информацию о конкретном спортивном достижении.</w:t>
+      </w:r>
+    </w:p>
+    <w:p>
+      <w:pPr>
+        <w:pStyle w:val="Style18"/>
         <w:spacing w:lineRule="auto" w:line="360"/>
         <w:rPr/>
       </w:pPr>
@@ -2307,25 +2917,25 @@
         <w:rPr>
           <w:rFonts w:ascii="Times New Roman" w:hAnsi="Times New Roman"/>
         </w:rPr>
-        <w:t xml:space="preserve">Следующим этапом является преобразование считанных строк в объекты программы. Для каждой строки извлекаются значения идентификатора студента, имени, фамилии, факультета, вида спорта, результата и даты достижения. После получения данных создается объект класса </w:t>
+        <w:t xml:space="preserve">Далее выполняется формирование объектов класса </w:t>
       </w:r>
       <w:r>
         <w:rPr>
           <w:rStyle w:val="Style15"/>
           <w:rFonts w:ascii="Times New Roman" w:hAnsi="Times New Roman"/>
         </w:rPr>
-        <w:t>Achievment</w:t>
-      </w:r>
-      <w:r>
-        <w:rPr>
-          <w:rFonts w:ascii="Times New Roman" w:hAnsi="Times New Roman"/>
-        </w:rPr>
-        <w:t>, содержащий информацию о конкретном спортивном достижении.</w:t>
-      </w:r>
-    </w:p>
-    <w:p>
-      <w:pPr>
-        <w:pStyle w:val="Style17"/>
+        <w:t>Student</w:t>
+      </w:r>
+      <w:r>
+        <w:rPr>
+          <w:rFonts w:ascii="Times New Roman" w:hAnsi="Times New Roman"/>
+        </w:rPr>
+        <w:t>. Поскольку один студент может иметь несколько спортивных достижений, в программе используется коллекция для группировки достижений по идентификатору студента. Это позволяет корректно объединять несколько записей CSV-файла в один объект студента с набором достижений.</w:t>
+      </w:r>
+    </w:p>
+    <w:p>
+      <w:pPr>
+        <w:pStyle w:val="Style18"/>
         <w:spacing w:lineRule="auto" w:line="360"/>
         <w:rPr/>
       </w:pPr>
@@ -2333,39 +2943,13 @@
         <w:rPr>
           <w:rFonts w:ascii="Times New Roman" w:hAnsi="Times New Roman"/>
         </w:rPr>
-        <w:t xml:space="preserve">Далее выполняется формирование объектов класса </w:t>
+        <w:t xml:space="preserve">После завершения обработки всех строк формируется общий объект </w:t>
       </w:r>
       <w:r>
         <w:rPr>
           <w:rStyle w:val="Style15"/>
           <w:rFonts w:ascii="Times New Roman" w:hAnsi="Times New Roman"/>
         </w:rPr>
-        <w:t>Student</w:t>
-      </w:r>
-      <w:r>
-        <w:rPr>
-          <w:rFonts w:ascii="Times New Roman" w:hAnsi="Times New Roman"/>
-        </w:rPr>
-        <w:t>. Поскольку один студент может иметь несколько спортивных достижений, в программе используется коллекция для группировки достижений по идентификатору студента. Это позволяет корректно объединять несколько записей CSV-файла в один объект студента с набором достижений.</w:t>
-      </w:r>
-    </w:p>
-    <w:p>
-      <w:pPr>
-        <w:pStyle w:val="Style17"/>
-        <w:spacing w:lineRule="auto" w:line="360"/>
-        <w:rPr/>
-      </w:pPr>
-      <w:r>
-        <w:rPr>
-          <w:rFonts w:ascii="Times New Roman" w:hAnsi="Times New Roman"/>
-        </w:rPr>
-        <w:t xml:space="preserve">После завершения обработки всех строк формируется общий объект </w:t>
-      </w:r>
-      <w:r>
-        <w:rPr>
-          <w:rStyle w:val="Style15"/>
-          <w:rFonts w:ascii="Times New Roman" w:hAnsi="Times New Roman"/>
-        </w:rPr>
         <w:t>UniversatyData</w:t>
       </w:r>
       <w:r>
@@ -2377,7 +2961,7 @@
     </w:p>
     <w:p>
       <w:pPr>
-        <w:pStyle w:val="Style17"/>
+        <w:pStyle w:val="Style18"/>
         <w:spacing w:lineRule="auto" w:line="360"/>
         <w:rPr/>
       </w:pPr>
@@ -2408,145 +2992,148 @@
           <w:ilvl w:val="0"/>
           <w:numId w:val="0"/>
         </w:numPr>
+        <w:spacing w:lineRule="auto" w:line="360"/>
         <w:ind w:left="709" w:hanging="0"/>
-        <w:rPr/>
+        <w:rPr>
+          <w:rFonts w:ascii="Times New Roman" w:hAnsi="Times New Roman"/>
+        </w:rPr>
       </w:pPr>
       <w:bookmarkStart w:id="11" w:name="__RefHeading___Toc665_2568108086"/>
       <w:bookmarkEnd w:id="11"/>
       <w:r>
+        <w:rPr>
+          <w:rFonts w:ascii="Times New Roman" w:hAnsi="Times New Roman"/>
+        </w:rPr>
+        <w:t>2.6 Реализация добавления и изменения записей</w:t>
+      </w:r>
+    </w:p>
+    <w:p>
+      <w:pPr>
+        <w:pStyle w:val="Style18"/>
+        <w:spacing w:lineRule="auto" w:line="360"/>
         <w:rPr/>
-        <w:t xml:space="preserve">2.6 Реализация добавления </w:t>
-      </w:r>
-      <w:r>
+      </w:pPr>
+      <w:r>
+        <w:rPr>
+          <w:rFonts w:ascii="Times New Roman" w:hAnsi="Times New Roman"/>
+        </w:rPr>
+        <w:t xml:space="preserve">Функция </w:t>
+      </w:r>
+      <w:r>
+        <w:rPr>
+          <w:rStyle w:val="Style15"/>
+          <w:rFonts w:ascii="Times New Roman" w:hAnsi="Times New Roman"/>
+        </w:rPr>
+        <w:t>addRecord</w:t>
+      </w:r>
+      <w:r>
+        <w:rPr>
+          <w:rFonts w:ascii="Times New Roman" w:hAnsi="Times New Roman"/>
+        </w:rPr>
+        <w:t xml:space="preserve"> предназначена для реализации механизма добавления новой записи о студенте в систему учета спортивных достижений. Данная функция является одной из ключевых частей разработанного консольного приложения, поскольку обеспечивает возможность пополнения базы данных новой информацией и дальнейшей работы с ней.</w:t>
+      </w:r>
+    </w:p>
+    <w:p>
+      <w:pPr>
+        <w:pStyle w:val="Style18"/>
+        <w:spacing w:lineRule="auto" w:line="360"/>
+        <w:rPr>
+          <w:rFonts w:ascii="Times New Roman" w:hAnsi="Times New Roman"/>
+        </w:rPr>
+      </w:pPr>
+      <w:r>
+        <w:rPr>
+          <w:rFonts w:ascii="Times New Roman" w:hAnsi="Times New Roman"/>
+        </w:rPr>
+        <w:t>В процессе выполнения функции пользователь последовательно вводит необходимые данные о студенте через консольный интерфейс программы. Такой подход позволяет организовать удобное взаимодействие пользователя с системой и обеспечить поэтапное заполнение информации.</w:t>
+      </w:r>
+    </w:p>
+    <w:p>
+      <w:pPr>
+        <w:pStyle w:val="Style18"/>
+        <w:spacing w:lineRule="auto" w:line="360"/>
+        <w:rPr>
+          <w:rFonts w:ascii="Times New Roman" w:hAnsi="Times New Roman"/>
+        </w:rPr>
+      </w:pPr>
+      <w:r>
+        <w:rPr>
+          <w:rFonts w:ascii="Times New Roman" w:hAnsi="Times New Roman"/>
+        </w:rPr>
+        <w:t>На первом этапе пользователь вводит уникальный идентификатор студента. Данный параметр используется для однозначного определения записи внутри системы и необходим для выполнения операций поиска, редактирования и удаления информации. После ввода идентификатора программа выполняет проверку корректности введенного значения. Если пользователь вводит некорректные данные, например текст вместо числа, система сообщает об ошибке и предотвращает создание некорректной записи.</w:t>
+      </w:r>
+    </w:p>
+    <w:p>
+      <w:pPr>
+        <w:pStyle w:val="Style18"/>
+        <w:spacing w:lineRule="auto" w:line="360"/>
+        <w:rPr>
+          <w:rFonts w:ascii="Times New Roman" w:hAnsi="Times New Roman"/>
+        </w:rPr>
+      </w:pPr>
+      <w:r>
+        <w:rPr>
+          <w:rFonts w:ascii="Times New Roman" w:hAnsi="Times New Roman"/>
+        </w:rPr>
+        <w:t>Далее пользователь вводит имя и фамилию студента. Эти данные используются для отображения информации в системе и позволяют идентифицировать обучающегося при работе с программой. После этого вводится информация о факультете, к которому относится студент.</w:t>
+      </w:r>
+    </w:p>
+    <w:p>
+      <w:pPr>
+        <w:pStyle w:val="Style18"/>
+        <w:spacing w:lineRule="auto" w:line="360"/>
         <w:rPr/>
-        <w:t>и изменения</w:t>
-      </w:r>
-      <w:r>
+      </w:pPr>
+      <w:r>
+        <w:rPr>
+          <w:rFonts w:ascii="Times New Roman" w:hAnsi="Times New Roman"/>
+        </w:rPr>
+        <w:t xml:space="preserve">Следующим этапом является ввод спортивных достижений. Пользователь указывает виды спорта, а затем для каждого достижения вводятся дополнительные сведения, включая результат и дату проведения соревнования или получения достижения. Для хранения введенной информации создаются объекты класса </w:t>
+      </w:r>
+      <w:r>
+        <w:rPr>
+          <w:rStyle w:val="Style15"/>
+          <w:rFonts w:ascii="Times New Roman" w:hAnsi="Times New Roman"/>
+        </w:rPr>
+        <w:t>Achievment</w:t>
+      </w:r>
+      <w:r>
+        <w:rPr>
+          <w:rFonts w:ascii="Times New Roman" w:hAnsi="Times New Roman"/>
+        </w:rPr>
+        <w:t>, которые затем добавляются в список достижений студента.</w:t>
+      </w:r>
+    </w:p>
+    <w:p>
+      <w:pPr>
+        <w:pStyle w:val="Style18"/>
+        <w:spacing w:lineRule="auto" w:line="360"/>
         <w:rPr/>
-        <w:t xml:space="preserve"> записей</w:t>
-      </w:r>
-    </w:p>
-    <w:p>
-      <w:pPr>
-        <w:pStyle w:val="Style17"/>
-        <w:rPr/>
-      </w:pPr>
-      <w:r>
-        <w:rPr>
-          <w:rFonts w:ascii="Times New Roman" w:hAnsi="Times New Roman"/>
-        </w:rPr>
-        <w:t xml:space="preserve">Функция </w:t>
+      </w:pPr>
+      <w:r>
+        <w:rPr>
+          <w:rFonts w:ascii="Times New Roman" w:hAnsi="Times New Roman"/>
+        </w:rPr>
+        <w:t xml:space="preserve">После завершения ввода всех необходимых данных программа выполняет формирование нового объекта класса </w:t>
       </w:r>
       <w:r>
         <w:rPr>
           <w:rStyle w:val="Style15"/>
           <w:rFonts w:ascii="Times New Roman" w:hAnsi="Times New Roman"/>
         </w:rPr>
-        <w:t>addRecord</w:t>
-      </w:r>
-      <w:r>
-        <w:rPr>
-          <w:rFonts w:ascii="Times New Roman" w:hAnsi="Times New Roman"/>
-        </w:rPr>
-        <w:t xml:space="preserve"> предназначена для реализации механизма добавления новой записи о студенте в систему учета спортивных достижений. Данная функция является одной из ключевых частей разработанного консольного приложения, поскольку обеспечивает возможность пополнения базы данных новой информацией и дальнейшей работы с ней.</w:t>
-      </w:r>
-    </w:p>
-    <w:p>
-      <w:pPr>
-        <w:pStyle w:val="Style17"/>
-        <w:rPr>
-          <w:rFonts w:ascii="Times New Roman" w:hAnsi="Times New Roman"/>
-        </w:rPr>
-      </w:pPr>
-      <w:r>
-        <w:rPr>
-          <w:rFonts w:ascii="Times New Roman" w:hAnsi="Times New Roman"/>
-        </w:rPr>
-        <w:t>В процессе выполнения функции пользователь последовательно вводит необходимые данные о студенте через консольный интерфейс программы. Такой подход позволяет организовать удобное взаимодействие пользователя с системой и обеспечить поэтапное заполнение информации.</w:t>
-      </w:r>
-    </w:p>
-    <w:p>
-      <w:pPr>
-        <w:pStyle w:val="Style17"/>
-        <w:rPr>
-          <w:rFonts w:ascii="Times New Roman" w:hAnsi="Times New Roman"/>
-        </w:rPr>
-      </w:pPr>
-      <w:r>
-        <w:rPr>
-          <w:rFonts w:ascii="Times New Roman" w:hAnsi="Times New Roman"/>
-        </w:rPr>
-        <w:t>На первом этапе пользователь вводит уникальный идентификатор студента. Данный параметр используется для однозначного определения записи внутри системы и необходим для выполнения операций поиска, редактирования и удаления информации. После ввода идентификатора программа выполняет проверку корректности введенного значения. Если пользователь вводит некорректные данные, например текст вместо числа, система сообщает об ошибке и предотвращает создание некорректной записи.</w:t>
-      </w:r>
-    </w:p>
-    <w:p>
-      <w:pPr>
-        <w:pStyle w:val="Style17"/>
-        <w:rPr>
-          <w:rFonts w:ascii="Times New Roman" w:hAnsi="Times New Roman"/>
-        </w:rPr>
-      </w:pPr>
-      <w:r>
-        <w:rPr>
-          <w:rFonts w:ascii="Times New Roman" w:hAnsi="Times New Roman"/>
-        </w:rPr>
-        <w:t>Далее пользователь вводит имя и фамилию студента. Эти данные используются для отображения информации в системе и позволяют идентифицировать обучающегося при работе с программой. После этого вводится информация о факультете, к которому относится студент.</w:t>
-      </w:r>
-    </w:p>
-    <w:p>
-      <w:pPr>
-        <w:pStyle w:val="Style17"/>
-        <w:rPr/>
-      </w:pPr>
-      <w:r>
-        <w:rPr>
-          <w:rFonts w:ascii="Times New Roman" w:hAnsi="Times New Roman"/>
-        </w:rPr>
-        <w:t xml:space="preserve">Следующим этапом является ввод спортивных достижений. Пользователь указывает виды спорта, а затем для каждого достижения вводятся дополнительные сведения, включая результат и дату проведения соревнования или получения достижения. Для хранения введенной информации создаются объекты класса </w:t>
+        <w:t>Student</w:t>
+      </w:r>
+      <w:r>
+        <w:rPr>
+          <w:rFonts w:ascii="Times New Roman" w:hAnsi="Times New Roman"/>
+        </w:rPr>
+        <w:t xml:space="preserve">. В созданный объект передаются идентификатор студента, имя, фамилия, факультет и список спортивных достижений. Затем сформированный объект добавляется в общую коллекцию студентов, содержащуюся в объекте </w:t>
       </w:r>
       <w:r>
         <w:rPr>
           <w:rStyle w:val="Style15"/>
           <w:rFonts w:ascii="Times New Roman" w:hAnsi="Times New Roman"/>
         </w:rPr>
-        <w:t>Achievment</w:t>
-      </w:r>
-      <w:r>
-        <w:rPr>
-          <w:rFonts w:ascii="Times New Roman" w:hAnsi="Times New Roman"/>
-        </w:rPr>
-        <w:t>, которые затем добавляются в список достижений студента.</w:t>
-      </w:r>
-    </w:p>
-    <w:p>
-      <w:pPr>
-        <w:pStyle w:val="Style17"/>
-        <w:rPr/>
-      </w:pPr>
-      <w:r>
-        <w:rPr>
-          <w:rFonts w:ascii="Times New Roman" w:hAnsi="Times New Roman"/>
-        </w:rPr>
-        <w:t xml:space="preserve">После завершения ввода всех необходимых данных программа выполняет формирование нового объекта класса </w:t>
-      </w:r>
-      <w:r>
-        <w:rPr>
-          <w:rStyle w:val="Style15"/>
-          <w:rFonts w:ascii="Times New Roman" w:hAnsi="Times New Roman"/>
-        </w:rPr>
-        <w:t>Student</w:t>
-      </w:r>
-      <w:r>
-        <w:rPr>
-          <w:rFonts w:ascii="Times New Roman" w:hAnsi="Times New Roman"/>
-        </w:rPr>
-        <w:t xml:space="preserve">. В созданный объект передаются идентификатор студента, имя, фамилия, факультет и список спортивных достижений. Затем сформированный объект добавляется в общую коллекцию студентов, содержащуюся в объекте </w:t>
-      </w:r>
-      <w:r>
-        <w:rPr>
-          <w:rStyle w:val="Style15"/>
-          <w:rFonts w:ascii="Times New Roman" w:hAnsi="Times New Roman"/>
-        </w:rPr>
         <w:t>UniversatyData</w:t>
       </w:r>
       <w:r>
@@ -2558,7 +3145,8 @@
     </w:p>
     <w:p>
       <w:pPr>
-        <w:pStyle w:val="Style17"/>
+        <w:pStyle w:val="Style18"/>
+        <w:spacing w:lineRule="auto" w:line="360"/>
         <w:rPr>
           <w:rFonts w:ascii="Times New Roman" w:hAnsi="Times New Roman"/>
         </w:rPr>
@@ -2572,7 +3160,8 @@
     </w:p>
     <w:p>
       <w:pPr>
-        <w:pStyle w:val="Style17"/>
+        <w:pStyle w:val="Style18"/>
+        <w:spacing w:lineRule="auto" w:line="360"/>
         <w:rPr/>
       </w:pPr>
       <w:r>
@@ -2602,111 +3191,120 @@
           <w:ilvl w:val="0"/>
           <w:numId w:val="0"/>
         </w:numPr>
+        <w:spacing w:lineRule="auto" w:line="360"/>
         <w:ind w:left="709" w:hanging="0"/>
-        <w:rPr/>
+        <w:rPr>
+          <w:rFonts w:ascii="Times New Roman" w:hAnsi="Times New Roman"/>
+        </w:rPr>
       </w:pPr>
       <w:bookmarkStart w:id="12" w:name="__RefHeading___Toc667_2568108086"/>
       <w:bookmarkEnd w:id="12"/>
       <w:r>
+        <w:rPr>
+          <w:rFonts w:ascii="Times New Roman" w:hAnsi="Times New Roman"/>
+        </w:rPr>
+        <w:t>2.7 Реализация удаления записей</w:t>
+      </w:r>
+    </w:p>
+    <w:p>
+      <w:pPr>
+        <w:pStyle w:val="Style18"/>
+        <w:spacing w:lineRule="auto" w:line="360"/>
         <w:rPr/>
-        <w:t>2.7 Реализация удаления записей</w:t>
-      </w:r>
-    </w:p>
-    <w:p>
-      <w:pPr>
-        <w:pStyle w:val="Style17"/>
+      </w:pPr>
+      <w:r>
+        <w:rPr>
+          <w:rFonts w:ascii="Times New Roman" w:hAnsi="Times New Roman"/>
+        </w:rPr>
+        <w:t xml:space="preserve">Удаление данных в разработанном консольном приложении реализовано с помощью функции </w:t>
+      </w:r>
+      <w:r>
+        <w:rPr>
+          <w:rStyle w:val="Style15"/>
+          <w:rFonts w:ascii="Times New Roman" w:hAnsi="Times New Roman"/>
+        </w:rPr>
+        <w:t>delRecord</w:t>
+      </w:r>
+      <w:r>
+        <w:rPr>
+          <w:rFonts w:ascii="Times New Roman" w:hAnsi="Times New Roman"/>
+        </w:rPr>
+        <w:t>. Данная функция предназначена для удаления информации о студенте из общей структуры хранения данных и обеспечивает возможность управления существующими записями в системе учета спортивных достижений.</w:t>
+      </w:r>
+    </w:p>
+    <w:p>
+      <w:pPr>
+        <w:pStyle w:val="Style18"/>
+        <w:spacing w:lineRule="auto" w:line="360"/>
+        <w:rPr>
+          <w:rFonts w:ascii="Times New Roman" w:hAnsi="Times New Roman"/>
+        </w:rPr>
+      </w:pPr>
+      <w:r>
+        <w:rPr>
+          <w:rFonts w:ascii="Times New Roman" w:hAnsi="Times New Roman"/>
+        </w:rPr>
+        <w:t>Процесс удаления записи начинается с ввода пользователем идентификатора студента через консольный интерфейс программы. Идентификатор используется в качестве уникального параметра, позволяющего однозначно определить нужную запись среди всех элементов коллекции. Такой подход обеспечивает удобство работы с системой и позволяет быстро находить необходимую информацию для последующего удаления.</w:t>
+      </w:r>
+    </w:p>
+    <w:p>
+      <w:pPr>
+        <w:pStyle w:val="Style18"/>
+        <w:spacing w:lineRule="auto" w:line="360"/>
+        <w:rPr>
+          <w:rFonts w:ascii="Times New Roman" w:hAnsi="Times New Roman"/>
+        </w:rPr>
+      </w:pPr>
+      <w:r>
+        <w:rPr>
+          <w:rFonts w:ascii="Times New Roman" w:hAnsi="Times New Roman"/>
+        </w:rPr>
+        <w:t>После получения значения идентификатора программа выполняет проверку корректности введенных данных. Для этого используется преобразование введенной строки в числовой тип данных. Если пользователь вводит некорректное значение, например текстовые символы вместо числа, система фиксирует ошибку ввода и выводит соответствующее сообщение. Это позволяет предотвратить возникновение ошибок при дальнейшей обработке данных и повышает устойчивость программы к неправильным действиям пользователя.</w:t>
+      </w:r>
+    </w:p>
+    <w:p>
+      <w:pPr>
+        <w:pStyle w:val="Style18"/>
+        <w:spacing w:lineRule="auto" w:line="360"/>
         <w:rPr/>
       </w:pPr>
       <w:r>
         <w:rPr>
           <w:rFonts w:ascii="Times New Roman" w:hAnsi="Times New Roman"/>
         </w:rPr>
-        <w:t xml:space="preserve">Удаление данных в разработанном консольном приложении реализовано с помощью функции </w:t>
+        <w:t xml:space="preserve">После успешной проверки идентификатора функция выполняет поиск соответствующего объекта студента в коллекции </w:t>
       </w:r>
       <w:r>
         <w:rPr>
           <w:rStyle w:val="Style15"/>
           <w:rFonts w:ascii="Times New Roman" w:hAnsi="Times New Roman"/>
         </w:rPr>
-        <w:t>delRecord</w:t>
-      </w:r>
-      <w:r>
-        <w:rPr>
-          <w:rFonts w:ascii="Times New Roman" w:hAnsi="Times New Roman"/>
-        </w:rPr>
-        <w:t>. Данная функция предназначена для удаления информации о студенте из общей структуры хранения данных и обеспечивает возможность управления существующими записями в системе учета спортивных достижений.</w:t>
-      </w:r>
-    </w:p>
-    <w:p>
-      <w:pPr>
-        <w:pStyle w:val="Style17"/>
-        <w:rPr>
-          <w:rFonts w:ascii="Times New Roman" w:hAnsi="Times New Roman"/>
-        </w:rPr>
-      </w:pPr>
-      <w:r>
-        <w:rPr>
-          <w:rFonts w:ascii="Times New Roman" w:hAnsi="Times New Roman"/>
-        </w:rPr>
-        <w:t>Процесс удаления записи начинается с ввода пользователем идентификатора студента через консольный интерфейс программы. Идентификатор используется в качестве уникального параметра, позволяющего однозначно определить нужную запись среди всех элементов коллекции. Такой подход обеспечивает удобство работы с системой и позволяет быстро находить необходимую информацию для последующего удаления.</w:t>
-      </w:r>
-    </w:p>
-    <w:p>
-      <w:pPr>
-        <w:pStyle w:val="Style17"/>
-        <w:rPr>
-          <w:rFonts w:ascii="Times New Roman" w:hAnsi="Times New Roman"/>
-        </w:rPr>
-      </w:pPr>
-      <w:r>
-        <w:rPr>
-          <w:rFonts w:ascii="Times New Roman" w:hAnsi="Times New Roman"/>
-        </w:rPr>
-        <w:t>После получения значения идентификатора программа выполняет проверку корректности введенных данных. Для этого используется преобразование введенной строки в числовой тип данных. Если пользователь вводит некорректное значение, например текстовые символы вместо числа, система фиксирует ошибку ввода и выводит соответствующее сообщение. Это позволяет предотвратить возникновение ошибок при дальнейшей обработке данных и повышает устойчивость программы к неправильным действиям пользователя.</w:t>
-      </w:r>
-    </w:p>
-    <w:p>
-      <w:pPr>
-        <w:pStyle w:val="Style17"/>
-        <w:rPr/>
-      </w:pPr>
-      <w:r>
-        <w:rPr>
-          <w:rFonts w:ascii="Times New Roman" w:hAnsi="Times New Roman"/>
-        </w:rPr>
-        <w:t xml:space="preserve">После успешной проверки идентификатора функция выполняет поиск соответствующего объекта студента в коллекции </w:t>
+        <w:t>students</w:t>
+      </w:r>
+      <w:r>
+        <w:rPr>
+          <w:rFonts w:ascii="Times New Roman" w:hAnsi="Times New Roman"/>
+        </w:rPr>
+        <w:t xml:space="preserve">, содержащейся в объекте </w:t>
       </w:r>
       <w:r>
         <w:rPr>
           <w:rStyle w:val="Style15"/>
           <w:rFonts w:ascii="Times New Roman" w:hAnsi="Times New Roman"/>
         </w:rPr>
-        <w:t>students</w:t>
-      </w:r>
-      <w:r>
-        <w:rPr>
-          <w:rFonts w:ascii="Times New Roman" w:hAnsi="Times New Roman"/>
-        </w:rPr>
-        <w:t xml:space="preserve">, содержащейся в объекте </w:t>
+        <w:t>UniversatyData</w:t>
+      </w:r>
+      <w:r>
+        <w:rPr>
+          <w:rFonts w:ascii="Times New Roman" w:hAnsi="Times New Roman"/>
+        </w:rPr>
+        <w:t xml:space="preserve">. Для удаления записи используется метод </w:t>
       </w:r>
       <w:r>
         <w:rPr>
           <w:rStyle w:val="Style15"/>
           <w:rFonts w:ascii="Times New Roman" w:hAnsi="Times New Roman"/>
         </w:rPr>
-        <w:t>UniversatyData</w:t>
-      </w:r>
-      <w:r>
-        <w:rPr>
-          <w:rFonts w:ascii="Times New Roman" w:hAnsi="Times New Roman"/>
-        </w:rPr>
-        <w:t xml:space="preserve">. Для удаления записи используется метод </w:t>
-      </w:r>
-      <w:r>
-        <w:rPr>
-          <w:rStyle w:val="Style15"/>
-          <w:rFonts w:ascii="Times New Roman" w:hAnsi="Times New Roman"/>
-        </w:rPr>
         <w:t>removeIf</w:t>
       </w:r>
       <w:r>
@@ -2718,8 +3316,11 @@
     </w:p>
     <w:p>
       <w:pPr>
-        <w:pStyle w:val="Style17"/>
-        <w:rPr/>
+        <w:pStyle w:val="Style18"/>
+        <w:spacing w:lineRule="auto" w:line="360"/>
+        <w:rPr>
+          <w:rFonts w:ascii="Times New Roman" w:hAnsi="Times New Roman"/>
+        </w:rPr>
       </w:pPr>
       <w:r>
         <w:rPr>
@@ -2735,19 +3336,65 @@
           <w:ilvl w:val="0"/>
           <w:numId w:val="0"/>
         </w:numPr>
+        <w:spacing w:lineRule="auto" w:line="360"/>
         <w:ind w:left="709" w:hanging="0"/>
-        <w:rPr/>
+        <w:rPr>
+          <w:rFonts w:ascii="Times New Roman" w:hAnsi="Times New Roman"/>
+        </w:rPr>
       </w:pPr>
       <w:bookmarkStart w:id="13" w:name="__RefHeading___Toc669_2568108086"/>
       <w:bookmarkEnd w:id="13"/>
       <w:r>
+        <w:rPr>
+          <w:rFonts w:ascii="Times New Roman" w:hAnsi="Times New Roman"/>
+        </w:rPr>
+        <w:t>2.8 Реализация поиска</w:t>
+      </w:r>
+    </w:p>
+    <w:p>
+      <w:pPr>
+        <w:pStyle w:val="Style18"/>
+        <w:spacing w:lineRule="auto" w:line="360"/>
         <w:rPr/>
-        <w:t>2.8 Реализация поиска</w:t>
-      </w:r>
-    </w:p>
-    <w:p>
-      <w:pPr>
-        <w:pStyle w:val="Style17"/>
+      </w:pPr>
+      <w:r>
+        <w:rPr>
+          <w:rFonts w:ascii="Times New Roman" w:hAnsi="Times New Roman"/>
+        </w:rPr>
+        <w:t xml:space="preserve">Функция </w:t>
+      </w:r>
+      <w:r>
+        <w:rPr>
+          <w:rStyle w:val="Style15"/>
+          <w:rFonts w:ascii="Times New Roman" w:hAnsi="Times New Roman"/>
+        </w:rPr>
+        <w:t>findInData</w:t>
+      </w:r>
+      <w:r>
+        <w:rPr>
+          <w:rFonts w:ascii="Times New Roman" w:hAnsi="Times New Roman"/>
+        </w:rPr>
+        <w:t xml:space="preserve"> предназначена для реализации поиска информации в системе учета спортивных достижений студентов. Данная функция обеспечивает возможность быстрого нахождения необходимых записей по различным параметрам и является одной из важных составляющих функциональности разработанного консольного приложения.</w:t>
+      </w:r>
+    </w:p>
+    <w:p>
+      <w:pPr>
+        <w:pStyle w:val="Style18"/>
+        <w:spacing w:lineRule="auto" w:line="360"/>
+        <w:rPr>
+          <w:rFonts w:ascii="Times New Roman" w:hAnsi="Times New Roman"/>
+        </w:rPr>
+      </w:pPr>
+      <w:r>
+        <w:rPr>
+          <w:rFonts w:ascii="Times New Roman" w:hAnsi="Times New Roman"/>
+        </w:rPr>
+        <w:t>Поиск данных позволяет пользователю эффективно работать с большим количеством информации, быстро находить нужных студентов и получать сведения об их спортивных достижениях. Реализация функции поиска существенно повышает удобство использования программы и упрощает процесс обработки данных.</w:t>
+      </w:r>
+    </w:p>
+    <w:p>
+      <w:pPr>
+        <w:pStyle w:val="Style18"/>
         <w:spacing w:lineRule="auto" w:line="360"/>
         <w:rPr/>
       </w:pPr>
@@ -2755,7 +3402,7 @@
         <w:rPr>
           <w:rFonts w:ascii="Times New Roman" w:hAnsi="Times New Roman"/>
         </w:rPr>
-        <w:t xml:space="preserve">Функция </w:t>
+        <w:t xml:space="preserve">В разработанном приложении функция </w:t>
       </w:r>
       <w:r>
         <w:rPr>
@@ -2768,63 +3415,22 @@
         <w:rPr>
           <w:rFonts w:ascii="Times New Roman" w:hAnsi="Times New Roman"/>
         </w:rPr>
-        <w:t xml:space="preserve"> предназначена для реализации поиска информации в системе учета спортивных достижений студентов. Данная функция обеспечивает возможность быстрого нахождения необходимых записей по различным параметрам и является одной из важных составляющих функциональности разработанного консольного приложения.</w:t>
-      </w:r>
-    </w:p>
-    <w:p>
-      <w:pPr>
-        <w:pStyle w:val="Style17"/>
-        <w:spacing w:lineRule="auto" w:line="360"/>
-        <w:rPr>
-          <w:rFonts w:ascii="Times New Roman" w:hAnsi="Times New Roman"/>
-        </w:rPr>
-      </w:pPr>
-      <w:r>
-        <w:rPr>
-          <w:rFonts w:ascii="Times New Roman" w:hAnsi="Times New Roman"/>
-        </w:rPr>
-        <w:t>Поиск данных позволяет пользователю эффективно работать с большим количеством информации, быстро находить нужных студентов и получать сведения об их спортивных достижениях. Реализация функции поиска существенно повышает удобство использования программы и упрощает процесс обработки данных.</w:t>
-      </w:r>
-    </w:p>
-    <w:p>
-      <w:pPr>
-        <w:pStyle w:val="Style17"/>
-        <w:spacing w:lineRule="auto" w:line="360"/>
-        <w:rPr/>
-      </w:pPr>
-      <w:r>
-        <w:rPr>
-          <w:rFonts w:ascii="Times New Roman" w:hAnsi="Times New Roman"/>
-        </w:rPr>
-        <w:t xml:space="preserve">В разработанном приложении функция </w:t>
-      </w:r>
-      <w:r>
-        <w:rPr>
-          <w:rStyle w:val="Style15"/>
-          <w:rFonts w:ascii="Times New Roman" w:hAnsi="Times New Roman"/>
-        </w:rPr>
-        <w:t>findInData</w:t>
-      </w:r>
-      <w:r>
-        <w:rPr>
-          <w:rFonts w:ascii="Times New Roman" w:hAnsi="Times New Roman"/>
-        </w:rPr>
         <w:t xml:space="preserve"> поддерживает поиск записей по нескольким параметрам. Пользователь может выполнять поиск:</w:t>
       </w:r>
     </w:p>
     <w:p>
       <w:pPr>
-        <w:pStyle w:val="Style17"/>
+        <w:pStyle w:val="Style18"/>
         <w:numPr>
           <w:ilvl w:val="0"/>
-          <w:numId w:val="15"/>
+          <w:numId w:val="14"/>
         </w:numPr>
         <w:tabs>
           <w:tab w:val="clear" w:pos="643"/>
           <w:tab w:val="left" w:pos="0" w:leader="none"/>
         </w:tabs>
         <w:spacing w:lineRule="auto" w:line="360" w:before="0" w:after="0"/>
-        <w:ind w:left="709" w:firstLine="426"/>
+        <w:ind w:firstLine="426"/>
         <w:rPr>
           <w:rFonts w:ascii="Times New Roman" w:hAnsi="Times New Roman"/>
         </w:rPr>
@@ -2838,17 +3444,17 @@
     </w:p>
     <w:p>
       <w:pPr>
-        <w:pStyle w:val="Style17"/>
+        <w:pStyle w:val="Style18"/>
         <w:numPr>
           <w:ilvl w:val="0"/>
-          <w:numId w:val="15"/>
+          <w:numId w:val="14"/>
         </w:numPr>
         <w:tabs>
           <w:tab w:val="clear" w:pos="643"/>
           <w:tab w:val="left" w:pos="0" w:leader="none"/>
         </w:tabs>
         <w:spacing w:lineRule="auto" w:line="360" w:before="0" w:after="0"/>
-        <w:ind w:left="709" w:firstLine="426"/>
+        <w:ind w:firstLine="426"/>
         <w:rPr>
           <w:rFonts w:ascii="Times New Roman" w:hAnsi="Times New Roman"/>
         </w:rPr>
@@ -2862,17 +3468,17 @@
     </w:p>
     <w:p>
       <w:pPr>
-        <w:pStyle w:val="Style17"/>
+        <w:pStyle w:val="Style18"/>
         <w:numPr>
           <w:ilvl w:val="0"/>
-          <w:numId w:val="15"/>
+          <w:numId w:val="14"/>
         </w:numPr>
         <w:tabs>
           <w:tab w:val="clear" w:pos="643"/>
           <w:tab w:val="left" w:pos="0" w:leader="none"/>
         </w:tabs>
         <w:spacing w:lineRule="auto" w:line="360" w:before="0" w:after="0"/>
-        <w:ind w:left="709" w:firstLine="426"/>
+        <w:ind w:firstLine="426"/>
         <w:rPr>
           <w:rFonts w:ascii="Times New Roman" w:hAnsi="Times New Roman"/>
         </w:rPr>
@@ -2886,17 +3492,17 @@
     </w:p>
     <w:p>
       <w:pPr>
-        <w:pStyle w:val="Style17"/>
+        <w:pStyle w:val="Style18"/>
         <w:numPr>
           <w:ilvl w:val="0"/>
-          <w:numId w:val="15"/>
+          <w:numId w:val="14"/>
         </w:numPr>
         <w:tabs>
           <w:tab w:val="clear" w:pos="643"/>
           <w:tab w:val="left" w:pos="0" w:leader="none"/>
         </w:tabs>
         <w:spacing w:lineRule="auto" w:line="360" w:before="0" w:after="0"/>
-        <w:ind w:left="709" w:firstLine="426"/>
+        <w:ind w:firstLine="426"/>
         <w:rPr>
           <w:rFonts w:ascii="Times New Roman" w:hAnsi="Times New Roman"/>
         </w:rPr>
@@ -2910,17 +3516,17 @@
     </w:p>
     <w:p>
       <w:pPr>
-        <w:pStyle w:val="Style17"/>
+        <w:pStyle w:val="Style18"/>
         <w:numPr>
           <w:ilvl w:val="0"/>
-          <w:numId w:val="15"/>
+          <w:numId w:val="14"/>
         </w:numPr>
         <w:tabs>
           <w:tab w:val="clear" w:pos="643"/>
           <w:tab w:val="left" w:pos="0" w:leader="none"/>
         </w:tabs>
         <w:spacing w:lineRule="auto" w:line="360"/>
-        <w:ind w:left="709" w:firstLine="426"/>
+        <w:ind w:firstLine="426"/>
         <w:rPr>
           <w:rFonts w:ascii="Times New Roman" w:hAnsi="Times New Roman"/>
         </w:rPr>
@@ -2934,7 +3540,7 @@
     </w:p>
     <w:p>
       <w:pPr>
-        <w:pStyle w:val="Style17"/>
+        <w:pStyle w:val="Style18"/>
         <w:spacing w:lineRule="auto" w:line="360"/>
         <w:rPr>
           <w:rFonts w:ascii="Times New Roman" w:hAnsi="Times New Roman"/>
@@ -2949,7 +3555,7 @@
     </w:p>
     <w:p>
       <w:pPr>
-        <w:pStyle w:val="Style17"/>
+        <w:pStyle w:val="Style18"/>
         <w:spacing w:lineRule="auto" w:line="360"/>
         <w:rPr/>
       </w:pPr>
@@ -2975,7 +3581,7 @@
     </w:p>
     <w:p>
       <w:pPr>
-        <w:pStyle w:val="Style17"/>
+        <w:pStyle w:val="Style18"/>
         <w:spacing w:lineRule="auto" w:line="360"/>
         <w:rPr>
           <w:rFonts w:ascii="Times New Roman" w:hAnsi="Times New Roman"/>
@@ -2990,7 +3596,7 @@
     </w:p>
     <w:p>
       <w:pPr>
-        <w:pStyle w:val="Style17"/>
+        <w:pStyle w:val="Style18"/>
         <w:spacing w:lineRule="auto" w:line="360"/>
         <w:rPr>
           <w:rFonts w:ascii="Times New Roman" w:hAnsi="Times New Roman"/>
@@ -3005,7 +3611,7 @@
     </w:p>
     <w:p>
       <w:pPr>
-        <w:pStyle w:val="Style17"/>
+        <w:pStyle w:val="Style18"/>
         <w:spacing w:lineRule="auto" w:line="360"/>
         <w:rPr>
           <w:rFonts w:ascii="Times New Roman" w:hAnsi="Times New Roman"/>
@@ -3020,9 +3626,11 @@
     </w:p>
     <w:p>
       <w:pPr>
-        <w:pStyle w:val="Style17"/>
-        <w:spacing w:lineRule="auto" w:line="360"/>
-        <w:rPr/>
+        <w:pStyle w:val="Style18"/>
+        <w:spacing w:lineRule="auto" w:line="360"/>
+        <w:rPr>
+          <w:rFonts w:ascii="Times New Roman" w:hAnsi="Times New Roman"/>
+        </w:rPr>
       </w:pPr>
       <w:r>
         <w:rPr>
@@ -3038,26 +3646,73 @@
           <w:ilvl w:val="0"/>
           <w:numId w:val="0"/>
         </w:numPr>
+        <w:spacing w:lineRule="auto" w:line="360"/>
         <w:ind w:left="709" w:hanging="0"/>
-        <w:rPr/>
+        <w:rPr>
+          <w:rFonts w:ascii="Times New Roman" w:hAnsi="Times New Roman"/>
+        </w:rPr>
       </w:pPr>
       <w:bookmarkStart w:id="14" w:name="__RefHeading___Toc671_2568108086"/>
       <w:bookmarkEnd w:id="14"/>
       <w:r>
+        <w:rPr>
+          <w:rFonts w:ascii="Times New Roman" w:hAnsi="Times New Roman"/>
+        </w:rPr>
+        <w:t>2.9 Реализация сортировки</w:t>
+      </w:r>
+    </w:p>
+    <w:p>
+      <w:pPr>
+        <w:pStyle w:val="Style18"/>
+        <w:spacing w:lineRule="auto" w:line="360"/>
         <w:rPr/>
-        <w:t>2.9 Реализация сортировки</w:t>
-      </w:r>
-    </w:p>
-    <w:p>
-      <w:pPr>
-        <w:pStyle w:val="Style17"/>
+      </w:pPr>
+      <w:r>
+        <w:rPr>
+          <w:rFonts w:ascii="Times New Roman" w:hAnsi="Times New Roman"/>
+        </w:rPr>
+        <w:t xml:space="preserve">Сортировка данных в разработанном консольном приложении реализована с помощью функции </w:t>
+      </w:r>
+      <w:r>
+        <w:rPr>
+          <w:rStyle w:val="Style15"/>
+          <w:rFonts w:ascii="Times New Roman" w:hAnsi="Times New Roman"/>
+        </w:rPr>
+        <w:t>sortData</w:t>
+      </w:r>
+      <w:r>
+        <w:rPr>
+          <w:rFonts w:ascii="Times New Roman" w:hAnsi="Times New Roman"/>
+        </w:rPr>
+        <w:t>. Данная функция предназначена для упорядочивания информации о студентах по различным параметрам и обеспечивает более удобное представление данных при работе пользователя с системой учета спортивных достижений.</w:t>
+      </w:r>
+    </w:p>
+    <w:p>
+      <w:pPr>
+        <w:pStyle w:val="Style18"/>
+        <w:spacing w:lineRule="auto" w:line="360"/>
+        <w:rPr>
+          <w:rFonts w:ascii="Times New Roman" w:hAnsi="Times New Roman"/>
+        </w:rPr>
+      </w:pPr>
+      <w:r>
+        <w:rPr>
+          <w:rFonts w:ascii="Times New Roman" w:hAnsi="Times New Roman"/>
+        </w:rPr>
+        <w:t>При большом количестве записей сортировка играет важную роль, поскольку позволяет быстро организовать данные в необходимом порядке и облегчает процесс поиска и анализа информации. Использование механизма сортировки делает работу с программой более удобной и повышает эффективность взаимодействия пользователя с системой.</w:t>
+      </w:r>
+    </w:p>
+    <w:p>
+      <w:pPr>
+        <w:pStyle w:val="Style18"/>
+        <w:spacing w:lineRule="auto" w:line="360"/>
         <w:rPr/>
       </w:pPr>
       <w:r>
         <w:rPr>
           <w:rFonts w:ascii="Times New Roman" w:hAnsi="Times New Roman"/>
         </w:rPr>
-        <w:t xml:space="preserve">Сортировка данных в разработанном консольном приложении реализована с помощью функции </w:t>
+        <w:t xml:space="preserve">Функция </w:t>
       </w:r>
       <w:r>
         <w:rPr>
@@ -3070,61 +3725,22 @@
         <w:rPr>
           <w:rFonts w:ascii="Times New Roman" w:hAnsi="Times New Roman"/>
         </w:rPr>
-        <w:t>. Данная функция предназначена для упорядочивания информации о студентах по различным параметрам и обеспечивает более удобное представление данных при работе пользователя с системой учета спортивных достижений.</w:t>
-      </w:r>
-    </w:p>
-    <w:p>
-      <w:pPr>
-        <w:pStyle w:val="Style17"/>
-        <w:rPr>
-          <w:rFonts w:ascii="Times New Roman" w:hAnsi="Times New Roman"/>
-        </w:rPr>
-      </w:pPr>
-      <w:r>
-        <w:rPr>
-          <w:rFonts w:ascii="Times New Roman" w:hAnsi="Times New Roman"/>
-        </w:rPr>
-        <w:t>При большом количестве записей сортировка играет важную роль, поскольку позволяет быстро организовать данные в необходимом порядке и облегчает процесс поиска и анализа информации. Использование механизма сортировки делает работу с программой более удобной и повышает эффективность взаимодействия пользователя с системой.</w:t>
-      </w:r>
-    </w:p>
-    <w:p>
-      <w:pPr>
-        <w:pStyle w:val="Style17"/>
-        <w:rPr/>
-      </w:pPr>
-      <w:r>
-        <w:rPr>
-          <w:rFonts w:ascii="Times New Roman" w:hAnsi="Times New Roman"/>
-        </w:rPr>
-        <w:t xml:space="preserve">Функция </w:t>
-      </w:r>
-      <w:r>
-        <w:rPr>
-          <w:rStyle w:val="Style15"/>
-          <w:rFonts w:ascii="Times New Roman" w:hAnsi="Times New Roman"/>
-        </w:rPr>
-        <w:t>sortData</w:t>
-      </w:r>
-      <w:r>
-        <w:rPr>
-          <w:rFonts w:ascii="Times New Roman" w:hAnsi="Times New Roman"/>
-        </w:rPr>
         <w:t xml:space="preserve"> предоставляет возможность выполнять сортировку данных по нескольким критериям. В разработанном приложении предусмотрена сортировка:</w:t>
       </w:r>
     </w:p>
     <w:p>
       <w:pPr>
-        <w:pStyle w:val="Style17"/>
+        <w:pStyle w:val="Style18"/>
         <w:numPr>
           <w:ilvl w:val="0"/>
-          <w:numId w:val="16"/>
+          <w:numId w:val="15"/>
         </w:numPr>
         <w:tabs>
           <w:tab w:val="clear" w:pos="643"/>
           <w:tab w:val="left" w:pos="0" w:leader="none"/>
         </w:tabs>
-        <w:spacing w:before="0" w:after="0"/>
-        <w:ind w:left="709" w:firstLine="426"/>
+        <w:spacing w:lineRule="auto" w:line="360" w:before="0" w:after="0"/>
+        <w:ind w:firstLine="426"/>
         <w:rPr>
           <w:rFonts w:ascii="Times New Roman" w:hAnsi="Times New Roman"/>
         </w:rPr>
@@ -3138,17 +3754,17 @@
     </w:p>
     <w:p>
       <w:pPr>
-        <w:pStyle w:val="Style17"/>
+        <w:pStyle w:val="Style18"/>
         <w:numPr>
           <w:ilvl w:val="0"/>
-          <w:numId w:val="16"/>
+          <w:numId w:val="15"/>
         </w:numPr>
         <w:tabs>
           <w:tab w:val="clear" w:pos="643"/>
           <w:tab w:val="left" w:pos="0" w:leader="none"/>
         </w:tabs>
-        <w:spacing w:before="0" w:after="0"/>
-        <w:ind w:left="709" w:firstLine="426"/>
+        <w:spacing w:lineRule="auto" w:line="360" w:before="0" w:after="0"/>
+        <w:ind w:firstLine="426"/>
         <w:rPr>
           <w:rFonts w:ascii="Times New Roman" w:hAnsi="Times New Roman"/>
         </w:rPr>
@@ -3162,17 +3778,17 @@
     </w:p>
     <w:p>
       <w:pPr>
-        <w:pStyle w:val="Style17"/>
+        <w:pStyle w:val="Style18"/>
         <w:numPr>
           <w:ilvl w:val="0"/>
-          <w:numId w:val="16"/>
+          <w:numId w:val="15"/>
         </w:numPr>
         <w:tabs>
           <w:tab w:val="clear" w:pos="643"/>
           <w:tab w:val="left" w:pos="0" w:leader="none"/>
         </w:tabs>
-        <w:spacing w:before="0" w:after="0"/>
-        <w:ind w:left="709" w:firstLine="426"/>
+        <w:spacing w:lineRule="auto" w:line="360" w:before="0" w:after="0"/>
+        <w:ind w:firstLine="426"/>
         <w:rPr>
           <w:rFonts w:ascii="Times New Roman" w:hAnsi="Times New Roman"/>
         </w:rPr>
@@ -3186,17 +3802,17 @@
     </w:p>
     <w:p>
       <w:pPr>
-        <w:pStyle w:val="Style17"/>
+        <w:pStyle w:val="Style18"/>
         <w:numPr>
           <w:ilvl w:val="0"/>
-          <w:numId w:val="16"/>
+          <w:numId w:val="15"/>
         </w:numPr>
         <w:tabs>
           <w:tab w:val="clear" w:pos="643"/>
           <w:tab w:val="left" w:pos="0" w:leader="none"/>
         </w:tabs>
-        <w:spacing w:before="0" w:after="0"/>
-        <w:ind w:left="709" w:firstLine="426"/>
+        <w:spacing w:lineRule="auto" w:line="360" w:before="0" w:after="0"/>
+        <w:ind w:firstLine="426"/>
         <w:rPr>
           <w:rFonts w:ascii="Times New Roman" w:hAnsi="Times New Roman"/>
         </w:rPr>
@@ -3210,16 +3826,17 @@
     </w:p>
     <w:p>
       <w:pPr>
-        <w:pStyle w:val="Style17"/>
+        <w:pStyle w:val="Style18"/>
         <w:numPr>
           <w:ilvl w:val="0"/>
-          <w:numId w:val="16"/>
+          <w:numId w:val="15"/>
         </w:numPr>
         <w:tabs>
           <w:tab w:val="clear" w:pos="643"/>
           <w:tab w:val="left" w:pos="0" w:leader="none"/>
         </w:tabs>
-        <w:ind w:left="709" w:firstLine="426"/>
+        <w:spacing w:lineRule="auto" w:line="360"/>
+        <w:ind w:firstLine="426"/>
         <w:rPr>
           <w:rFonts w:ascii="Times New Roman" w:hAnsi="Times New Roman"/>
         </w:rPr>
@@ -3233,7 +3850,8 @@
     </w:p>
     <w:p>
       <w:pPr>
-        <w:pStyle w:val="Style17"/>
+        <w:pStyle w:val="Style18"/>
+        <w:spacing w:lineRule="auto" w:line="360"/>
         <w:rPr>
           <w:rFonts w:ascii="Times New Roman" w:hAnsi="Times New Roman"/>
         </w:rPr>
@@ -3247,7 +3865,8 @@
     </w:p>
     <w:p>
       <w:pPr>
-        <w:pStyle w:val="Style17"/>
+        <w:pStyle w:val="Style18"/>
+        <w:spacing w:lineRule="auto" w:line="360"/>
         <w:rPr/>
       </w:pPr>
       <w:r>
@@ -3285,7 +3904,8 @@
     </w:p>
     <w:p>
       <w:pPr>
-        <w:pStyle w:val="Style17"/>
+        <w:pStyle w:val="Style18"/>
+        <w:spacing w:lineRule="auto" w:line="360"/>
         <w:rPr>
           <w:rFonts w:ascii="Times New Roman" w:hAnsi="Times New Roman"/>
         </w:rPr>
@@ -3299,7 +3919,8 @@
     </w:p>
     <w:p>
       <w:pPr>
-        <w:pStyle w:val="Style17"/>
+        <w:pStyle w:val="Style18"/>
+        <w:spacing w:lineRule="auto" w:line="360"/>
         <w:rPr>
           <w:rFonts w:ascii="Times New Roman" w:hAnsi="Times New Roman"/>
         </w:rPr>
@@ -3313,7 +3934,8 @@
     </w:p>
     <w:p>
       <w:pPr>
-        <w:pStyle w:val="Style17"/>
+        <w:pStyle w:val="Style18"/>
+        <w:spacing w:lineRule="auto" w:line="360"/>
         <w:rPr>
           <w:rFonts w:ascii="Times New Roman" w:hAnsi="Times New Roman"/>
         </w:rPr>
@@ -3327,7 +3949,8 @@
     </w:p>
     <w:p>
       <w:pPr>
-        <w:pStyle w:val="Style17"/>
+        <w:pStyle w:val="Style18"/>
+        <w:spacing w:lineRule="auto" w:line="360"/>
         <w:rPr>
           <w:rFonts w:ascii="Times New Roman" w:hAnsi="Times New Roman"/>
         </w:rPr>
@@ -3341,7 +3964,8 @@
     </w:p>
     <w:p>
       <w:pPr>
-        <w:pStyle w:val="Style17"/>
+        <w:pStyle w:val="Style18"/>
+        <w:spacing w:lineRule="auto" w:line="360"/>
         <w:rPr/>
       </w:pPr>
       <w:r>
@@ -3367,6 +3991,7 @@
     <w:p>
       <w:pPr>
         <w:pStyle w:val="Normal"/>
+        <w:spacing w:lineRule="auto" w:line="360"/>
         <w:rPr>
           <w:rFonts w:ascii="Times New Roman" w:hAnsi="Times New Roman"/>
         </w:rPr>
@@ -3384,323 +4009,424 @@
           <w:ilvl w:val="0"/>
           <w:numId w:val="0"/>
         </w:numPr>
+        <w:spacing w:lineRule="auto" w:line="360"/>
         <w:ind w:left="709" w:hanging="0"/>
-        <w:rPr/>
+        <w:rPr>
+          <w:rFonts w:ascii="Times New Roman" w:hAnsi="Times New Roman"/>
+        </w:rPr>
       </w:pPr>
       <w:bookmarkStart w:id="15" w:name="__RefHeading___Toc673_2568108086"/>
       <w:bookmarkEnd w:id="15"/>
       <w:r>
+        <w:rPr>
+          <w:rFonts w:ascii="Times New Roman" w:hAnsi="Times New Roman"/>
+        </w:rPr>
+        <w:t>2.10 Вычисление агрегированных показателей</w:t>
+      </w:r>
+    </w:p>
+    <w:p>
+      <w:pPr>
+        <w:pStyle w:val="Style18"/>
+        <w:spacing w:lineRule="auto" w:line="360"/>
         <w:rPr/>
-        <w:t>2.10 Вычисление агрегированных показателей</w:t>
-      </w:r>
-    </w:p>
-    <w:p>
-      <w:pPr>
-        <w:pStyle w:val="Style17"/>
+      </w:pPr>
+      <w:r>
+        <w:rPr>
+          <w:rFonts w:ascii="Times New Roman" w:hAnsi="Times New Roman"/>
+        </w:rPr>
+        <w:t xml:space="preserve">Для выполнения анализа спортивных результатов в разработанном консольном приложении реализована функция </w:t>
+      </w:r>
+      <w:r>
+        <w:rPr>
+          <w:rStyle w:val="Style15"/>
+          <w:rFonts w:ascii="Times New Roman" w:hAnsi="Times New Roman"/>
+        </w:rPr>
+        <w:t>agrData</w:t>
+      </w:r>
+      <w:r>
+        <w:rPr>
+          <w:rFonts w:ascii="Times New Roman" w:hAnsi="Times New Roman"/>
+        </w:rPr>
+        <w:t>. Данная функция предназначена для вычисления агрегированных показателей на основе информации о спортивных достижениях студентов. Использование агрегированных вычислений позволяет получать обобщенные статистические данные и проводить анализ результатов спортивной деятельности обучающихся.</w:t>
+      </w:r>
+    </w:p>
+    <w:p>
+      <w:pPr>
+        <w:pStyle w:val="Style18"/>
+        <w:spacing w:lineRule="auto" w:line="360"/>
+        <w:rPr>
+          <w:rFonts w:ascii="Times New Roman" w:hAnsi="Times New Roman"/>
+        </w:rPr>
+      </w:pPr>
+      <w:r>
+        <w:rPr>
+          <w:rFonts w:ascii="Times New Roman" w:hAnsi="Times New Roman"/>
+        </w:rPr>
+        <w:t>Реализация подобного функционала значительно расширяет возможности приложения и позволяет не только хранить информацию, но и выполнять ее обработку с целью получения дополнительных аналитических сведений. Наличие статистических показателей делает систему более информативной и удобной для анализа накопленных данных.</w:t>
+      </w:r>
+    </w:p>
+    <w:p>
+      <w:pPr>
+        <w:pStyle w:val="Style18"/>
+        <w:spacing w:lineRule="auto" w:line="360"/>
         <w:rPr/>
       </w:pPr>
       <w:r>
-        <w:rPr/>
-        <w:t xml:space="preserve">Для выполнения анализа спортивных результатов в разработанном консольном приложении реализована функция </w:t>
+        <w:rPr>
+          <w:rFonts w:ascii="Times New Roman" w:hAnsi="Times New Roman"/>
+        </w:rPr>
+        <w:t xml:space="preserve">Функция </w:t>
       </w:r>
       <w:r>
         <w:rPr>
           <w:rStyle w:val="Style15"/>
+          <w:rFonts w:ascii="Times New Roman" w:hAnsi="Times New Roman"/>
         </w:rPr>
         <w:t>agrData</w:t>
       </w:r>
       <w:r>
-        <w:rPr/>
-        <w:t>. Данная функция предназначена для вычисления агрегированных показателей на основе информации о спортивных достижениях студентов. Использование агрегированных вычислений позволяет получать обобщенные статистические данные и проводить анализ результатов спортивной деятельности обучающихся.</w:t>
-      </w:r>
-    </w:p>
-    <w:p>
-      <w:pPr>
-        <w:pStyle w:val="Style17"/>
-        <w:rPr/>
-      </w:pPr>
-      <w:r>
-        <w:rPr/>
-        <w:t>Реализация подобного функционала значительно расширяет возможности приложения и позволяет не только хранить информацию, но и выполнять ее обработку с целью получения дополнительных аналитических сведений. Наличие статистических показателей делает систему более информативной и удобной для анализа накопленных данных.</w:t>
-      </w:r>
-    </w:p>
-    <w:p>
-      <w:pPr>
-        <w:pStyle w:val="Style17"/>
-        <w:rPr/>
-      </w:pPr>
-      <w:r>
-        <w:rPr/>
-        <w:t xml:space="preserve">Функция </w:t>
-      </w:r>
-      <w:r>
-        <w:rPr>
-          <w:rStyle w:val="Style15"/>
-        </w:rPr>
-        <w:t>agrData</w:t>
-      </w:r>
-      <w:r>
-        <w:rPr/>
+        <w:rPr>
+          <w:rFonts w:ascii="Times New Roman" w:hAnsi="Times New Roman"/>
+        </w:rPr>
         <w:t xml:space="preserve"> выполняет обработку всех спортивных достижений, содержащихся в системе, и вычисляет несколько основных статистических показателей. В процессе работы программа определяет:</w:t>
       </w:r>
     </w:p>
     <w:p>
       <w:pPr>
-        <w:pStyle w:val="Style17"/>
+        <w:pStyle w:val="Style18"/>
         <w:numPr>
           <w:ilvl w:val="0"/>
-          <w:numId w:val="17"/>
+          <w:numId w:val="16"/>
         </w:numPr>
         <w:tabs>
           <w:tab w:val="clear" w:pos="643"/>
           <w:tab w:val="left" w:pos="0" w:leader="none"/>
         </w:tabs>
-        <w:spacing w:before="0" w:after="0"/>
-        <w:ind w:left="709" w:firstLine="426"/>
-        <w:rPr/>
-      </w:pPr>
-      <w:r>
-        <w:rPr/>
+        <w:spacing w:lineRule="auto" w:line="360" w:before="0" w:after="0"/>
+        <w:ind w:firstLine="426"/>
+        <w:rPr>
+          <w:rFonts w:ascii="Times New Roman" w:hAnsi="Times New Roman"/>
+        </w:rPr>
+      </w:pPr>
+      <w:r>
+        <w:rPr>
+          <w:rFonts w:ascii="Times New Roman" w:hAnsi="Times New Roman"/>
+        </w:rPr>
         <w:t xml:space="preserve">средние значения результатов; </w:t>
       </w:r>
     </w:p>
     <w:p>
       <w:pPr>
-        <w:pStyle w:val="Style17"/>
+        <w:pStyle w:val="Style18"/>
         <w:numPr>
           <w:ilvl w:val="0"/>
-          <w:numId w:val="17"/>
+          <w:numId w:val="16"/>
         </w:numPr>
         <w:tabs>
           <w:tab w:val="clear" w:pos="643"/>
           <w:tab w:val="left" w:pos="0" w:leader="none"/>
         </w:tabs>
-        <w:spacing w:before="0" w:after="0"/>
-        <w:ind w:left="709" w:firstLine="426"/>
-        <w:rPr/>
-      </w:pPr>
-      <w:r>
-        <w:rPr/>
+        <w:spacing w:lineRule="auto" w:line="360" w:before="0" w:after="0"/>
+        <w:ind w:firstLine="426"/>
+        <w:rPr>
+          <w:rFonts w:ascii="Times New Roman" w:hAnsi="Times New Roman"/>
+        </w:rPr>
+      </w:pPr>
+      <w:r>
+        <w:rPr>
+          <w:rFonts w:ascii="Times New Roman" w:hAnsi="Times New Roman"/>
+        </w:rPr>
         <w:t xml:space="preserve">суммы результатов; </w:t>
       </w:r>
     </w:p>
     <w:p>
       <w:pPr>
-        <w:pStyle w:val="Style17"/>
+        <w:pStyle w:val="Style18"/>
         <w:numPr>
           <w:ilvl w:val="0"/>
-          <w:numId w:val="17"/>
+          <w:numId w:val="16"/>
         </w:numPr>
         <w:tabs>
           <w:tab w:val="clear" w:pos="643"/>
           <w:tab w:val="left" w:pos="0" w:leader="none"/>
         </w:tabs>
-        <w:spacing w:before="0" w:after="0"/>
-        <w:ind w:left="709" w:firstLine="426"/>
-        <w:rPr/>
-      </w:pPr>
-      <w:r>
-        <w:rPr/>
+        <w:spacing w:lineRule="auto" w:line="360" w:before="0" w:after="0"/>
+        <w:ind w:firstLine="426"/>
+        <w:rPr>
+          <w:rFonts w:ascii="Times New Roman" w:hAnsi="Times New Roman"/>
+        </w:rPr>
+      </w:pPr>
+      <w:r>
+        <w:rPr>
+          <w:rFonts w:ascii="Times New Roman" w:hAnsi="Times New Roman"/>
+        </w:rPr>
         <w:t xml:space="preserve">минимальные показатели; </w:t>
       </w:r>
     </w:p>
     <w:p>
       <w:pPr>
-        <w:pStyle w:val="Style17"/>
+        <w:pStyle w:val="Style18"/>
         <w:numPr>
           <w:ilvl w:val="0"/>
-          <w:numId w:val="17"/>
+          <w:numId w:val="16"/>
         </w:numPr>
         <w:tabs>
           <w:tab w:val="clear" w:pos="643"/>
           <w:tab w:val="left" w:pos="0" w:leader="none"/>
         </w:tabs>
-        <w:ind w:left="709" w:firstLine="426"/>
+        <w:spacing w:lineRule="auto" w:line="360"/>
+        <w:ind w:firstLine="426"/>
+        <w:rPr>
+          <w:rFonts w:ascii="Times New Roman" w:hAnsi="Times New Roman"/>
+        </w:rPr>
+      </w:pPr>
+      <w:r>
+        <w:rPr>
+          <w:rFonts w:ascii="Times New Roman" w:hAnsi="Times New Roman"/>
+        </w:rPr>
+        <w:t xml:space="preserve">максимальные показатели. </w:t>
+      </w:r>
+    </w:p>
+    <w:p>
+      <w:pPr>
+        <w:pStyle w:val="Style18"/>
+        <w:spacing w:lineRule="auto" w:line="360"/>
         <w:rPr/>
       </w:pPr>
       <w:r>
+        <w:rPr>
+          <w:rFonts w:ascii="Times New Roman" w:hAnsi="Times New Roman"/>
+        </w:rPr>
+        <w:t xml:space="preserve">Для выполнения вычислений программа последовательно перебирает список студентов и анализирует все спортивные достижения, связанные с каждым обучающимся. Информация о результатах извлекается из объектов класса </w:t>
+      </w:r>
+      <w:r>
+        <w:rPr>
+          <w:rStyle w:val="Style15"/>
+          <w:rFonts w:ascii="Times New Roman" w:hAnsi="Times New Roman"/>
+        </w:rPr>
+        <w:t>Achievment</w:t>
+      </w:r>
+      <w:r>
+        <w:rPr>
+          <w:rFonts w:ascii="Times New Roman" w:hAnsi="Times New Roman"/>
+        </w:rPr>
+        <w:t>, после чего выполняется обработка числовых значений.</w:t>
+      </w:r>
+    </w:p>
+    <w:p>
+      <w:pPr>
+        <w:pStyle w:val="Style18"/>
+        <w:spacing w:lineRule="auto" w:line="360"/>
+        <w:rPr>
+          <w:rFonts w:ascii="Times New Roman" w:hAnsi="Times New Roman"/>
+        </w:rPr>
+      </w:pPr>
+      <w:r>
+        <w:rPr>
+          <w:rFonts w:ascii="Times New Roman" w:hAnsi="Times New Roman"/>
+        </w:rPr>
+        <w:t>Особенностью реализации функции является группировка результатов по единицам измерения. Такой подход необходим, поскольку спортивные результаты могут быть представлены в различных форматах, например в секундах, метрах, килограммах и других единицах измерения. Группировка позволяет выполнять вычисления только между совместимыми значениями и обеспечивает корректность статистических расчетов.</w:t>
+      </w:r>
+    </w:p>
+    <w:p>
+      <w:pPr>
+        <w:pStyle w:val="Style18"/>
+        <w:spacing w:lineRule="auto" w:line="360"/>
         <w:rPr/>
-        <w:t xml:space="preserve">максимальные показатели. </w:t>
-      </w:r>
-    </w:p>
-    <w:p>
-      <w:pPr>
-        <w:pStyle w:val="Style17"/>
+      </w:pPr>
+      <w:r>
+        <w:rPr>
+          <w:rFonts w:ascii="Times New Roman" w:hAnsi="Times New Roman"/>
+        </w:rPr>
+        <w:t xml:space="preserve">Для хранения промежуточных результатов используются коллекции типа </w:t>
+      </w:r>
+      <w:r>
+        <w:rPr>
+          <w:rStyle w:val="Style15"/>
+          <w:rFonts w:ascii="Times New Roman" w:hAnsi="Times New Roman"/>
+        </w:rPr>
+        <w:t>MutableMap</w:t>
+      </w:r>
+      <w:r>
+        <w:rPr>
+          <w:rFonts w:ascii="Times New Roman" w:hAnsi="Times New Roman"/>
+        </w:rPr>
+        <w:t>, где ключом является единица измерения, а значением — список числовых результатов. После формирования таких коллекций программа выполняет вычисление статистических показателей для каждой группы данных отдельно.</w:t>
+      </w:r>
+    </w:p>
+    <w:p>
+      <w:pPr>
+        <w:pStyle w:val="Style18"/>
+        <w:spacing w:lineRule="auto" w:line="360"/>
         <w:rPr/>
       </w:pPr>
       <w:r>
+        <w:rPr>
+          <w:rFonts w:ascii="Times New Roman" w:hAnsi="Times New Roman"/>
+        </w:rPr>
+        <w:t xml:space="preserve">Средние значения вычисляются с использованием функции </w:t>
+      </w:r>
+      <w:r>
+        <w:rPr>
+          <w:rStyle w:val="Style15"/>
+          <w:rFonts w:ascii="Times New Roman" w:hAnsi="Times New Roman"/>
+        </w:rPr>
+        <w:t>average</w:t>
+      </w:r>
+      <w:r>
+        <w:rPr>
+          <w:rFonts w:ascii="Times New Roman" w:hAnsi="Times New Roman"/>
+        </w:rPr>
+        <w:t xml:space="preserve">, позволяющей определить средний результат для конкретной единицы измерения. Для определения суммарных значений применяется функция </w:t>
+      </w:r>
+      <w:r>
+        <w:rPr>
+          <w:rStyle w:val="Style15"/>
+          <w:rFonts w:ascii="Times New Roman" w:hAnsi="Times New Roman"/>
+        </w:rPr>
+        <w:t>sum</w:t>
+      </w:r>
+      <w:r>
+        <w:rPr>
+          <w:rFonts w:ascii="Times New Roman" w:hAnsi="Times New Roman"/>
+        </w:rPr>
+        <w:t xml:space="preserve">, а вычисление минимальных и максимальных показателей выполняется с помощью функций </w:t>
+      </w:r>
+      <w:r>
+        <w:rPr>
+          <w:rStyle w:val="Style15"/>
+          <w:rFonts w:ascii="Times New Roman" w:hAnsi="Times New Roman"/>
+        </w:rPr>
+        <w:t>min</w:t>
+      </w:r>
+      <w:r>
+        <w:rPr>
+          <w:rFonts w:ascii="Times New Roman" w:hAnsi="Times New Roman"/>
+        </w:rPr>
+        <w:t xml:space="preserve"> и </w:t>
+      </w:r>
+      <w:r>
+        <w:rPr>
+          <w:rStyle w:val="Style15"/>
+          <w:rFonts w:ascii="Times New Roman" w:hAnsi="Times New Roman"/>
+        </w:rPr>
+        <w:t>max</w:t>
+      </w:r>
+      <w:r>
+        <w:rPr>
+          <w:rFonts w:ascii="Times New Roman" w:hAnsi="Times New Roman"/>
+        </w:rPr>
+        <w:t>.</w:t>
+      </w:r>
+    </w:p>
+    <w:p>
+      <w:pPr>
+        <w:pStyle w:val="Style18"/>
+        <w:spacing w:lineRule="auto" w:line="360"/>
+        <w:rPr>
+          <w:rFonts w:ascii="Times New Roman" w:hAnsi="Times New Roman"/>
+        </w:rPr>
+      </w:pPr>
+      <w:r>
+        <w:rPr>
+          <w:rFonts w:ascii="Times New Roman" w:hAnsi="Times New Roman"/>
+        </w:rPr>
+        <w:t>Важной частью реализации является обработка строковых значений результатов спортивных достижений. Поскольку результаты хранятся в виде строк, содержащих числовое значение и единицу измерения, перед выполнением вычислений требуется выполнить их разбор. Для решения данной задачи используется регулярное выражение.</w:t>
+      </w:r>
+    </w:p>
+    <w:p>
+      <w:pPr>
+        <w:pStyle w:val="Style18"/>
+        <w:spacing w:lineRule="auto" w:line="360"/>
         <w:rPr/>
-        <w:t xml:space="preserve">Для выполнения вычислений программа последовательно перебирает список студентов и анализирует все спортивные достижения, связанные с каждым обучающимся. Информация о результатах извлекается из объектов класса </w:t>
+      </w:pPr>
+      <w:r>
+        <w:rPr>
+          <w:rFonts w:ascii="Times New Roman" w:hAnsi="Times New Roman"/>
+        </w:rPr>
+        <w:t xml:space="preserve">Регулярное выражение позволяет автоматически выделять из строки числовую часть результата и соответствующую единицу измерения. Например, из строки вида «12.5 sec» программа извлекает число </w:t>
       </w:r>
       <w:r>
         <w:rPr>
           <w:rStyle w:val="Style15"/>
-        </w:rPr>
-        <w:t>Achievment</w:t>
-      </w:r>
-      <w:r>
+          <w:rFonts w:ascii="Times New Roman" w:hAnsi="Times New Roman"/>
+        </w:rPr>
+        <w:t>12.5</w:t>
+      </w:r>
+      <w:r>
+        <w:rPr>
+          <w:rFonts w:ascii="Times New Roman" w:hAnsi="Times New Roman"/>
+        </w:rPr>
+        <w:t xml:space="preserve"> и единицу измерения </w:t>
+      </w:r>
+      <w:r>
+        <w:rPr>
+          <w:rStyle w:val="Style15"/>
+          <w:rFonts w:ascii="Times New Roman" w:hAnsi="Times New Roman"/>
+        </w:rPr>
+        <w:t>sec</w:t>
+      </w:r>
+      <w:r>
+        <w:rPr>
+          <w:rFonts w:ascii="Times New Roman" w:hAnsi="Times New Roman"/>
+        </w:rPr>
+        <w:t>. Такой подход обеспечивает универсальность обработки данных и позволяет работать с различными форматами записи результатов.</w:t>
+      </w:r>
+    </w:p>
+    <w:p>
+      <w:pPr>
+        <w:pStyle w:val="Style18"/>
+        <w:spacing w:lineRule="auto" w:line="360"/>
         <w:rPr/>
-        <w:t>, после чего выполняется обработка числовых значений.</w:t>
-      </w:r>
-    </w:p>
-    <w:p>
-      <w:pPr>
-        <w:pStyle w:val="Style17"/>
-        <w:rPr/>
-      </w:pPr>
-      <w:r>
-        <w:rPr/>
-        <w:t>Особенностью реализации функции является группировка результатов по единицам измерения. Такой подход необходим, поскольку спортивные результаты могут быть представлены в различных форматах, например в секундах, метрах, килограммах и других единицах измерения. Группировка позволяет выполнять вычисления только между совместимыми значениями и обеспечивает корректность статистических расчетов.</w:t>
-      </w:r>
-    </w:p>
-    <w:p>
-      <w:pPr>
-        <w:pStyle w:val="Style17"/>
-        <w:rPr/>
-      </w:pPr>
-      <w:r>
-        <w:rPr/>
-        <w:t xml:space="preserve">Для хранения промежуточных результатов используются коллекции типа </w:t>
+      </w:pPr>
+      <w:r>
+        <w:rPr>
+          <w:rFonts w:ascii="Times New Roman" w:hAnsi="Times New Roman"/>
+        </w:rPr>
+        <w:t xml:space="preserve">После завершения вычислений функция формирует объект </w:t>
       </w:r>
       <w:r>
         <w:rPr>
           <w:rStyle w:val="Style15"/>
-        </w:rPr>
-        <w:t>MutableMap</w:t>
-      </w:r>
-      <w:r>
-        <w:rPr/>
-        <w:t>, где ключом является единица измерения, а значением — список числовых результатов. После формирования таких коллекций программа выполняет вычисление статистических показателей для каждой группы данных отдельно.</w:t>
-      </w:r>
-    </w:p>
-    <w:p>
-      <w:pPr>
-        <w:pStyle w:val="Style17"/>
-        <w:rPr/>
-      </w:pPr>
-      <w:r>
-        <w:rPr/>
-        <w:t xml:space="preserve">Средние значения вычисляются с использованием функции </w:t>
-      </w:r>
-      <w:r>
-        <w:rPr>
-          <w:rStyle w:val="Style15"/>
-        </w:rPr>
-        <w:t>average</w:t>
-      </w:r>
-      <w:r>
-        <w:rPr/>
-        <w:t xml:space="preserve">, позволяющей определить средний результат для конкретной единицы измерения. Для определения суммарных значений применяется функция </w:t>
-      </w:r>
-      <w:r>
-        <w:rPr>
-          <w:rStyle w:val="Style15"/>
-        </w:rPr>
-        <w:t>sum</w:t>
-      </w:r>
-      <w:r>
-        <w:rPr/>
-        <w:t xml:space="preserve">, а вычисление минимальных и максимальных показателей выполняется с помощью функций </w:t>
-      </w:r>
-      <w:r>
-        <w:rPr>
-          <w:rStyle w:val="Style15"/>
-        </w:rPr>
-        <w:t>min</w:t>
-      </w:r>
-      <w:r>
-        <w:rPr/>
-        <w:t xml:space="preserve"> и </w:t>
-      </w:r>
-      <w:r>
-        <w:rPr>
-          <w:rStyle w:val="Style15"/>
-        </w:rPr>
-        <w:t>max</w:t>
-      </w:r>
-      <w:r>
-        <w:rPr/>
-        <w:t>.</w:t>
-      </w:r>
-    </w:p>
-    <w:p>
-      <w:pPr>
-        <w:pStyle w:val="Style17"/>
-        <w:rPr/>
-      </w:pPr>
-      <w:r>
-        <w:rPr/>
-        <w:t>Важной частью реализации является обработка строковых значений результатов спортивных достижений. Поскольку результаты хранятся в виде строк, содержащих числовое значение и единицу измерения, перед выполнением вычислений требуется выполнить их разбор. Для решения данной задачи используется регулярное выражение.</w:t>
-      </w:r>
-    </w:p>
-    <w:p>
-      <w:pPr>
-        <w:pStyle w:val="Style17"/>
-        <w:rPr/>
-      </w:pPr>
-      <w:r>
-        <w:rPr/>
-        <w:t xml:space="preserve">Регулярное выражение позволяет автоматически выделять из строки числовую часть результата и соответствующую единицу измерения. Например, из строки вида «12.5 sec» программа извлекает число </w:t>
-      </w:r>
-      <w:r>
-        <w:rPr>
-          <w:rStyle w:val="Style15"/>
-        </w:rPr>
-        <w:t>12.5</w:t>
-      </w:r>
-      <w:r>
-        <w:rPr/>
-        <w:t xml:space="preserve"> и единицу измерения </w:t>
-      </w:r>
-      <w:r>
-        <w:rPr>
-          <w:rStyle w:val="Style15"/>
-        </w:rPr>
-        <w:t>sec</w:t>
-      </w:r>
-      <w:r>
-        <w:rPr/>
-        <w:t>. Такой подход обеспечивает универсальность обработки данных и позволяет работать с различными форматами записи результатов.</w:t>
-      </w:r>
-    </w:p>
-    <w:p>
-      <w:pPr>
-        <w:pStyle w:val="Style17"/>
-        <w:rPr/>
-      </w:pPr>
-      <w:r>
-        <w:rPr/>
-        <w:t xml:space="preserve">После завершения вычислений функция формирует объект </w:t>
-      </w:r>
-      <w:r>
-        <w:rPr>
-          <w:rStyle w:val="Style15"/>
+          <w:rFonts w:ascii="Times New Roman" w:hAnsi="Times New Roman"/>
         </w:rPr>
         <w:t>AgrPock</w:t>
       </w:r>
       <w:r>
-        <w:rPr/>
+        <w:rPr>
+          <w:rFonts w:ascii="Times New Roman" w:hAnsi="Times New Roman"/>
+        </w:rPr>
         <w:t>, содержащий все агрегированные показатели. Полученные данные могут быть выведены пользователю через консольный интерфейс программы и использованы для анализа спортивной активности студентов.</w:t>
       </w:r>
     </w:p>
     <w:p>
       <w:pPr>
         <w:pStyle w:val="Normal"/>
-        <w:rPr/>
-      </w:pPr>
-      <w:r>
-        <w:rPr/>
+        <w:spacing w:lineRule="auto" w:line="360"/>
+        <w:rPr>
+          <w:rFonts w:ascii="Times New Roman" w:hAnsi="Times New Roman"/>
+        </w:rPr>
+      </w:pPr>
+      <w:r>
+        <w:rPr>
+          <w:rFonts w:ascii="Times New Roman" w:hAnsi="Times New Roman"/>
+        </w:rPr>
       </w:r>
     </w:p>
     <w:p>
       <w:pPr>
         <w:pStyle w:val="2"/>
-        <w:rPr/>
+        <w:spacing w:lineRule="auto" w:line="360"/>
+        <w:rPr>
+          <w:rFonts w:ascii="Times New Roman" w:hAnsi="Times New Roman"/>
+        </w:rPr>
       </w:pPr>
       <w:bookmarkStart w:id="16" w:name="__RefHeading___Toc675_2568108086"/>
       <w:bookmarkEnd w:id="16"/>
       <w:r>
-        <w:rPr/>
+        <w:rPr>
+          <w:rFonts w:ascii="Times New Roman" w:hAnsi="Times New Roman"/>
+        </w:rPr>
         <w:t>ГЛАВА 3. ТЕСТИРОВАНИЕ ПРИЛОЖЕНИЯ</w:t>
       </w:r>
     </w:p>
@@ -3711,66 +4437,94 @@
           <w:ilvl w:val="0"/>
           <w:numId w:val="0"/>
         </w:numPr>
+        <w:spacing w:lineRule="auto" w:line="360"/>
         <w:ind w:left="709" w:hanging="0"/>
-        <w:rPr/>
+        <w:rPr>
+          <w:rFonts w:ascii="Times New Roman" w:hAnsi="Times New Roman"/>
+        </w:rPr>
       </w:pPr>
       <w:bookmarkStart w:id="17" w:name="__RefHeading___Toc677_2568108086"/>
       <w:bookmarkEnd w:id="17"/>
       <w:r>
-        <w:rPr/>
+        <w:rPr>
+          <w:rFonts w:ascii="Times New Roman" w:hAnsi="Times New Roman"/>
+        </w:rPr>
         <w:t>3.1 Цели тестирования</w:t>
       </w:r>
     </w:p>
     <w:p>
       <w:pPr>
-        <w:pStyle w:val="Normal"/>
-        <w:rPr/>
-      </w:pPr>
-      <w:r>
-        <w:rPr/>
-        <w:t>Тестирование выполнялось с целью проверки:</w:t>
-      </w:r>
-    </w:p>
-    <w:p>
-      <w:pPr>
-        <w:pStyle w:val="Normal"/>
-        <w:numPr>
-          <w:ilvl w:val="0"/>
-          <w:numId w:val="11"/>
-        </w:numPr>
-        <w:rPr/>
-      </w:pPr>
-      <w:r>
-        <w:rPr/>
-        <w:t>корректности работы функций;</w:t>
-      </w:r>
-    </w:p>
-    <w:p>
-      <w:pPr>
-        <w:pStyle w:val="Normal"/>
-        <w:numPr>
-          <w:ilvl w:val="0"/>
-          <w:numId w:val="11"/>
-        </w:numPr>
-        <w:rPr/>
-      </w:pPr>
-      <w:r>
-        <w:rPr/>
-        <w:t>устойчивости программы к ошибкам;</w:t>
-      </w:r>
-    </w:p>
-    <w:p>
-      <w:pPr>
-        <w:pStyle w:val="Normal"/>
-        <w:numPr>
-          <w:ilvl w:val="0"/>
-          <w:numId w:val="11"/>
-        </w:numPr>
-        <w:rPr/>
-      </w:pPr>
-      <w:r>
-        <w:rPr/>
-        <w:t>правильности обработки данных.</w:t>
+        <w:pStyle w:val="Style18"/>
+        <w:spacing w:lineRule="auto" w:line="360"/>
+        <w:rPr>
+          <w:rFonts w:ascii="Times New Roman" w:hAnsi="Times New Roman"/>
+        </w:rPr>
+      </w:pPr>
+      <w:r>
+        <w:rPr>
+          <w:rFonts w:ascii="Times New Roman" w:hAnsi="Times New Roman"/>
+        </w:rPr>
+        <w:t>Тестирование разработанного консольного приложения выполнялось с целью проверки корректности работы реализованного функционала, оценки устойчивости программы к ошибкам и подтверждения правильности обработки данных. Проведение тестирования является важным этапом разработки программного обеспечения, поскольку позволяет выявить возможные недостатки системы, проверить надежность работы приложения и убедиться в соответствии программы поставленным требованиям.</w:t>
+      </w:r>
+    </w:p>
+    <w:p>
+      <w:pPr>
+        <w:pStyle w:val="Style18"/>
+        <w:spacing w:lineRule="auto" w:line="360"/>
+        <w:rPr>
+          <w:rFonts w:ascii="Times New Roman" w:hAnsi="Times New Roman"/>
+        </w:rPr>
+      </w:pPr>
+      <w:r>
+        <w:rPr>
+          <w:rFonts w:ascii="Times New Roman" w:hAnsi="Times New Roman"/>
+        </w:rPr>
+        <w:t>В процессе тестирования особое внимание уделялось проверке основных функций приложения, связанных с обработкой информации о студентах и их спортивных достижениях. Проверка выполнялась на различных наборах данных и включала как стандартные сценарии работы пользователя, так и ситуации, связанные с некорректным вводом информации.</w:t>
+      </w:r>
+    </w:p>
+    <w:p>
+      <w:pPr>
+        <w:pStyle w:val="Style18"/>
+        <w:spacing w:lineRule="auto" w:line="360"/>
+        <w:rPr>
+          <w:rFonts w:ascii="Times New Roman" w:hAnsi="Times New Roman"/>
+        </w:rPr>
+      </w:pPr>
+      <w:r>
+        <w:rPr>
+          <w:rFonts w:ascii="Times New Roman" w:hAnsi="Times New Roman"/>
+        </w:rPr>
+        <w:t>Одной из основных целей тестирования являлась проверка корректности работы функций программы. В ходе выполнения тестирования были проверены операции загрузки и сохранения данных в форматах JSON и CSV, функции добавления, изменения и удаления записей, а также механизмы поиска, сортировки и вычисления агрегированных показателей. Для каждой функции анализировалась правильность выполнения операций и соответствие полученных результатов ожидаемым значениям.</w:t>
+      </w:r>
+    </w:p>
+    <w:p>
+      <w:pPr>
+        <w:pStyle w:val="Style18"/>
+        <w:spacing w:lineRule="auto" w:line="360"/>
+        <w:rPr>
+          <w:rFonts w:ascii="Times New Roman" w:hAnsi="Times New Roman"/>
+        </w:rPr>
+      </w:pPr>
+      <w:r>
+        <w:rPr>
+          <w:rFonts w:ascii="Times New Roman" w:hAnsi="Times New Roman"/>
+        </w:rPr>
+        <w:t>Дополнительно выполнялась проверка устойчивости программы к ошибкам. В процессе тестирования моделировались различные ситуации, связанные с неправильным вводом данных пользователем. Например, выполнялся ввод текстовых значений вместо чисел, попытки обращения к несуществующим записям, загрузка отсутствующих файлов и другие ошибочные действия. Проверка показала, что программа корректно обрабатывает подобные ситуации, выводит сообщения об ошибках и предотвращает аварийное завершение работы приложения.</w:t>
+      </w:r>
+    </w:p>
+    <w:p>
+      <w:pPr>
+        <w:pStyle w:val="Style18"/>
+        <w:spacing w:lineRule="auto" w:line="360"/>
+        <w:rPr>
+          <w:rFonts w:ascii="Times New Roman" w:hAnsi="Times New Roman"/>
+        </w:rPr>
+      </w:pPr>
+      <w:r>
+        <w:rPr>
+          <w:rFonts w:ascii="Times New Roman" w:hAnsi="Times New Roman"/>
+        </w:rPr>
+        <w:t>Еще одной важной задачей тестирования являлась проверка правильности обработки данных. Для этого анализировалась корректность формирования объектов студентов и спортивных достижений, правильность сохранения информации в файлы, а также корректность выполнения операций поиска и сортировки. Особое внимание уделялось вычислению агрегированных показателей, поскольку данная функция выполняет обработку числовых данных и требует точности вычислений.</w:t>
       </w:r>
     </w:p>
     <w:p>
@@ -3780,39 +4534,53 @@
           <w:ilvl w:val="0"/>
           <w:numId w:val="0"/>
         </w:numPr>
+        <w:spacing w:lineRule="auto" w:line="360"/>
         <w:ind w:left="709" w:hanging="0"/>
-        <w:rPr/>
+        <w:rPr>
+          <w:rFonts w:ascii="Times New Roman" w:hAnsi="Times New Roman"/>
+        </w:rPr>
       </w:pPr>
       <w:bookmarkStart w:id="18" w:name="__RefHeading___Toc679_2568108086"/>
       <w:bookmarkEnd w:id="18"/>
       <w:r>
         <w:rPr>
+          <w:rFonts w:ascii="Times New Roman" w:hAnsi="Times New Roman"/>
           <w:lang w:val="en-US"/>
         </w:rPr>
         <w:t>3</w:t>
       </w:r>
       <w:r>
-        <w:rPr/>
+        <w:rPr>
+          <w:rFonts w:ascii="Times New Roman" w:hAnsi="Times New Roman"/>
+        </w:rPr>
         <w:t>.</w:t>
       </w:r>
       <w:r>
         <w:rPr>
+          <w:rFonts w:ascii="Times New Roman" w:hAnsi="Times New Roman"/>
           <w:lang w:val="en-US"/>
         </w:rPr>
         <w:t>2</w:t>
       </w:r>
       <w:r>
-        <w:rPr/>
+        <w:rPr>
+          <w:rFonts w:ascii="Times New Roman" w:hAnsi="Times New Roman"/>
+        </w:rPr>
         <w:t xml:space="preserve"> Тестовые сценарии</w:t>
       </w:r>
     </w:p>
     <w:p>
       <w:pPr>
         <w:pStyle w:val="Normal"/>
-        <w:rPr/>
-      </w:pPr>
-      <w:r>
-        <w:rPr/>
+        <w:spacing w:lineRule="auto" w:line="360"/>
+        <w:rPr>
+          <w:rFonts w:ascii="Times New Roman" w:hAnsi="Times New Roman"/>
+        </w:rPr>
+      </w:pPr>
+      <w:r>
+        <w:rPr>
+          <w:rFonts w:ascii="Times New Roman" w:hAnsi="Times New Roman"/>
+        </w:rPr>
         <w:t>Сценарии для тестирования корректности работы программы:</w:t>
       </w:r>
     </w:p>
@@ -3821,12 +4589,17 @@
         <w:pStyle w:val="Normal"/>
         <w:numPr>
           <w:ilvl w:val="0"/>
-          <w:numId w:val="12"/>
+          <w:numId w:val="11"/>
         </w:numPr>
-        <w:rPr/>
-      </w:pPr>
-      <w:r>
-        <w:rPr/>
+        <w:spacing w:lineRule="auto" w:line="360"/>
+        <w:rPr>
+          <w:rFonts w:ascii="Times New Roman" w:hAnsi="Times New Roman"/>
+        </w:rPr>
+      </w:pPr>
+      <w:r>
+        <w:rPr>
+          <w:rFonts w:ascii="Times New Roman" w:hAnsi="Times New Roman"/>
+        </w:rPr>
         <w:t>Тестирование загрузки данных;</w:t>
       </w:r>
     </w:p>
@@ -3835,12 +4608,17 @@
         <w:pStyle w:val="Normal"/>
         <w:numPr>
           <w:ilvl w:val="0"/>
-          <w:numId w:val="12"/>
+          <w:numId w:val="11"/>
         </w:numPr>
-        <w:rPr/>
-      </w:pPr>
-      <w:r>
-        <w:rPr/>
+        <w:spacing w:lineRule="auto" w:line="360"/>
+        <w:rPr>
+          <w:rFonts w:ascii="Times New Roman" w:hAnsi="Times New Roman"/>
+        </w:rPr>
+      </w:pPr>
+      <w:r>
+        <w:rPr>
+          <w:rFonts w:ascii="Times New Roman" w:hAnsi="Times New Roman"/>
+        </w:rPr>
         <w:t>Тестирование добавления и удаления данных;</w:t>
       </w:r>
     </w:p>
@@ -3849,16 +4627,22 @@
         <w:pStyle w:val="Normal"/>
         <w:numPr>
           <w:ilvl w:val="0"/>
-          <w:numId w:val="12"/>
+          <w:numId w:val="11"/>
         </w:numPr>
-        <w:rPr/>
-      </w:pPr>
-      <w:r>
-        <w:rPr/>
+        <w:spacing w:lineRule="auto" w:line="360"/>
+        <w:rPr>
+          <w:rFonts w:ascii="Times New Roman" w:hAnsi="Times New Roman"/>
+        </w:rPr>
+      </w:pPr>
+      <w:r>
+        <w:rPr>
+          <w:rFonts w:ascii="Times New Roman" w:hAnsi="Times New Roman"/>
+        </w:rPr>
         <w:t>Тестирование поиска и сортировки</w:t>
       </w:r>
       <w:r>
         <w:rPr>
+          <w:rFonts w:ascii="Times New Roman" w:hAnsi="Times New Roman"/>
           <w:lang w:val="en-US"/>
         </w:rPr>
         <w:t>;</w:t>
@@ -3869,16 +4653,22 @@
         <w:pStyle w:val="Normal"/>
         <w:numPr>
           <w:ilvl w:val="0"/>
-          <w:numId w:val="12"/>
+          <w:numId w:val="11"/>
         </w:numPr>
-        <w:rPr/>
-      </w:pPr>
-      <w:r>
-        <w:rPr/>
+        <w:spacing w:lineRule="auto" w:line="360"/>
+        <w:rPr>
+          <w:rFonts w:ascii="Times New Roman" w:hAnsi="Times New Roman"/>
+        </w:rPr>
+      </w:pPr>
+      <w:r>
+        <w:rPr>
+          <w:rFonts w:ascii="Times New Roman" w:hAnsi="Times New Roman"/>
+        </w:rPr>
         <w:t>Тестирование агрегированных показателей</w:t>
       </w:r>
       <w:r>
         <w:rPr>
+          <w:rFonts w:ascii="Times New Roman" w:hAnsi="Times New Roman"/>
           <w:lang w:val="en-US"/>
         </w:rPr>
         <w:t>;</w:t>
@@ -3889,16 +4679,22 @@
         <w:pStyle w:val="Normal"/>
         <w:numPr>
           <w:ilvl w:val="0"/>
-          <w:numId w:val="12"/>
+          <w:numId w:val="11"/>
         </w:numPr>
-        <w:rPr/>
-      </w:pPr>
-      <w:r>
-        <w:rPr/>
+        <w:spacing w:lineRule="auto" w:line="360"/>
+        <w:rPr>
+          <w:rFonts w:ascii="Times New Roman" w:hAnsi="Times New Roman"/>
+        </w:rPr>
+      </w:pPr>
+      <w:r>
+        <w:rPr>
+          <w:rFonts w:ascii="Times New Roman" w:hAnsi="Times New Roman"/>
+        </w:rPr>
         <w:t>Тестирование изменения записи</w:t>
       </w:r>
       <w:r>
         <w:rPr>
+          <w:rFonts w:ascii="Times New Roman" w:hAnsi="Times New Roman"/>
           <w:lang w:val="en-US"/>
         </w:rPr>
         <w:t>;</w:t>
@@ -3909,16 +4705,22 @@
         <w:pStyle w:val="Normal"/>
         <w:numPr>
           <w:ilvl w:val="0"/>
-          <w:numId w:val="12"/>
+          <w:numId w:val="11"/>
         </w:numPr>
-        <w:rPr/>
-      </w:pPr>
-      <w:r>
-        <w:rPr/>
+        <w:spacing w:lineRule="auto" w:line="360"/>
+        <w:rPr>
+          <w:rFonts w:ascii="Times New Roman" w:hAnsi="Times New Roman"/>
+        </w:rPr>
+      </w:pPr>
+      <w:r>
+        <w:rPr>
+          <w:rFonts w:ascii="Times New Roman" w:hAnsi="Times New Roman"/>
+        </w:rPr>
         <w:t>Тестирование сохранения данных</w:t>
       </w:r>
       <w:r>
         <w:rPr>
+          <w:rFonts w:ascii="Times New Roman" w:hAnsi="Times New Roman"/>
           <w:lang w:val="en-US"/>
         </w:rPr>
         <w:t>;</w:t>
@@ -3931,55 +4733,95 @@
           <w:ilvl w:val="0"/>
           <w:numId w:val="0"/>
         </w:numPr>
+        <w:spacing w:lineRule="auto" w:line="360"/>
         <w:ind w:left="709" w:hanging="0"/>
-        <w:rPr/>
+        <w:rPr>
+          <w:rFonts w:ascii="Times New Roman" w:hAnsi="Times New Roman"/>
+        </w:rPr>
       </w:pPr>
       <w:bookmarkStart w:id="19" w:name="__RefHeading___Toc681_2568108086"/>
       <w:bookmarkEnd w:id="19"/>
       <w:r>
-        <w:rPr/>
+        <w:rPr>
+          <w:rFonts w:ascii="Times New Roman" w:hAnsi="Times New Roman"/>
+        </w:rPr>
         <w:t>3.3 Результаты тестирования</w:t>
       </w:r>
     </w:p>
     <w:p>
       <w:pPr>
-        <w:pStyle w:val="Style17"/>
-        <w:rPr/>
-      </w:pPr>
-      <w:r>
-        <w:rPr/>
-        <w:t xml:space="preserve">Для тестирования загрузки файлов получим данные из </w:t>
-      </w:r>
-      <w:r>
-        <w:rPr>
-          <w:lang w:val="en-US"/>
-        </w:rPr>
-        <w:t>JSON</w:t>
-      </w:r>
-      <w:r>
-        <w:rPr/>
-        <w:t xml:space="preserve"> файла и </w:t>
-      </w:r>
-      <w:r>
-        <w:rPr>
-          <w:lang w:val="en-US"/>
-        </w:rPr>
-        <w:t>CSV</w:t>
-      </w:r>
-      <w:r>
-        <w:rPr/>
-        <w:t xml:space="preserve"> файла (Рисунки 2.1 и 2.2). Сначала воспользуемся 3 - ей и 4 - ой  командой. После их исполнения используем команду 2 для вывода данных (Рисунки 2.3 и 2.4). Также при проверке учтём случай когда файл отсутствует в директории (Рисунок 2.7).</w:t>
-      </w:r>
-    </w:p>
-    <w:p>
-      <w:pPr>
-        <w:pStyle w:val="Style17"/>
+        <w:pStyle w:val="Style18"/>
+        <w:spacing w:lineRule="auto" w:line="360"/>
+        <w:rPr>
+          <w:rFonts w:ascii="Times New Roman" w:hAnsi="Times New Roman"/>
+        </w:rPr>
+      </w:pPr>
+      <w:r>
+        <w:rPr>
+          <w:rFonts w:ascii="Times New Roman" w:hAnsi="Times New Roman"/>
+        </w:rPr>
+        <w:t>Для тестирования загрузки файлов были использованы данные из JSON и CSV файлов (Рисунки 2.1 и 2.2). Для загрузки информации использовались команды №3 и №4 главного меню программы. Команда №3 выполняет загрузку данных из JSON-файла, а команда №4 — из CSV-файла.</w:t>
+      </w:r>
+    </w:p>
+    <w:p>
+      <w:pPr>
+        <w:pStyle w:val="Style18"/>
+        <w:spacing w:lineRule="auto" w:line="360"/>
+        <w:rPr>
+          <w:rFonts w:ascii="Times New Roman" w:hAnsi="Times New Roman"/>
+        </w:rPr>
+      </w:pPr>
+      <w:r>
+        <w:rPr>
+          <w:rFonts w:ascii="Times New Roman" w:hAnsi="Times New Roman"/>
+        </w:rPr>
+        <w:t>После выполнения загрузки использовалась команда №2, предназначенная для вывода данных на экран. Это позволило проверить корректность чтения информации и формирования объектов программы. Результаты работы представлены на Рисунках 2.3 и 2.4.</w:t>
+      </w:r>
+    </w:p>
+    <w:p>
+      <w:pPr>
+        <w:pStyle w:val="Style18"/>
+        <w:spacing w:lineRule="auto" w:line="360"/>
+        <w:rPr>
+          <w:rFonts w:ascii="Times New Roman" w:hAnsi="Times New Roman"/>
+        </w:rPr>
+      </w:pPr>
+      <w:r>
+        <w:rPr>
+          <w:rFonts w:ascii="Times New Roman" w:hAnsi="Times New Roman"/>
+        </w:rPr>
+        <w:t>В ходе тестирования было установлено, что программа корректно считывает данные о студентах и их спортивных достижениях, а также правильно отображает полученную информацию в консоли.</w:t>
+      </w:r>
+    </w:p>
+    <w:p>
+      <w:pPr>
+        <w:pStyle w:val="Style18"/>
+        <w:spacing w:lineRule="auto" w:line="360"/>
+        <w:rPr>
+          <w:rFonts w:ascii="Times New Roman" w:hAnsi="Times New Roman"/>
+        </w:rPr>
+      </w:pPr>
+      <w:r>
+        <w:rPr>
+          <w:rFonts w:ascii="Times New Roman" w:hAnsi="Times New Roman"/>
+        </w:rPr>
+        <w:t>Дополнительно был рассмотрен случай отсутствия файла в директории проекта. Для этого выполнялась попытка загрузки несуществующего файла. Результат обработки ошибки представлен на Рисунке 2.7.</w:t>
+      </w:r>
+    </w:p>
+    <w:p>
+      <w:pPr>
+        <w:pStyle w:val="Style18"/>
+        <w:spacing w:lineRule="auto" w:line="360"/>
         <w:ind w:hanging="0"/>
         <w:jc w:val="center"/>
-        <w:rPr/>
-      </w:pPr>
-      <w:r>
-        <w:rPr/>
+        <w:rPr>
+          <w:rFonts w:ascii="Times New Roman" w:hAnsi="Times New Roman"/>
+        </w:rPr>
+      </w:pPr>
+      <w:r>
+        <w:rPr>
+          <w:rFonts w:ascii="Times New Roman" w:hAnsi="Times New Roman"/>
+        </w:rPr>
         <w:drawing>
           <wp:inline distT="0" distB="0" distL="0" distR="0">
             <wp:extent cx="6120130" cy="2325370"/>
@@ -4022,24 +4864,24 @@
     <w:p>
       <w:pPr>
         <w:pStyle w:val="Normal"/>
-        <w:spacing w:before="78" w:after="0"/>
+        <w:spacing w:lineRule="auto" w:line="360" w:before="78" w:after="0"/>
         <w:ind w:right="409" w:hanging="0"/>
         <w:jc w:val="center"/>
         <w:rPr>
-          <w:i/>
+          <w:rFonts w:ascii="Times New Roman" w:hAnsi="Times New Roman"/>
+        </w:rPr>
+      </w:pPr>
+      <w:r>
+        <w:rPr>
+          <w:rFonts w:ascii="Times New Roman" w:hAnsi="Times New Roman"/>
           <w:i/>
           <w:sz w:val="26"/>
         </w:rPr>
-      </w:pPr>
-      <w:r>
-        <w:rPr>
-          <w:i/>
-          <w:sz w:val="26"/>
-        </w:rPr>
         <w:t>Рисунок</w:t>
       </w:r>
       <w:r>
         <w:rPr>
+          <w:rFonts w:ascii="Times New Roman" w:hAnsi="Times New Roman"/>
           <w:i/>
           <w:spacing w:val="-13"/>
           <w:sz w:val="26"/>
@@ -4048,6 +4890,7 @@
       </w:r>
       <w:r>
         <w:rPr>
+          <w:rFonts w:ascii="Times New Roman" w:hAnsi="Times New Roman"/>
           <w:i/>
           <w:spacing w:val="-13"/>
           <w:sz w:val="26"/>
@@ -4057,6 +4900,7 @@
       </w:r>
       <w:r>
         <w:rPr>
+          <w:rFonts w:ascii="Times New Roman" w:hAnsi="Times New Roman"/>
           <w:i/>
           <w:sz w:val="26"/>
         </w:rPr>
@@ -4064,6 +4908,7 @@
       </w:r>
       <w:r>
         <w:rPr>
+          <w:rFonts w:ascii="Times New Roman" w:hAnsi="Times New Roman"/>
           <w:i/>
           <w:spacing w:val="-7"/>
           <w:sz w:val="26"/>
@@ -4072,6 +4917,7 @@
       </w:r>
       <w:r>
         <w:rPr>
+          <w:rFonts w:ascii="Times New Roman" w:hAnsi="Times New Roman"/>
           <w:i/>
           <w:spacing w:val="-7"/>
           <w:sz w:val="26"/>
@@ -4083,17 +4929,17 @@
     <w:p>
       <w:pPr>
         <w:pStyle w:val="Normal"/>
-        <w:spacing w:before="78" w:after="0"/>
+        <w:spacing w:lineRule="auto" w:line="360" w:before="78" w:after="0"/>
         <w:ind w:right="409" w:hanging="0"/>
         <w:jc w:val="center"/>
         <w:rPr>
-          <w:i/>
-          <w:i/>
-          <w:sz w:val="26"/>
-        </w:rPr>
-      </w:pPr>
-      <w:r>
-        <w:rPr/>
+          <w:rFonts w:ascii="Times New Roman" w:hAnsi="Times New Roman"/>
+        </w:rPr>
+      </w:pPr>
+      <w:r>
+        <w:rPr>
+          <w:rFonts w:ascii="Times New Roman" w:hAnsi="Times New Roman"/>
+        </w:rPr>
         <w:drawing>
           <wp:inline distT="0" distB="0" distL="0" distR="0">
             <wp:extent cx="5810885" cy="1571625"/>
@@ -4136,17 +4982,16 @@
     <w:p>
       <w:pPr>
         <w:pStyle w:val="Normal"/>
-        <w:spacing w:before="78" w:after="0"/>
+        <w:spacing w:lineRule="auto" w:line="360" w:before="78" w:after="0"/>
         <w:ind w:right="409" w:hanging="0"/>
         <w:jc w:val="center"/>
         <w:rPr>
-          <w:i/>
-          <w:i/>
-          <w:sz w:val="26"/>
-        </w:rPr>
-      </w:pPr>
-      <w:r>
-        <w:rPr>
+          <w:rFonts w:ascii="Times New Roman" w:hAnsi="Times New Roman"/>
+        </w:rPr>
+      </w:pPr>
+      <w:r>
+        <w:rPr>
+          <w:rFonts w:ascii="Times New Roman" w:hAnsi="Times New Roman"/>
           <w:i/>
           <w:spacing w:val="-7"/>
           <w:sz w:val="26"/>
@@ -4156,6 +5001,7 @@
       </w:r>
       <w:r>
         <w:rPr>
+          <w:rFonts w:ascii="Times New Roman" w:hAnsi="Times New Roman"/>
           <w:i/>
           <w:spacing w:val="-13"/>
           <w:sz w:val="26"/>
@@ -4165,6 +5011,7 @@
       </w:r>
       <w:r>
         <w:rPr>
+          <w:rFonts w:ascii="Times New Roman" w:hAnsi="Times New Roman"/>
           <w:i/>
           <w:spacing w:val="-7"/>
           <w:sz w:val="26"/>
@@ -4176,17 +5023,17 @@
     <w:p>
       <w:pPr>
         <w:pStyle w:val="Normal"/>
-        <w:spacing w:before="78" w:after="0"/>
+        <w:spacing w:lineRule="auto" w:line="360" w:before="78" w:after="0"/>
         <w:ind w:right="409" w:hanging="0"/>
         <w:jc w:val="center"/>
         <w:rPr>
-          <w:i/>
-          <w:i/>
-          <w:sz w:val="26"/>
-        </w:rPr>
-      </w:pPr>
-      <w:r>
-        <w:rPr/>
+          <w:rFonts w:ascii="Times New Roman" w:hAnsi="Times New Roman"/>
+        </w:rPr>
+      </w:pPr>
+      <w:r>
+        <w:rPr>
+          <w:rFonts w:ascii="Times New Roman" w:hAnsi="Times New Roman"/>
+        </w:rPr>
         <w:drawing>
           <wp:inline distT="0" distB="0" distL="0" distR="0">
             <wp:extent cx="2763520" cy="6341745"/>
@@ -4229,17 +5076,16 @@
     <w:p>
       <w:pPr>
         <w:pStyle w:val="Normal"/>
-        <w:spacing w:before="78" w:after="0"/>
+        <w:spacing w:lineRule="auto" w:line="360" w:before="78" w:after="0"/>
         <w:ind w:right="409" w:hanging="0"/>
         <w:jc w:val="center"/>
         <w:rPr>
-          <w:i/>
-          <w:i/>
-          <w:sz w:val="26"/>
-        </w:rPr>
-      </w:pPr>
-      <w:r>
-        <w:rPr>
+          <w:rFonts w:ascii="Times New Roman" w:hAnsi="Times New Roman"/>
+        </w:rPr>
+      </w:pPr>
+      <w:r>
+        <w:rPr>
+          <w:rFonts w:ascii="Times New Roman" w:hAnsi="Times New Roman"/>
           <w:i/>
           <w:spacing w:val="-7"/>
           <w:sz w:val="26"/>
@@ -4248,6 +5094,7 @@
       </w:r>
       <w:r>
         <w:rPr>
+          <w:rFonts w:ascii="Times New Roman" w:hAnsi="Times New Roman"/>
           <w:i/>
           <w:spacing w:val="-13"/>
           <w:sz w:val="26"/>
@@ -4256,6 +5103,7 @@
       </w:r>
       <w:r>
         <w:rPr>
+          <w:rFonts w:ascii="Times New Roman" w:hAnsi="Times New Roman"/>
           <w:i/>
           <w:spacing w:val="-7"/>
           <w:sz w:val="26"/>
@@ -4264,6 +5112,7 @@
       </w:r>
       <w:r>
         <w:rPr>
+          <w:rFonts w:ascii="Times New Roman" w:hAnsi="Times New Roman"/>
           <w:i/>
           <w:spacing w:val="-7"/>
           <w:sz w:val="26"/>
@@ -4273,6 +5122,7 @@
       </w:r>
       <w:r>
         <w:rPr>
+          <w:rFonts w:ascii="Times New Roman" w:hAnsi="Times New Roman"/>
           <w:i/>
           <w:spacing w:val="-7"/>
           <w:sz w:val="26"/>
@@ -4286,13 +5136,17 @@
     <w:p>
       <w:pPr>
         <w:pStyle w:val="Normal"/>
-        <w:spacing w:before="78" w:after="0"/>
+        <w:spacing w:lineRule="auto" w:line="360" w:before="78" w:after="0"/>
         <w:ind w:right="409" w:hanging="0"/>
         <w:jc w:val="center"/>
-        <w:rPr/>
-      </w:pPr>
-      <w:r>
-        <w:rPr/>
+        <w:rPr>
+          <w:rFonts w:ascii="Times New Roman" w:hAnsi="Times New Roman"/>
+        </w:rPr>
+      </w:pPr>
+      <w:r>
+        <w:rPr>
+          <w:rFonts w:ascii="Times New Roman" w:hAnsi="Times New Roman"/>
+        </w:rPr>
         <w:drawing>
           <wp:inline distT="0" distB="0" distL="0" distR="0">
             <wp:extent cx="2790825" cy="8658860"/>
@@ -4335,17 +5189,16 @@
     <w:p>
       <w:pPr>
         <w:pStyle w:val="Normal"/>
-        <w:spacing w:before="78" w:after="0"/>
+        <w:spacing w:lineRule="auto" w:line="360" w:before="78" w:after="0"/>
         <w:ind w:right="409" w:hanging="0"/>
         <w:jc w:val="center"/>
         <w:rPr>
-          <w:i/>
-          <w:i/>
-          <w:sz w:val="26"/>
-        </w:rPr>
-      </w:pPr>
-      <w:r>
-        <w:rPr>
+          <w:rFonts w:ascii="Times New Roman" w:hAnsi="Times New Roman"/>
+        </w:rPr>
+      </w:pPr>
+      <w:r>
+        <w:rPr>
+          <w:rFonts w:ascii="Times New Roman" w:hAnsi="Times New Roman"/>
           <w:i/>
           <w:spacing w:val="-7"/>
           <w:sz w:val="26"/>
@@ -4354,6 +5207,7 @@
       </w:r>
       <w:r>
         <w:rPr>
+          <w:rFonts w:ascii="Times New Roman" w:hAnsi="Times New Roman"/>
           <w:i/>
           <w:spacing w:val="-13"/>
           <w:sz w:val="26"/>
@@ -4362,6 +5216,7 @@
       </w:r>
       <w:r>
         <w:rPr>
+          <w:rFonts w:ascii="Times New Roman" w:hAnsi="Times New Roman"/>
           <w:i/>
           <w:spacing w:val="-7"/>
           <w:sz w:val="26"/>
@@ -4370,6 +5225,7 @@
       </w:r>
       <w:r>
         <w:rPr>
+          <w:rFonts w:ascii="Times New Roman" w:hAnsi="Times New Roman"/>
           <w:i/>
           <w:spacing w:val="-7"/>
           <w:sz w:val="26"/>
@@ -4379,6 +5235,7 @@
       </w:r>
       <w:r>
         <w:rPr>
+          <w:rFonts w:ascii="Times New Roman" w:hAnsi="Times New Roman"/>
           <w:i/>
           <w:spacing w:val="-7"/>
           <w:sz w:val="26"/>
@@ -4392,13 +5249,17 @@
     <w:p>
       <w:pPr>
         <w:pStyle w:val="Normal"/>
-        <w:spacing w:before="78" w:after="0"/>
+        <w:spacing w:lineRule="auto" w:line="360" w:before="78" w:after="0"/>
         <w:ind w:right="409" w:hanging="0"/>
         <w:jc w:val="center"/>
-        <w:rPr/>
-      </w:pPr>
-      <w:r>
-        <w:rPr/>
+        <w:rPr>
+          <w:rFonts w:ascii="Times New Roman" w:hAnsi="Times New Roman"/>
+        </w:rPr>
+      </w:pPr>
+      <w:r>
+        <w:rPr>
+          <w:rFonts w:ascii="Times New Roman" w:hAnsi="Times New Roman"/>
+        </w:rPr>
         <w:drawing>
           <wp:inline distT="0" distB="0" distL="0" distR="0">
             <wp:extent cx="3610610" cy="1381125"/>
@@ -4441,17 +5302,16 @@
     <w:p>
       <w:pPr>
         <w:pStyle w:val="Normal"/>
-        <w:spacing w:before="78" w:after="0"/>
+        <w:spacing w:lineRule="auto" w:line="360" w:before="78" w:after="0"/>
         <w:ind w:right="409" w:hanging="0"/>
         <w:jc w:val="center"/>
         <w:rPr>
-          <w:i/>
-          <w:i/>
-          <w:sz w:val="26"/>
-        </w:rPr>
-      </w:pPr>
-      <w:r>
-        <w:rPr>
+          <w:rFonts w:ascii="Times New Roman" w:hAnsi="Times New Roman"/>
+        </w:rPr>
+      </w:pPr>
+      <w:r>
+        <w:rPr>
+          <w:rFonts w:ascii="Times New Roman" w:hAnsi="Times New Roman"/>
           <w:i/>
           <w:spacing w:val="-7"/>
           <w:sz w:val="26"/>
@@ -4460,6 +5320,7 @@
       </w:r>
       <w:r>
         <w:rPr>
+          <w:rFonts w:ascii="Times New Roman" w:hAnsi="Times New Roman"/>
           <w:i/>
           <w:spacing w:val="-13"/>
           <w:sz w:val="26"/>
@@ -4468,6 +5329,7 @@
       </w:r>
       <w:r>
         <w:rPr>
+          <w:rFonts w:ascii="Times New Roman" w:hAnsi="Times New Roman"/>
           <w:i/>
           <w:spacing w:val="-7"/>
           <w:sz w:val="26"/>
@@ -4478,36 +5340,119 @@
     <w:p>
       <w:pPr>
         <w:pStyle w:val="Normal"/>
+        <w:spacing w:lineRule="auto" w:line="360"/>
+        <w:rPr>
+          <w:rFonts w:ascii="Times New Roman" w:hAnsi="Times New Roman"/>
+        </w:rPr>
+      </w:pPr>
+      <w:r>
+        <w:rPr>
+          <w:rFonts w:ascii="Times New Roman" w:hAnsi="Times New Roman"/>
+        </w:rPr>
+        <w:t xml:space="preserve">Таким образом, проведенное тестирование подтвердило корректность работы механизмов загрузки данных из JSON и CSV-файлов, а также показало устойчивость программы к ошибкам, связанным с отсутствием файлов в директории проекта. </w:t>
+      </w:r>
+    </w:p>
+    <w:p>
+      <w:pPr>
+        <w:pStyle w:val="Style18"/>
+        <w:spacing w:lineRule="auto" w:line="360"/>
+        <w:rPr>
+          <w:rFonts w:ascii="Times New Roman" w:hAnsi="Times New Roman"/>
+        </w:rPr>
+      </w:pPr>
+      <w:r>
+        <w:rPr>
+          <w:rFonts w:ascii="Times New Roman" w:hAnsi="Times New Roman"/>
+        </w:rPr>
+        <w:t>Для тестирования функций добавления и удаления данных сначала были загружены исходные данные аналогично первому тесту. После формирования структуры данных выполнялась проверка работы команд добавления и удаления записей.</w:t>
+      </w:r>
+    </w:p>
+    <w:p>
+      <w:pPr>
+        <w:pStyle w:val="Style18"/>
+        <w:spacing w:lineRule="auto" w:line="360"/>
         <w:rPr/>
       </w:pPr>
       <w:r>
-        <w:rPr/>
-        <w:t>Тестирование показала корректную работу по загрузке файлов программы и наличие обработки ошибок, в случаи возникновения проблем с чтением файлов.</w:t>
-      </w:r>
-    </w:p>
-    <w:p>
-      <w:pPr>
-        <w:pStyle w:val="Normal"/>
-        <w:rPr/>
-      </w:pPr>
-      <w:r>
-        <w:rPr/>
-        <w:t>Чтобы протестировать функции добавления и удаления для нашей программы, сначала сформируем данные как в первом тесте, а потом воспользуемся командами: 5 для добавления записи (Рисунок 2.5) и 6 для удаления (Рисунок 2.6). Результаты отработки команд (Рисунки 2.7 и 2.8).</w:t>
-      </w:r>
-    </w:p>
-    <w:p>
-      <w:pPr>
-        <w:pStyle w:val="Normal"/>
+        <w:rPr>
+          <w:rFonts w:ascii="Times New Roman" w:hAnsi="Times New Roman"/>
+        </w:rPr>
+        <w:t xml:space="preserve">Для добавления новой записи использовалась команда №5 главного меню программы. После её вызова пользователь вводил информацию о студенте и его спортивных достижениях (Рисунок 2.5). После завершения ввода программа создавала новый объект </w:t>
+      </w:r>
+      <w:r>
+        <w:rPr>
+          <w:rStyle w:val="Style15"/>
+          <w:rFonts w:ascii="Times New Roman" w:hAnsi="Times New Roman"/>
+        </w:rPr>
+        <w:t>Student</w:t>
+      </w:r>
+      <w:r>
+        <w:rPr>
+          <w:rFonts w:ascii="Times New Roman" w:hAnsi="Times New Roman"/>
+        </w:rPr>
+        <w:t xml:space="preserve"> и добавляла его в общую коллекцию данных.</w:t>
+      </w:r>
+    </w:p>
+    <w:p>
+      <w:pPr>
+        <w:pStyle w:val="Style18"/>
+        <w:spacing w:lineRule="auto" w:line="360"/>
+        <w:rPr>
+          <w:rFonts w:ascii="Times New Roman" w:hAnsi="Times New Roman"/>
+        </w:rPr>
+      </w:pPr>
+      <w:r>
+        <w:rPr>
+          <w:rFonts w:ascii="Times New Roman" w:hAnsi="Times New Roman"/>
+        </w:rPr>
+        <w:t>Для проверки удаления записи использовалась команда №6. Пользователь вводил идентификатор студента, после чего программа выполняла поиск и удаление соответствующей записи из списка студентов (Рисунок 2.6).</w:t>
+      </w:r>
+    </w:p>
+    <w:p>
+      <w:pPr>
+        <w:pStyle w:val="Style18"/>
+        <w:spacing w:lineRule="auto" w:line="360"/>
+        <w:rPr>
+          <w:rFonts w:ascii="Times New Roman" w:hAnsi="Times New Roman"/>
+        </w:rPr>
+      </w:pPr>
+      <w:r>
+        <w:rPr>
+          <w:rFonts w:ascii="Times New Roman" w:hAnsi="Times New Roman"/>
+        </w:rPr>
+        <w:t>Результаты выполнения операций добавления и удаления представлены на Рисунках 2.7 и 2.8. В ходе тестирования было установлено, что программа корректно выполняет создание и удаление записей, а также правильно обновляет список данных после выполнения операций.</w:t>
+      </w:r>
+    </w:p>
+    <w:p>
+      <w:pPr>
+        <w:pStyle w:val="Normal"/>
+        <w:spacing w:lineRule="auto" w:line="360"/>
+        <w:rPr>
+          <w:rFonts w:ascii="Times New Roman" w:hAnsi="Times New Roman"/>
+        </w:rPr>
+      </w:pPr>
+      <w:r>
+        <w:rPr>
+          <w:rFonts w:ascii="Times New Roman" w:hAnsi="Times New Roman"/>
+        </w:rPr>
+      </w:r>
+    </w:p>
+    <w:p>
+      <w:pPr>
+        <w:pStyle w:val="Normal"/>
+        <w:spacing w:lineRule="auto" w:line="360"/>
         <w:jc w:val="center"/>
         <w:rPr>
-          <w:lang w:val="en-US"/>
-        </w:rPr>
-      </w:pPr>
-      <w:r>
-        <w:rPr/>
+          <w:rFonts w:ascii="Times New Roman" w:hAnsi="Times New Roman"/>
+        </w:rPr>
+      </w:pPr>
+      <w:r>
+        <w:rPr>
+          <w:rFonts w:ascii="Times New Roman" w:hAnsi="Times New Roman"/>
+        </w:rPr>
         <w:drawing>
           <wp:inline distT="0" distB="0" distL="0" distR="0">
-            <wp:extent cx="4000500" cy="4807585"/>
+            <wp:extent cx="3526790" cy="4238625"/>
             <wp:effectExtent l="0" t="0" r="0" b="0"/>
             <wp:docPr id="6" name="Рисунок 6" descr=""/>
             <wp:cNvGraphicFramePr>
@@ -4531,7 +5476,7 @@
                   <pic:spPr bwMode="auto">
                     <a:xfrm>
                       <a:off x="0" y="0"/>
-                      <a:ext cx="4000500" cy="4807585"/>
+                      <a:ext cx="3526790" cy="4238625"/>
                     </a:xfrm>
                     <a:prstGeom prst="rect">
                       <a:avLst/>
@@ -4547,56 +5492,54 @@
     <w:p>
       <w:pPr>
         <w:pStyle w:val="Normal"/>
-        <w:spacing w:before="78" w:after="0"/>
-        <w:ind w:right="409" w:hanging="0"/>
+        <w:spacing w:lineRule="auto" w:line="360"/>
         <w:jc w:val="center"/>
         <w:rPr>
-          <w:i/>
+          <w:rFonts w:ascii="Times New Roman" w:hAnsi="Times New Roman"/>
+        </w:rPr>
+      </w:pPr>
+      <w:r>
+        <w:rPr>
+          <w:rFonts w:ascii="Times New Roman" w:hAnsi="Times New Roman"/>
           <w:i/>
           <w:spacing w:val="-7"/>
           <w:sz w:val="26"/>
         </w:rPr>
-      </w:pPr>
-      <w:r>
-        <w:rPr>
+        <w:t>Рисунок</w:t>
+      </w:r>
+      <w:r>
+        <w:rPr>
+          <w:rFonts w:ascii="Times New Roman" w:hAnsi="Times New Roman"/>
+          <w:i/>
+          <w:spacing w:val="-13"/>
+          <w:sz w:val="26"/>
+        </w:rPr>
+        <w:t xml:space="preserve"> 2.5</w:t>
+      </w:r>
+      <w:r>
+        <w:rPr>
+          <w:rFonts w:ascii="Times New Roman" w:hAnsi="Times New Roman"/>
           <w:i/>
           <w:spacing w:val="-7"/>
           <w:sz w:val="26"/>
         </w:rPr>
-        <w:t>Рисунок</w:t>
-      </w:r>
-      <w:r>
-        <w:rPr>
-          <w:i/>
-          <w:spacing w:val="-13"/>
-          <w:sz w:val="26"/>
-        </w:rPr>
-        <w:t xml:space="preserve"> 2.5</w:t>
-      </w:r>
-      <w:r>
-        <w:rPr>
-          <w:i/>
-          <w:spacing w:val="-7"/>
-          <w:sz w:val="26"/>
-        </w:rPr>
         <w:t>. Работа 5 команды</w:t>
       </w:r>
     </w:p>
     <w:p>
       <w:pPr>
         <w:pStyle w:val="Normal"/>
-        <w:spacing w:before="78" w:after="0"/>
+        <w:spacing w:lineRule="auto" w:line="360" w:before="78" w:after="0"/>
         <w:ind w:right="408" w:firstLine="709"/>
         <w:jc w:val="center"/>
         <w:rPr>
-          <w:i/>
-          <w:i/>
-          <w:spacing w:val="-7"/>
-          <w:sz w:val="26"/>
-        </w:rPr>
-      </w:pPr>
-      <w:r>
-        <w:rPr/>
+          <w:rFonts w:ascii="Times New Roman" w:hAnsi="Times New Roman"/>
+        </w:rPr>
+      </w:pPr>
+      <w:r>
+        <w:rPr>
+          <w:rFonts w:ascii="Times New Roman" w:hAnsi="Times New Roman"/>
+        </w:rPr>
         <w:drawing>
           <wp:inline distT="0" distB="0" distL="0" distR="0">
             <wp:extent cx="4102100" cy="1258570"/>
@@ -4639,56 +5582,55 @@
     <w:p>
       <w:pPr>
         <w:pStyle w:val="Normal"/>
-        <w:spacing w:before="78" w:after="0"/>
+        <w:spacing w:lineRule="auto" w:line="360" w:before="78" w:after="0"/>
         <w:ind w:right="409" w:hanging="0"/>
         <w:jc w:val="center"/>
         <w:rPr>
-          <w:i/>
+          <w:rFonts w:ascii="Times New Roman" w:hAnsi="Times New Roman"/>
+        </w:rPr>
+      </w:pPr>
+      <w:r>
+        <w:rPr>
+          <w:rFonts w:ascii="Times New Roman" w:hAnsi="Times New Roman"/>
           <w:i/>
           <w:spacing w:val="-7"/>
           <w:sz w:val="26"/>
         </w:rPr>
-      </w:pPr>
-      <w:r>
-        <w:rPr>
+        <w:t>Рисунок</w:t>
+      </w:r>
+      <w:r>
+        <w:rPr>
+          <w:rFonts w:ascii="Times New Roman" w:hAnsi="Times New Roman"/>
+          <w:i/>
+          <w:spacing w:val="-13"/>
+          <w:sz w:val="26"/>
+        </w:rPr>
+        <w:t xml:space="preserve"> 2.6</w:t>
+      </w:r>
+      <w:r>
+        <w:rPr>
+          <w:rFonts w:ascii="Times New Roman" w:hAnsi="Times New Roman"/>
           <w:i/>
           <w:spacing w:val="-7"/>
           <w:sz w:val="26"/>
         </w:rPr>
-        <w:t>Рисунок</w:t>
-      </w:r>
-      <w:r>
-        <w:rPr>
-          <w:i/>
-          <w:spacing w:val="-13"/>
-          <w:sz w:val="26"/>
-        </w:rPr>
-        <w:t xml:space="preserve"> 2.6</w:t>
-      </w:r>
-      <w:r>
-        <w:rPr>
-          <w:i/>
-          <w:spacing w:val="-7"/>
-          <w:sz w:val="26"/>
-        </w:rPr>
         <w:t>. Работа 6 команды</w:t>
       </w:r>
     </w:p>
     <w:p>
       <w:pPr>
         <w:pStyle w:val="Normal"/>
-        <w:spacing w:before="78" w:after="0"/>
+        <w:spacing w:lineRule="auto" w:line="360" w:before="78" w:after="0"/>
         <w:ind w:right="409" w:hanging="0"/>
         <w:jc w:val="center"/>
         <w:rPr>
-          <w:i/>
-          <w:i/>
-          <w:spacing w:val="-7"/>
-          <w:sz w:val="26"/>
-        </w:rPr>
-      </w:pPr>
-      <w:r>
-        <w:rPr/>
+          <w:rFonts w:ascii="Times New Roman" w:hAnsi="Times New Roman"/>
+        </w:rPr>
+      </w:pPr>
+      <w:r>
+        <w:rPr>
+          <w:rFonts w:ascii="Times New Roman" w:hAnsi="Times New Roman"/>
+        </w:rPr>
         <w:drawing>
           <wp:inline distT="0" distB="0" distL="0" distR="0">
             <wp:extent cx="4375150" cy="3462020"/>
@@ -4731,56 +5673,55 @@
     <w:p>
       <w:pPr>
         <w:pStyle w:val="Normal"/>
-        <w:spacing w:before="78" w:after="0"/>
+        <w:spacing w:lineRule="auto" w:line="360" w:before="78" w:after="0"/>
         <w:ind w:right="409" w:hanging="0"/>
         <w:jc w:val="center"/>
         <w:rPr>
-          <w:i/>
+          <w:rFonts w:ascii="Times New Roman" w:hAnsi="Times New Roman"/>
+        </w:rPr>
+      </w:pPr>
+      <w:r>
+        <w:rPr>
+          <w:rFonts w:ascii="Times New Roman" w:hAnsi="Times New Roman"/>
           <w:i/>
           <w:spacing w:val="-7"/>
           <w:sz w:val="26"/>
         </w:rPr>
-      </w:pPr>
-      <w:r>
-        <w:rPr>
+        <w:t>Рисунок</w:t>
+      </w:r>
+      <w:r>
+        <w:rPr>
+          <w:rFonts w:ascii="Times New Roman" w:hAnsi="Times New Roman"/>
+          <w:i/>
+          <w:spacing w:val="-13"/>
+          <w:sz w:val="26"/>
+        </w:rPr>
+        <w:t xml:space="preserve"> 2.7</w:t>
+      </w:r>
+      <w:r>
+        <w:rPr>
+          <w:rFonts w:ascii="Times New Roman" w:hAnsi="Times New Roman"/>
           <w:i/>
           <w:spacing w:val="-7"/>
           <w:sz w:val="26"/>
         </w:rPr>
-        <w:t>Рисунок</w:t>
-      </w:r>
-      <w:r>
-        <w:rPr>
-          <w:i/>
-          <w:spacing w:val="-13"/>
-          <w:sz w:val="26"/>
-        </w:rPr>
-        <w:t xml:space="preserve"> 2.7</w:t>
-      </w:r>
-      <w:r>
-        <w:rPr>
-          <w:i/>
-          <w:spacing w:val="-7"/>
-          <w:sz w:val="26"/>
-        </w:rPr>
         <w:t>. Содержание данных до и после добавления записи</w:t>
       </w:r>
     </w:p>
     <w:p>
       <w:pPr>
         <w:pStyle w:val="Normal"/>
-        <w:spacing w:before="78" w:after="0"/>
+        <w:spacing w:lineRule="auto" w:line="360" w:before="78" w:after="0"/>
         <w:ind w:right="409" w:hanging="0"/>
         <w:jc w:val="center"/>
         <w:rPr>
-          <w:i/>
-          <w:i/>
-          <w:spacing w:val="-7"/>
-          <w:sz w:val="26"/>
-        </w:rPr>
-      </w:pPr>
-      <w:r>
-        <w:rPr/>
+          <w:rFonts w:ascii="Times New Roman" w:hAnsi="Times New Roman"/>
+        </w:rPr>
+      </w:pPr>
+      <w:r>
+        <w:rPr>
+          <w:rFonts w:ascii="Times New Roman" w:hAnsi="Times New Roman"/>
+        </w:rPr>
         <w:drawing>
           <wp:inline distT="0" distB="0" distL="0" distR="0">
             <wp:extent cx="3638550" cy="2879090"/>
@@ -4823,10 +5764,48 @@
     <w:p>
       <w:pPr>
         <w:pStyle w:val="Normal"/>
-        <w:spacing w:before="78" w:after="0"/>
+        <w:spacing w:lineRule="auto" w:line="360" w:before="78" w:after="0"/>
         <w:ind w:right="409" w:hanging="0"/>
         <w:jc w:val="center"/>
         <w:rPr>
+          <w:rFonts w:ascii="Times New Roman" w:hAnsi="Times New Roman"/>
+        </w:rPr>
+      </w:pPr>
+      <w:r>
+        <w:rPr>
+          <w:rFonts w:ascii="Times New Roman" w:hAnsi="Times New Roman"/>
+          <w:i/>
+          <w:spacing w:val="-7"/>
+          <w:sz w:val="26"/>
+        </w:rPr>
+        <w:t>Рисунок</w:t>
+      </w:r>
+      <w:r>
+        <w:rPr>
+          <w:rFonts w:ascii="Times New Roman" w:hAnsi="Times New Roman"/>
+          <w:i/>
+          <w:spacing w:val="-13"/>
+          <w:sz w:val="26"/>
+        </w:rPr>
+        <w:t xml:space="preserve"> 2.8</w:t>
+      </w:r>
+      <w:r>
+        <w:rPr>
+          <w:rFonts w:ascii="Times New Roman" w:hAnsi="Times New Roman"/>
+          <w:i/>
+          <w:spacing w:val="-7"/>
+          <w:sz w:val="26"/>
+        </w:rPr>
+        <w:t>. Содержание данных до и после удаления записи</w:t>
+      </w:r>
+    </w:p>
+    <w:p>
+      <w:pPr>
+        <w:pStyle w:val="Normal"/>
+        <w:spacing w:lineRule="auto" w:line="360"/>
+        <w:ind w:hanging="0"/>
+        <w:rPr>
+          <w:rFonts w:ascii="Times New Roman" w:hAnsi="Times New Roman"/>
           <w:i/>
           <w:i/>
           <w:spacing w:val="-7"/>
@@ -4835,86 +5814,130 @@
       </w:pPr>
       <w:r>
         <w:rPr>
+          <w:rFonts w:ascii="Times New Roman" w:hAnsi="Times New Roman"/>
           <w:i/>
           <w:spacing w:val="-7"/>
           <w:sz w:val="26"/>
         </w:rPr>
-        <w:t>Рисунок</w:t>
-      </w:r>
-      <w:r>
-        <w:rPr>
-          <w:i/>
-          <w:spacing w:val="-13"/>
-          <w:sz w:val="26"/>
-        </w:rPr>
-        <w:t xml:space="preserve"> 2.8</w:t>
-      </w:r>
-      <w:r>
-        <w:rPr>
-          <w:i/>
-          <w:spacing w:val="-7"/>
-          <w:sz w:val="26"/>
-        </w:rPr>
-        <w:t>. Содержание данных до и после удаления записи</w:t>
-      </w:r>
-    </w:p>
-    <w:p>
-      <w:pPr>
-        <w:pStyle w:val="Normal"/>
-        <w:ind w:hanging="0"/>
-        <w:rPr>
-          <w:i/>
-          <w:i/>
-          <w:spacing w:val="-7"/>
-          <w:sz w:val="26"/>
-        </w:rPr>
-      </w:pPr>
-      <w:r>
-        <w:rPr>
-          <w:i/>
-          <w:spacing w:val="-7"/>
-          <w:sz w:val="26"/>
-        </w:rPr>
-      </w:r>
-    </w:p>
-    <w:p>
-      <w:pPr>
-        <w:pStyle w:val="Normal"/>
-        <w:rPr/>
-      </w:pPr>
-      <w:r>
-        <w:rPr/>
+      </w:r>
+    </w:p>
+    <w:p>
+      <w:pPr>
+        <w:pStyle w:val="Normal"/>
+        <w:spacing w:lineRule="auto" w:line="360"/>
+        <w:rPr>
+          <w:rFonts w:ascii="Times New Roman" w:hAnsi="Times New Roman"/>
+        </w:rPr>
+      </w:pPr>
+      <w:r>
+        <w:rPr>
+          <w:rFonts w:ascii="Times New Roman" w:hAnsi="Times New Roman"/>
+        </w:rPr>
         <w:t>Тестирование показало, что код корректно добавляет и удаляет записи из данных.</w:t>
       </w:r>
     </w:p>
     <w:p>
       <w:pPr>
-        <w:pStyle w:val="Normal"/>
-        <w:rPr/>
-      </w:pPr>
-      <w:r>
-        <w:rPr/>
-        <w:t>Для тестирования поиска и сортировки сначала подгрузим данные как в первом тесте, а потом воспользуемся командами: 10 для поиска записей и 11 для сортировки записей (Рисунки 2.9 и 2.10). Буду искать все записи с именем “</w:t>
-      </w:r>
-      <w:r>
-        <w:rPr>
-          <w:lang w:val="en-US"/>
-        </w:rPr>
-        <w:t>Ivan</w:t>
-      </w:r>
-      <w:r>
-        <w:rPr/>
-        <w:t>” и все записи где в спортивных достижениях присутствует “Zhim_lezha”. Сортировку проведу по именам.</w:t>
-      </w:r>
-    </w:p>
-    <w:p>
-      <w:pPr>
-        <w:pStyle w:val="Normal"/>
+        <w:pStyle w:val="Style18"/>
+        <w:spacing w:lineRule="auto" w:line="360" w:before="57" w:after="197"/>
+        <w:rPr>
+          <w:rFonts w:ascii="Times New Roman" w:hAnsi="Times New Roman"/>
+        </w:rPr>
+      </w:pPr>
+      <w:r>
+        <w:rPr>
+          <w:rFonts w:ascii="Times New Roman" w:hAnsi="Times New Roman"/>
+        </w:rPr>
+        <w:t>Для тестирования функций поиска и сортировки сначала были загружены данные аналогично первому тесту. После формирования структуры данных выполнялась проверка работы команд поиска и сортировки записей.</w:t>
+      </w:r>
+    </w:p>
+    <w:p>
+      <w:pPr>
+        <w:pStyle w:val="Style18"/>
+        <w:spacing w:lineRule="auto" w:line="360" w:before="57" w:after="197"/>
+        <w:rPr>
+          <w:rFonts w:ascii="Times New Roman" w:hAnsi="Times New Roman"/>
+        </w:rPr>
+      </w:pPr>
+      <w:r>
+        <w:rPr>
+          <w:rFonts w:ascii="Times New Roman" w:hAnsi="Times New Roman"/>
+        </w:rPr>
+        <w:t>Для поиска информации использовалась команда №10 главного меню программы. В ходе тестирования выполнялся поиск всех записей с именем «Ivan», а также поиск студентов, у которых среди спортивных достижений присутствует значение «Zhim_lezha». Процесс выполнения поиска представлен на Рисунке 2.9.</w:t>
+      </w:r>
+    </w:p>
+    <w:p>
+      <w:pPr>
+        <w:pStyle w:val="Style18"/>
+        <w:spacing w:lineRule="auto" w:line="360" w:before="57" w:after="197"/>
+        <w:rPr>
+          <w:rFonts w:ascii="Times New Roman" w:hAnsi="Times New Roman"/>
+        </w:rPr>
+      </w:pPr>
+      <w:r>
+        <w:rPr>
+          <w:rFonts w:ascii="Times New Roman" w:hAnsi="Times New Roman"/>
+        </w:rPr>
+        <w:t>В ходе проверки было установлено, что программа корректно выполняет поиск по различным параметрам и отображает все найденные записи, удовлетворяющие условиям поиска.</w:t>
+      </w:r>
+    </w:p>
+    <w:p>
+      <w:pPr>
+        <w:pStyle w:val="Style18"/>
+        <w:spacing w:lineRule="auto" w:line="360" w:before="57" w:after="197"/>
+        <w:rPr>
+          <w:rFonts w:ascii="Times New Roman" w:hAnsi="Times New Roman"/>
+        </w:rPr>
+      </w:pPr>
+      <w:r>
+        <w:rPr>
+          <w:rFonts w:ascii="Times New Roman" w:hAnsi="Times New Roman"/>
+        </w:rPr>
+        <w:t>Для тестирования сортировки использовалась команда №11. В качестве параметра сортировки было выбрано имя студента. После выполнения команды программа выполнила упорядочивание записей по именам и вывела отсортированные данные (Рисунок 2.10).</w:t>
+      </w:r>
+    </w:p>
+    <w:p>
+      <w:pPr>
+        <w:pStyle w:val="Style18"/>
+        <w:spacing w:lineRule="auto" w:line="360" w:before="57" w:after="197"/>
+        <w:rPr>
+          <w:rFonts w:ascii="Times New Roman" w:hAnsi="Times New Roman"/>
+        </w:rPr>
+      </w:pPr>
+      <w:r>
+        <w:rPr>
+          <w:rFonts w:ascii="Times New Roman" w:hAnsi="Times New Roman"/>
+        </w:rPr>
+        <w:t>Результаты тестирования показали, что функции поиска и сортировки работают корректно и обеспечивают правильную обработку информации.</w:t>
+      </w:r>
+    </w:p>
+    <w:p>
+      <w:pPr>
+        <w:pStyle w:val="Normal"/>
+        <w:spacing w:lineRule="auto" w:line="360"/>
+        <w:rPr>
+          <w:rFonts w:ascii="Times New Roman" w:hAnsi="Times New Roman"/>
+        </w:rPr>
+      </w:pPr>
+      <w:r>
+        <w:rPr>
+          <w:rFonts w:ascii="Times New Roman" w:hAnsi="Times New Roman"/>
+        </w:rPr>
+      </w:r>
+    </w:p>
+    <w:p>
+      <w:pPr>
+        <w:pStyle w:val="Normal"/>
+        <w:spacing w:lineRule="auto" w:line="360"/>
         <w:jc w:val="center"/>
-        <w:rPr/>
-      </w:pPr>
-      <w:r>
-        <w:rPr/>
+        <w:rPr>
+          <w:rFonts w:ascii="Times New Roman" w:hAnsi="Times New Roman"/>
+        </w:rPr>
+      </w:pPr>
+      <w:r>
+        <w:rPr>
+          <w:rFonts w:ascii="Times New Roman" w:hAnsi="Times New Roman"/>
+        </w:rPr>
         <w:drawing>
           <wp:inline distT="0" distB="0" distL="0" distR="0">
             <wp:extent cx="2686050" cy="3204845"/>
@@ -4957,57 +5980,55 @@
     <w:p>
       <w:pPr>
         <w:pStyle w:val="Normal"/>
-        <w:spacing w:before="78" w:after="0"/>
+        <w:spacing w:lineRule="auto" w:line="360" w:before="78" w:after="0"/>
         <w:ind w:right="409" w:hanging="0"/>
         <w:jc w:val="center"/>
         <w:rPr>
-          <w:i/>
+          <w:rFonts w:ascii="Times New Roman" w:hAnsi="Times New Roman"/>
+        </w:rPr>
+      </w:pPr>
+      <w:r>
+        <w:rPr>
+          <w:rFonts w:ascii="Times New Roman" w:hAnsi="Times New Roman"/>
           <w:i/>
           <w:spacing w:val="-7"/>
           <w:sz w:val="26"/>
         </w:rPr>
-      </w:pPr>
-      <w:r>
-        <w:rPr>
+        <w:t>Рисунок</w:t>
+      </w:r>
+      <w:r>
+        <w:rPr>
+          <w:rFonts w:ascii="Times New Roman" w:hAnsi="Times New Roman"/>
+          <w:i/>
+          <w:spacing w:val="-13"/>
+          <w:sz w:val="26"/>
+        </w:rPr>
+        <w:t xml:space="preserve"> 2.9</w:t>
+      </w:r>
+      <w:r>
+        <w:rPr>
+          <w:rFonts w:ascii="Times New Roman" w:hAnsi="Times New Roman"/>
           <w:i/>
           <w:spacing w:val="-7"/>
           <w:sz w:val="26"/>
         </w:rPr>
-        <w:t>Рисунок</w:t>
-      </w:r>
-      <w:r>
-        <w:rPr>
-          <w:i/>
-          <w:spacing w:val="-13"/>
-          <w:sz w:val="26"/>
-        </w:rPr>
-        <w:t xml:space="preserve"> 2.9</w:t>
-      </w:r>
-      <w:r>
-        <w:rPr>
-          <w:i/>
-          <w:spacing w:val="-7"/>
-          <w:sz w:val="26"/>
-        </w:rPr>
         <w:t>. Результат работы программы по поиску записей</w:t>
       </w:r>
     </w:p>
     <w:p>
       <w:pPr>
         <w:pStyle w:val="Normal"/>
-        <w:spacing w:before="79" w:after="0"/>
+        <w:spacing w:lineRule="auto" w:line="360" w:before="79" w:after="0"/>
         <w:ind w:right="409" w:hanging="0"/>
         <w:jc w:val="center"/>
         <w:rPr>
-          <w:i/>
-          <w:i/>
-          <w:spacing w:val="-7"/>
-          <w:sz w:val="26"/>
-          <w:lang w:val="en-US"/>
-        </w:rPr>
-      </w:pPr>
-      <w:r>
-        <w:rPr/>
+          <w:rFonts w:ascii="Times New Roman" w:hAnsi="Times New Roman"/>
+        </w:rPr>
+      </w:pPr>
+      <w:r>
+        <w:rPr>
+          <w:rFonts w:ascii="Times New Roman" w:hAnsi="Times New Roman"/>
+        </w:rPr>
         <w:drawing>
           <wp:inline distT="0" distB="0" distL="0" distR="0">
             <wp:extent cx="1314450" cy="3040380"/>
@@ -5050,72 +6071,87 @@
     <w:p>
       <w:pPr>
         <w:pStyle w:val="Normal"/>
-        <w:spacing w:before="78" w:after="0"/>
+        <w:spacing w:lineRule="auto" w:line="360" w:before="78" w:after="0"/>
         <w:ind w:right="409" w:hanging="0"/>
         <w:jc w:val="center"/>
         <w:rPr>
-          <w:i/>
+          <w:rFonts w:ascii="Times New Roman" w:hAnsi="Times New Roman"/>
+        </w:rPr>
+      </w:pPr>
+      <w:r>
+        <w:rPr>
+          <w:rFonts w:ascii="Times New Roman" w:hAnsi="Times New Roman"/>
           <w:i/>
           <w:spacing w:val="-7"/>
           <w:sz w:val="26"/>
         </w:rPr>
-      </w:pPr>
-      <w:r>
-        <w:rPr>
+        <w:t>Рисунок</w:t>
+      </w:r>
+      <w:r>
+        <w:rPr>
+          <w:rFonts w:ascii="Times New Roman" w:hAnsi="Times New Roman"/>
+          <w:i/>
+          <w:spacing w:val="-13"/>
+          <w:sz w:val="26"/>
+        </w:rPr>
+        <w:t xml:space="preserve"> 2.10</w:t>
+      </w:r>
+      <w:r>
+        <w:rPr>
+          <w:rFonts w:ascii="Times New Roman" w:hAnsi="Times New Roman"/>
           <w:i/>
           <w:spacing w:val="-7"/>
           <w:sz w:val="26"/>
         </w:rPr>
-        <w:t>Рисунок</w:t>
-      </w:r>
-      <w:r>
-        <w:rPr>
-          <w:i/>
-          <w:spacing w:val="-13"/>
-          <w:sz w:val="26"/>
-        </w:rPr>
-        <w:t xml:space="preserve"> 2.10</w:t>
-      </w:r>
-      <w:r>
-        <w:rPr>
-          <w:i/>
-          <w:spacing w:val="-7"/>
-          <w:sz w:val="26"/>
-        </w:rPr>
         <w:t>. Результат работы программы по сортировке</w:t>
       </w:r>
     </w:p>
     <w:p>
       <w:pPr>
         <w:pStyle w:val="Normal"/>
-        <w:rPr/>
-      </w:pPr>
-      <w:r>
-        <w:rPr/>
+        <w:spacing w:lineRule="auto" w:line="360"/>
+        <w:rPr>
+          <w:rFonts w:ascii="Times New Roman" w:hAnsi="Times New Roman"/>
+        </w:rPr>
+      </w:pPr>
+      <w:r>
+        <w:rPr>
+          <w:rFonts w:ascii="Times New Roman" w:hAnsi="Times New Roman"/>
+        </w:rPr>
         <w:t>Тестирование показало, что код корректно ищет и сортирует записи.</w:t>
       </w:r>
     </w:p>
     <w:p>
       <w:pPr>
         <w:pStyle w:val="Normal"/>
-        <w:rPr/>
-      </w:pPr>
-      <w:r>
-        <w:rPr/>
+        <w:spacing w:lineRule="auto" w:line="360"/>
+        <w:rPr>
+          <w:rFonts w:ascii="Times New Roman" w:hAnsi="Times New Roman"/>
+        </w:rPr>
+      </w:pPr>
+      <w:r>
+        <w:rPr>
+          <w:rFonts w:ascii="Times New Roman" w:hAnsi="Times New Roman"/>
+        </w:rPr>
         <w:t>Для тестирования подсчёта агрегированных показателей сначала подгрузим данные как в первом тесте, а затем воспользуемся командой 12, которая подсчитает и выведет все показатели на экран (Рисунок 2.11).</w:t>
       </w:r>
     </w:p>
     <w:p>
       <w:pPr>
         <w:pStyle w:val="Normal"/>
+        <w:spacing w:lineRule="auto" w:line="360"/>
         <w:jc w:val="center"/>
-        <w:rPr/>
-      </w:pPr>
-      <w:r>
-        <w:rPr/>
+        <w:rPr>
+          <w:rFonts w:ascii="Times New Roman" w:hAnsi="Times New Roman"/>
+        </w:rPr>
+      </w:pPr>
+      <w:r>
+        <w:rPr>
+          <w:rFonts w:ascii="Times New Roman" w:hAnsi="Times New Roman"/>
+        </w:rPr>
         <w:drawing>
           <wp:inline distT="0" distB="0" distL="0" distR="0">
-            <wp:extent cx="3784600" cy="4212590"/>
+            <wp:extent cx="3223260" cy="3587750"/>
             <wp:effectExtent l="0" t="0" r="0" b="0"/>
             <wp:docPr id="12" name="Рисунок 15" descr=""/>
             <wp:cNvGraphicFramePr>
@@ -5139,7 +6175,7 @@
                   <pic:spPr bwMode="auto">
                     <a:xfrm>
                       <a:off x="0" y="0"/>
-                      <a:ext cx="3784600" cy="4212590"/>
+                      <a:ext cx="3223260" cy="3587750"/>
                     </a:xfrm>
                     <a:prstGeom prst="rect">
                       <a:avLst/>
@@ -5155,84 +6191,151 @@
     <w:p>
       <w:pPr>
         <w:pStyle w:val="Normal"/>
-        <w:spacing w:before="78" w:after="0"/>
-        <w:ind w:right="409" w:hanging="0"/>
+        <w:spacing w:lineRule="auto" w:line="360"/>
         <w:jc w:val="center"/>
         <w:rPr>
-          <w:i/>
+          <w:rFonts w:ascii="Times New Roman" w:hAnsi="Times New Roman"/>
+        </w:rPr>
+      </w:pPr>
+      <w:r>
+        <w:rPr>
+          <w:rFonts w:ascii="Times New Roman" w:hAnsi="Times New Roman"/>
           <w:i/>
           <w:spacing w:val="-7"/>
           <w:sz w:val="26"/>
         </w:rPr>
-      </w:pPr>
-      <w:r>
-        <w:rPr>
+        <w:t>Рисунок</w:t>
+      </w:r>
+      <w:r>
+        <w:rPr>
+          <w:rFonts w:ascii="Times New Roman" w:hAnsi="Times New Roman"/>
+          <w:i/>
+          <w:spacing w:val="-13"/>
+          <w:sz w:val="26"/>
+        </w:rPr>
+        <w:t xml:space="preserve"> 2.11</w:t>
+      </w:r>
+      <w:r>
+        <w:rPr>
+          <w:rFonts w:ascii="Times New Roman" w:hAnsi="Times New Roman"/>
           <w:i/>
           <w:spacing w:val="-7"/>
           <w:sz w:val="26"/>
         </w:rPr>
-        <w:t>Рисунок</w:t>
-      </w:r>
-      <w:r>
-        <w:rPr>
-          <w:i/>
-          <w:spacing w:val="-13"/>
-          <w:sz w:val="26"/>
-        </w:rPr>
-        <w:t xml:space="preserve"> 2.11</w:t>
-      </w:r>
-      <w:r>
-        <w:rPr>
-          <w:i/>
-          <w:spacing w:val="-7"/>
-          <w:sz w:val="26"/>
-        </w:rPr>
         <w:t>. Агрегированные показатели</w:t>
       </w:r>
     </w:p>
     <w:p>
       <w:pPr>
         <w:pStyle w:val="Normal"/>
-        <w:rPr/>
-      </w:pPr>
-      <w:r>
-        <w:rPr/>
+        <w:spacing w:lineRule="auto" w:line="360"/>
+        <w:rPr>
+          <w:rFonts w:ascii="Times New Roman" w:hAnsi="Times New Roman"/>
+        </w:rPr>
+      </w:pPr>
+      <w:r>
+        <w:rPr>
+          <w:rFonts w:ascii="Times New Roman" w:hAnsi="Times New Roman"/>
+        </w:rPr>
         <w:t>Тестирование показало, что код корректно подсчитывает агрегированные показатели для всех типов спортивных достижений.</w:t>
       </w:r>
     </w:p>
     <w:p>
       <w:pPr>
-        <w:pStyle w:val="Normal"/>
-        <w:rPr/>
-      </w:pPr>
-      <w:r>
-        <w:rPr/>
-        <w:t>Для тестирования изменения записи поменяем имя первой записи на “</w:t>
-      </w:r>
-      <w:r>
-        <w:rPr>
+        <w:pStyle w:val="Style18"/>
+        <w:spacing w:lineRule="auto" w:line="360"/>
+        <w:rPr>
+          <w:rFonts w:ascii="Times New Roman" w:hAnsi="Times New Roman"/>
+        </w:rPr>
+      </w:pPr>
+      <w:r>
+        <w:rPr>
+          <w:rFonts w:ascii="Times New Roman" w:hAnsi="Times New Roman"/>
+        </w:rPr>
+        <w:t>Для тестирования функции изменения записи сначала были загружены данные аналогично первому тесту. После формирования структуры данных выполнялась проверка работы команды изменения информации о студенте.</w:t>
+      </w:r>
+    </w:p>
+    <w:p>
+      <w:pPr>
+        <w:pStyle w:val="Style18"/>
+        <w:spacing w:lineRule="auto" w:line="360"/>
+        <w:rPr>
+          <w:rFonts w:ascii="Times New Roman" w:hAnsi="Times New Roman"/>
+        </w:rPr>
+      </w:pPr>
+      <w:r>
+        <w:rPr>
+          <w:rFonts w:ascii="Times New Roman" w:hAnsi="Times New Roman"/>
+        </w:rPr>
+        <w:t>В ходе тестирования было принято решение изменить имя первой записи на «Denis». Для выполнения данной операции использовалась команда №9 главного меню программы, предназначенная для изменения существующей записи (Рисунок 2.12).</w:t>
+      </w:r>
+    </w:p>
+    <w:p>
+      <w:pPr>
+        <w:pStyle w:val="Style18"/>
+        <w:spacing w:lineRule="auto" w:line="360"/>
+        <w:rPr>
+          <w:rFonts w:ascii="Times New Roman" w:hAnsi="Times New Roman"/>
+        </w:rPr>
+      </w:pPr>
+      <w:r>
+        <w:rPr>
+          <w:rFonts w:ascii="Times New Roman" w:hAnsi="Times New Roman"/>
+        </w:rPr>
+        <w:t>После ввода идентификатора нужной записи программа предложила повторно ввести данные студента, после чего старая информация была заменена новой.</w:t>
+      </w:r>
+    </w:p>
+    <w:p>
+      <w:pPr>
+        <w:pStyle w:val="Style18"/>
+        <w:spacing w:lineRule="auto" w:line="360"/>
+        <w:rPr>
+          <w:rFonts w:ascii="Times New Roman" w:hAnsi="Times New Roman"/>
+        </w:rPr>
+      </w:pPr>
+      <w:r>
+        <w:rPr>
+          <w:rFonts w:ascii="Times New Roman" w:hAnsi="Times New Roman"/>
+        </w:rPr>
+        <w:t xml:space="preserve">Для проверки корректности выполнения изменения использовалась команда вывода данных на экран. Результат работы программы представлен на </w:t>
+      </w:r>
+      <w:r>
+        <w:rPr>
+          <w:rFonts w:ascii="Times New Roman" w:hAnsi="Times New Roman"/>
           <w:lang w:val="en-US"/>
         </w:rPr>
-        <w:t>Denis</w:t>
-      </w:r>
-      <w:r>
-        <w:rPr/>
-        <w:t>”. Для это сначала подгрузим данные как в первом тесте, а затем воспользуемся командой 9 (Рисунок 2.12). После чего выведем все записи на экран для проверки (Рисунок 2.13).</w:t>
-      </w:r>
-    </w:p>
-    <w:p>
-      <w:pPr>
-        <w:pStyle w:val="Normal"/>
+        <w:t>(</w:t>
+      </w:r>
+      <w:r>
+        <w:rPr>
+          <w:rFonts w:ascii="Times New Roman" w:hAnsi="Times New Roman"/>
+        </w:rPr>
+        <w:t>Рисунке 2.13.</w:t>
+      </w:r>
+      <w:r>
+        <w:rPr>
+          <w:rFonts w:ascii="Times New Roman" w:hAnsi="Times New Roman"/>
+          <w:lang w:val="en-US"/>
+        </w:rPr>
+        <w:t>)</w:t>
+      </w:r>
+    </w:p>
+    <w:p>
+      <w:pPr>
+        <w:pStyle w:val="Normal"/>
+        <w:spacing w:lineRule="auto" w:line="360"/>
         <w:jc w:val="center"/>
         <w:rPr>
-          <w:lang w:val="en-US"/>
-        </w:rPr>
-      </w:pPr>
-      <w:r>
-        <w:rPr/>
+          <w:rFonts w:ascii="Times New Roman" w:hAnsi="Times New Roman"/>
+        </w:rPr>
+      </w:pPr>
+      <w:r>
+        <w:rPr>
+          <w:rFonts w:ascii="Times New Roman" w:hAnsi="Times New Roman"/>
+        </w:rPr>
         <w:drawing>
           <wp:inline distT="0" distB="0" distL="0" distR="0">
-            <wp:extent cx="2863850" cy="5408930"/>
+            <wp:extent cx="2051685" cy="3875405"/>
             <wp:effectExtent l="0" t="0" r="0" b="0"/>
             <wp:docPr id="13" name="Рисунок 16" descr=""/>
             <wp:cNvGraphicFramePr>
@@ -5256,7 +6359,7 @@
                   <pic:spPr bwMode="auto">
                     <a:xfrm>
                       <a:off x="0" y="0"/>
-                      <a:ext cx="2863850" cy="5408930"/>
+                      <a:ext cx="2051685" cy="3875405"/>
                     </a:xfrm>
                     <a:prstGeom prst="rect">
                       <a:avLst/>
@@ -5272,49 +6375,54 @@
     <w:p>
       <w:pPr>
         <w:pStyle w:val="Normal"/>
-        <w:spacing w:before="78" w:after="0"/>
+        <w:spacing w:lineRule="auto" w:line="360" w:before="78" w:after="0"/>
         <w:ind w:right="409" w:hanging="0"/>
         <w:jc w:val="center"/>
         <w:rPr>
-          <w:i/>
+          <w:rFonts w:ascii="Times New Roman" w:hAnsi="Times New Roman"/>
+        </w:rPr>
+      </w:pPr>
+      <w:r>
+        <w:rPr>
+          <w:rFonts w:ascii="Times New Roman" w:hAnsi="Times New Roman"/>
           <w:i/>
           <w:spacing w:val="-7"/>
           <w:sz w:val="26"/>
         </w:rPr>
-      </w:pPr>
-      <w:r>
-        <w:rPr>
+        <w:t>Рисунок</w:t>
+      </w:r>
+      <w:r>
+        <w:rPr>
+          <w:rFonts w:ascii="Times New Roman" w:hAnsi="Times New Roman"/>
+          <w:i/>
+          <w:spacing w:val="-13"/>
+          <w:sz w:val="26"/>
+        </w:rPr>
+        <w:t xml:space="preserve"> 2.12</w:t>
+      </w:r>
+      <w:r>
+        <w:rPr>
+          <w:rFonts w:ascii="Times New Roman" w:hAnsi="Times New Roman"/>
           <w:i/>
           <w:spacing w:val="-7"/>
           <w:sz w:val="26"/>
         </w:rPr>
-        <w:t>Рисунок</w:t>
-      </w:r>
-      <w:r>
-        <w:rPr>
-          <w:i/>
-          <w:spacing w:val="-13"/>
-          <w:sz w:val="26"/>
-        </w:rPr>
-        <w:t xml:space="preserve"> 2.12</w:t>
-      </w:r>
-      <w:r>
-        <w:rPr>
-          <w:i/>
-          <w:spacing w:val="-7"/>
-          <w:sz w:val="26"/>
-        </w:rPr>
         <w:t>. Отработка команды изменения записи</w:t>
       </w:r>
     </w:p>
     <w:p>
       <w:pPr>
         <w:pStyle w:val="Normal"/>
+        <w:spacing w:lineRule="auto" w:line="360"/>
         <w:jc w:val="center"/>
-        <w:rPr/>
-      </w:pPr>
-      <w:r>
-        <w:rPr/>
+        <w:rPr>
+          <w:rFonts w:ascii="Times New Roman" w:hAnsi="Times New Roman"/>
+        </w:rPr>
+      </w:pPr>
+      <w:r>
+        <w:rPr>
+          <w:rFonts w:ascii="Times New Roman" w:hAnsi="Times New Roman"/>
+        </w:rPr>
         <w:drawing>
           <wp:inline distT="0" distB="0" distL="0" distR="0">
             <wp:extent cx="3486150" cy="2787015"/>
@@ -5357,139 +6465,133 @@
     <w:p>
       <w:pPr>
         <w:pStyle w:val="Normal"/>
-        <w:spacing w:before="78" w:after="0"/>
+        <w:spacing w:lineRule="auto" w:line="360" w:before="78" w:after="0"/>
         <w:ind w:right="409" w:hanging="0"/>
         <w:jc w:val="center"/>
         <w:rPr>
-          <w:i/>
+          <w:rFonts w:ascii="Times New Roman" w:hAnsi="Times New Roman"/>
+        </w:rPr>
+      </w:pPr>
+      <w:r>
+        <w:rPr>
+          <w:rFonts w:ascii="Times New Roman" w:hAnsi="Times New Roman"/>
           <w:i/>
           <w:spacing w:val="-7"/>
           <w:sz w:val="26"/>
         </w:rPr>
-      </w:pPr>
-      <w:r>
-        <w:rPr>
+        <w:t>Рисунок</w:t>
+      </w:r>
+      <w:r>
+        <w:rPr>
+          <w:rFonts w:ascii="Times New Roman" w:hAnsi="Times New Roman"/>
+          <w:i/>
+          <w:spacing w:val="-13"/>
+          <w:sz w:val="26"/>
+        </w:rPr>
+        <w:t xml:space="preserve"> 2.13</w:t>
+      </w:r>
+      <w:r>
+        <w:rPr>
+          <w:rFonts w:ascii="Times New Roman" w:hAnsi="Times New Roman"/>
           <w:i/>
           <w:spacing w:val="-7"/>
           <w:sz w:val="26"/>
         </w:rPr>
-        <w:t>Рисунок</w:t>
-      </w:r>
-      <w:r>
-        <w:rPr>
-          <w:i/>
-          <w:spacing w:val="-13"/>
-          <w:sz w:val="26"/>
-        </w:rPr>
-        <w:t xml:space="preserve"> 2.13</w:t>
-      </w:r>
-      <w:r>
-        <w:rPr>
-          <w:i/>
-          <w:spacing w:val="-7"/>
-          <w:sz w:val="26"/>
-        </w:rPr>
         <w:t>. Записи до и после изменения</w:t>
       </w:r>
     </w:p>
     <w:p>
       <w:pPr>
         <w:pStyle w:val="Normal"/>
-        <w:rPr/>
-      </w:pPr>
-      <w:r>
-        <w:rPr/>
+        <w:spacing w:lineRule="auto" w:line="360"/>
+        <w:rPr>
+          <w:rFonts w:ascii="Times New Roman" w:hAnsi="Times New Roman"/>
+        </w:rPr>
+      </w:pPr>
+      <w:r>
+        <w:rPr>
+          <w:rFonts w:ascii="Times New Roman" w:hAnsi="Times New Roman"/>
+        </w:rPr>
         <w:t>Тестирование показало, что код корректно изменяет запись.</w:t>
       </w:r>
     </w:p>
     <w:p>
       <w:pPr>
-        <w:pStyle w:val="Normal"/>
-        <w:rPr/>
-      </w:pPr>
-      <w:r>
-        <w:rPr/>
-        <w:t xml:space="preserve">Для тестирования сохранения файлов в </w:t>
-      </w:r>
-      <w:r>
-        <w:rPr>
-          <w:lang w:val="en-US"/>
-        </w:rPr>
-        <w:t>JSON</w:t>
-      </w:r>
-      <w:r>
-        <w:rPr/>
-        <w:t xml:space="preserve"> и </w:t>
-      </w:r>
-      <w:r>
-        <w:rPr>
-          <w:lang w:val="en-US"/>
-        </w:rPr>
-        <w:t>CSV</w:t>
-      </w:r>
-      <w:r>
-        <w:rPr/>
-        <w:t xml:space="preserve"> формат, сначала подгрузим данные </w:t>
-      </w:r>
-      <w:r>
-        <w:rPr>
-          <w:lang w:val="en-US"/>
-        </w:rPr>
-        <w:t>JSON</w:t>
-      </w:r>
-      <w:r>
-        <w:rPr/>
-        <w:t xml:space="preserve"> и сохраним их как </w:t>
-      </w:r>
-      <w:r>
-        <w:rPr>
-          <w:lang w:val="en-US"/>
-        </w:rPr>
-        <w:t>CSV</w:t>
-      </w:r>
-      <w:r>
-        <w:rPr/>
-        <w:t xml:space="preserve"> – команда 8 (Рисунок 2.14), а затем сохраним данные из </w:t>
-      </w:r>
-      <w:r>
-        <w:rPr>
-          <w:lang w:val="en-US"/>
-        </w:rPr>
-        <w:t>CSV</w:t>
-      </w:r>
-      <w:r>
-        <w:rPr/>
-        <w:t xml:space="preserve"> в </w:t>
-      </w:r>
-      <w:r>
-        <w:rPr>
-          <w:lang w:val="en-US"/>
-        </w:rPr>
-        <w:t>JSON</w:t>
-      </w:r>
-      <w:r>
-        <w:rPr/>
-        <w:t xml:space="preserve"> формате – команда 7 (Рисунок 2.15). Просмотрим файлы для проверки (Рисунки 2.16 и 2.17).</w:t>
-      </w:r>
-    </w:p>
-    <w:p>
-      <w:pPr>
-        <w:pStyle w:val="Normal"/>
-        <w:spacing w:before="78" w:after="0"/>
+        <w:pStyle w:val="Style18"/>
+        <w:spacing w:lineRule="auto" w:line="360"/>
+        <w:rPr>
+          <w:rFonts w:ascii="Times New Roman" w:hAnsi="Times New Roman"/>
+        </w:rPr>
+      </w:pPr>
+      <w:r>
+        <w:rPr>
+          <w:rFonts w:ascii="Times New Roman" w:hAnsi="Times New Roman"/>
+        </w:rPr>
+        <w:t>Для тестирования функций сохранения данных в форматы JSON и CSV сначала были загружены данные из JSON-файла аналогично первому тесту. После формирования структуры данных выполнялась проверка работы функций экспорта информации.</w:t>
+      </w:r>
+    </w:p>
+    <w:p>
+      <w:pPr>
+        <w:pStyle w:val="Style18"/>
+        <w:spacing w:lineRule="auto" w:line="360"/>
+        <w:rPr>
+          <w:rFonts w:ascii="Times New Roman" w:hAnsi="Times New Roman"/>
+        </w:rPr>
+      </w:pPr>
+      <w:r>
+        <w:rPr>
+          <w:rFonts w:ascii="Times New Roman" w:hAnsi="Times New Roman"/>
+        </w:rPr>
+        <w:t>Для сохранения данных в CSV-формате использовалась команда №8 главного меню программы (Рисунок 2.14). После выполнения команды программа сформировала CSV-файл, содержащий информацию о студентах и их спортивных достижениях.</w:t>
+      </w:r>
+    </w:p>
+    <w:p>
+      <w:pPr>
+        <w:pStyle w:val="Style18"/>
+        <w:spacing w:lineRule="auto" w:line="360"/>
+        <w:rPr>
+          <w:rFonts w:ascii="Times New Roman" w:hAnsi="Times New Roman"/>
+        </w:rPr>
+      </w:pPr>
+      <w:r>
+        <w:rPr>
+          <w:rFonts w:ascii="Times New Roman" w:hAnsi="Times New Roman"/>
+        </w:rPr>
+        <w:t>Далее выполнялась обратная операция — сохранение данных, загруженных из CSV, в формат JSON. Для этого использовалась команда №7 (Рисунок 2.15). В процессе выполнения программа выполняла сериализацию объектов и записывала информацию в JSON-файл.</w:t>
+      </w:r>
+    </w:p>
+    <w:p>
+      <w:pPr>
+        <w:pStyle w:val="Style18"/>
+        <w:spacing w:lineRule="auto" w:line="360"/>
+        <w:rPr>
+          <w:rFonts w:ascii="Times New Roman" w:hAnsi="Times New Roman"/>
+        </w:rPr>
+      </w:pPr>
+      <w:r>
+        <w:rPr>
+          <w:rFonts w:ascii="Times New Roman" w:hAnsi="Times New Roman"/>
+        </w:rPr>
+        <w:t>После завершения сохранения выполнялась проверка созданных файлов. Для этого были просмотрены содержимое CSV и JSON файлов (Рисунки 2.16 и 2.17).</w:t>
+      </w:r>
+    </w:p>
+    <w:p>
+      <w:pPr>
+        <w:pStyle w:val="Normal"/>
+        <w:spacing w:lineRule="auto" w:line="360" w:before="78" w:after="0"/>
         <w:ind w:right="409" w:hanging="0"/>
         <w:jc w:val="center"/>
         <w:rPr>
-          <w:i/>
-          <w:i/>
-          <w:spacing w:val="-7"/>
-          <w:sz w:val="26"/>
-        </w:rPr>
-      </w:pPr>
-      <w:r>
-        <w:rPr/>
+          <w:rFonts w:ascii="Times New Roman" w:hAnsi="Times New Roman"/>
+        </w:rPr>
+      </w:pPr>
+      <w:r>
+        <w:rPr>
+          <w:rFonts w:ascii="Times New Roman" w:hAnsi="Times New Roman"/>
+        </w:rPr>
         <w:drawing>
           <wp:inline distT="0" distB="0" distL="0" distR="0">
-            <wp:extent cx="3401060" cy="971550"/>
+            <wp:extent cx="2744470" cy="784225"/>
             <wp:effectExtent l="0" t="0" r="0" b="0"/>
             <wp:docPr id="15" name="Рисунок 18" descr=""/>
             <wp:cNvGraphicFramePr>
@@ -5513,7 +6615,7 @@
                   <pic:spPr bwMode="auto">
                     <a:xfrm>
                       <a:off x="0" y="0"/>
-                      <a:ext cx="3401060" cy="971550"/>
+                      <a:ext cx="2744470" cy="784225"/>
                     </a:xfrm>
                     <a:prstGeom prst="rect">
                       <a:avLst/>
@@ -5529,42 +6631,43 @@
     <w:p>
       <w:pPr>
         <w:pStyle w:val="Normal"/>
-        <w:spacing w:before="78" w:after="0"/>
+        <w:spacing w:lineRule="auto" w:line="360" w:before="78" w:after="0"/>
         <w:ind w:right="409" w:hanging="0"/>
         <w:jc w:val="center"/>
         <w:rPr>
-          <w:i/>
+          <w:rFonts w:ascii="Times New Roman" w:hAnsi="Times New Roman"/>
+        </w:rPr>
+      </w:pPr>
+      <w:r>
+        <w:rPr>
+          <w:rFonts w:ascii="Times New Roman" w:hAnsi="Times New Roman"/>
           <w:i/>
           <w:spacing w:val="-7"/>
           <w:sz w:val="26"/>
         </w:rPr>
-      </w:pPr>
-      <w:r>
-        <w:rPr>
+        <w:t>Рисунок</w:t>
+      </w:r>
+      <w:r>
+        <w:rPr>
+          <w:rFonts w:ascii="Times New Roman" w:hAnsi="Times New Roman"/>
+          <w:i/>
+          <w:spacing w:val="-13"/>
+          <w:sz w:val="26"/>
+        </w:rPr>
+        <w:t xml:space="preserve"> 2.14</w:t>
+      </w:r>
+      <w:r>
+        <w:rPr>
+          <w:rFonts w:ascii="Times New Roman" w:hAnsi="Times New Roman"/>
           <w:i/>
           <w:spacing w:val="-7"/>
           <w:sz w:val="26"/>
         </w:rPr>
-        <w:t>Рисунок</w:t>
-      </w:r>
-      <w:r>
-        <w:rPr>
-          <w:i/>
-          <w:spacing w:val="-13"/>
-          <w:sz w:val="26"/>
-        </w:rPr>
-        <w:t xml:space="preserve"> 2.14</w:t>
-      </w:r>
-      <w:r>
-        <w:rPr>
-          <w:i/>
-          <w:spacing w:val="-7"/>
-          <w:sz w:val="26"/>
-        </w:rPr>
         <w:t xml:space="preserve">. Записи из </w:t>
       </w:r>
       <w:r>
         <w:rPr>
+          <w:rFonts w:ascii="Times New Roman" w:hAnsi="Times New Roman"/>
           <w:i/>
           <w:spacing w:val="-7"/>
           <w:sz w:val="26"/>
@@ -5574,6 +6677,7 @@
       </w:r>
       <w:r>
         <w:rPr>
+          <w:rFonts w:ascii="Times New Roman" w:hAnsi="Times New Roman"/>
           <w:i/>
           <w:spacing w:val="-7"/>
           <w:sz w:val="26"/>
@@ -5582,6 +6686,7 @@
       </w:r>
       <w:r>
         <w:rPr>
+          <w:rFonts w:ascii="Times New Roman" w:hAnsi="Times New Roman"/>
           <w:i/>
           <w:spacing w:val="-7"/>
           <w:sz w:val="26"/>
@@ -5593,21 +6698,20 @@
     <w:p>
       <w:pPr>
         <w:pStyle w:val="Normal"/>
-        <w:spacing w:before="78" w:after="0"/>
+        <w:spacing w:lineRule="auto" w:line="360" w:before="78" w:after="0"/>
         <w:ind w:right="409" w:hanging="0"/>
         <w:jc w:val="center"/>
         <w:rPr>
-          <w:i/>
-          <w:i/>
-          <w:spacing w:val="-7"/>
-          <w:sz w:val="26"/>
-        </w:rPr>
-      </w:pPr>
-      <w:r>
-        <w:rPr/>
+          <w:rFonts w:ascii="Times New Roman" w:hAnsi="Times New Roman"/>
+        </w:rPr>
+      </w:pPr>
+      <w:r>
+        <w:rPr>
+          <w:rFonts w:ascii="Times New Roman" w:hAnsi="Times New Roman"/>
+        </w:rPr>
         <w:drawing>
           <wp:inline distT="0" distB="0" distL="0" distR="0">
-            <wp:extent cx="3582035" cy="942975"/>
+            <wp:extent cx="2880360" cy="758190"/>
             <wp:effectExtent l="0" t="0" r="0" b="0"/>
             <wp:docPr id="16" name="Рисунок 19" descr=""/>
             <wp:cNvGraphicFramePr>
@@ -5631,7 +6735,7 @@
                   <pic:spPr bwMode="auto">
                     <a:xfrm>
                       <a:off x="0" y="0"/>
-                      <a:ext cx="3582035" cy="942975"/>
+                      <a:ext cx="2880360" cy="758190"/>
                     </a:xfrm>
                     <a:prstGeom prst="rect">
                       <a:avLst/>
@@ -5647,73 +6751,72 @@
     <w:p>
       <w:pPr>
         <w:pStyle w:val="Normal"/>
-        <w:spacing w:before="78" w:after="0"/>
+        <w:spacing w:lineRule="auto" w:line="360" w:before="78" w:after="0"/>
         <w:ind w:right="409" w:hanging="0"/>
         <w:jc w:val="center"/>
         <w:rPr>
+          <w:rFonts w:ascii="Times New Roman" w:hAnsi="Times New Roman"/>
+        </w:rPr>
+      </w:pPr>
+      <w:r>
+        <w:rPr>
+          <w:rFonts w:ascii="Times New Roman" w:hAnsi="Times New Roman"/>
           <w:i/>
+          <w:spacing w:val="-7"/>
+          <w:sz w:val="26"/>
+        </w:rPr>
+        <w:t>Рисунок</w:t>
+      </w:r>
+      <w:r>
+        <w:rPr>
+          <w:rFonts w:ascii="Times New Roman" w:hAnsi="Times New Roman"/>
+          <w:i/>
+          <w:spacing w:val="-13"/>
+          <w:sz w:val="26"/>
+        </w:rPr>
+        <w:t xml:space="preserve"> 2.15</w:t>
+      </w:r>
+      <w:r>
+        <w:rPr>
+          <w:rFonts w:ascii="Times New Roman" w:hAnsi="Times New Roman"/>
+          <w:i/>
+          <w:spacing w:val="-7"/>
+          <w:sz w:val="26"/>
+        </w:rPr>
+        <w:t xml:space="preserve">. Записи из </w:t>
+      </w:r>
+      <w:r>
+        <w:rPr>
+          <w:rFonts w:ascii="Times New Roman" w:hAnsi="Times New Roman"/>
           <w:i/>
           <w:spacing w:val="-7"/>
           <w:sz w:val="26"/>
           <w:lang w:val="en-US"/>
         </w:rPr>
-      </w:pPr>
-      <w:r>
-        <w:rPr>
+        <w:t>CSV</w:t>
+      </w:r>
+      <w:r>
+        <w:rPr>
+          <w:rFonts w:ascii="Times New Roman" w:hAnsi="Times New Roman"/>
           <w:i/>
           <w:spacing w:val="-7"/>
           <w:sz w:val="26"/>
         </w:rPr>
-        <w:t>Рисунок</w:t>
-      </w:r>
-      <w:r>
-        <w:rPr>
-          <w:i/>
-          <w:spacing w:val="-13"/>
-          <w:sz w:val="26"/>
-        </w:rPr>
-        <w:t xml:space="preserve"> 2.15</w:t>
-      </w:r>
-      <w:r>
-        <w:rPr>
-          <w:i/>
-          <w:spacing w:val="-7"/>
-          <w:sz w:val="26"/>
-        </w:rPr>
-        <w:t xml:space="preserve">. Записи из </w:t>
-      </w:r>
-      <w:r>
-        <w:rPr>
+        <w:t xml:space="preserve"> перезаписаны в </w:t>
+      </w:r>
+      <w:r>
+        <w:rPr>
+          <w:rFonts w:ascii="Times New Roman" w:hAnsi="Times New Roman"/>
           <w:i/>
           <w:spacing w:val="-7"/>
           <w:sz w:val="26"/>
           <w:lang w:val="en-US"/>
         </w:rPr>
-        <w:t>CSV</w:t>
-      </w:r>
-      <w:r>
-        <w:rPr>
-          <w:i/>
-          <w:spacing w:val="-7"/>
-          <w:sz w:val="26"/>
-        </w:rPr>
-        <w:t xml:space="preserve"> перезаписаны в </w:t>
-      </w:r>
-      <w:r>
-        <w:rPr>
-          <w:i/>
-          <w:spacing w:val="-7"/>
-          <w:sz w:val="26"/>
-          <w:lang w:val="en-US"/>
-        </w:rPr>
         <w:t>JSON</w:t>
       </w:r>
       <w:r>
         <w:rPr>
-          <w:i/>
-          <w:spacing w:val="-7"/>
-          <w:sz w:val="26"/>
-          <w:lang w:val="en-US"/>
+          <w:rFonts w:ascii="Times New Roman" w:hAnsi="Times New Roman"/>
         </w:rPr>
         <w:drawing>
           <wp:inline distT="0" distB="0" distL="0" distR="0">
@@ -5757,93 +6860,92 @@
     <w:p>
       <w:pPr>
         <w:pStyle w:val="Normal"/>
-        <w:spacing w:before="78" w:after="0"/>
+        <w:spacing w:lineRule="auto" w:line="360" w:before="78" w:after="0"/>
         <w:ind w:right="409" w:hanging="0"/>
         <w:jc w:val="center"/>
         <w:rPr>
-          <w:i/>
+          <w:rFonts w:ascii="Times New Roman" w:hAnsi="Times New Roman"/>
+        </w:rPr>
+      </w:pPr>
+      <w:r>
+        <w:rPr>
+          <w:rFonts w:ascii="Times New Roman" w:hAnsi="Times New Roman"/>
           <w:i/>
           <w:spacing w:val="-7"/>
           <w:sz w:val="26"/>
           <w:lang w:val="en-US"/>
         </w:rPr>
-      </w:pPr>
-      <w:r>
-        <w:rPr>
+        <w:t>Рисунок</w:t>
+      </w:r>
+      <w:r>
+        <w:rPr>
+          <w:rFonts w:ascii="Times New Roman" w:hAnsi="Times New Roman"/>
+          <w:i/>
+          <w:spacing w:val="-13"/>
+          <w:sz w:val="26"/>
+          <w:lang w:val="en-US"/>
+        </w:rPr>
+        <w:t xml:space="preserve"> 2.15</w:t>
+      </w:r>
+      <w:r>
+        <w:rPr>
+          <w:rFonts w:ascii="Times New Roman" w:hAnsi="Times New Roman"/>
           <w:i/>
           <w:spacing w:val="-7"/>
           <w:sz w:val="26"/>
           <w:lang w:val="en-US"/>
         </w:rPr>
-        <w:t>Рисунок</w:t>
-      </w:r>
-      <w:r>
-        <w:rPr>
+        <w:t xml:space="preserve">. </w:t>
+      </w:r>
+      <w:r>
+        <w:rPr>
+          <w:rFonts w:ascii="Times New Roman" w:hAnsi="Times New Roman"/>
           <w:i/>
-          <w:spacing w:val="-13"/>
+          <w:spacing w:val="-7"/>
           <w:sz w:val="26"/>
-          <w:lang w:val="en-US"/>
-        </w:rPr>
-        <w:t xml:space="preserve"> 2.15</w:t>
-      </w:r>
-      <w:r>
-        <w:rPr>
+          <w:lang w:val="ru-RU"/>
+        </w:rPr>
+        <w:t xml:space="preserve">Файл </w:t>
+      </w:r>
+      <w:r>
+        <w:rPr>
+          <w:rFonts w:ascii="Times New Roman" w:hAnsi="Times New Roman"/>
           <w:i/>
           <w:spacing w:val="-7"/>
           <w:sz w:val="26"/>
           <w:lang w:val="en-US"/>
         </w:rPr>
-        <w:t xml:space="preserve">. </w:t>
-      </w:r>
-      <w:r>
-        <w:rPr>
+        <w:t xml:space="preserve">CSV </w:t>
+      </w:r>
+      <w:r>
+        <w:rPr>
+          <w:rFonts w:ascii="Times New Roman" w:hAnsi="Times New Roman"/>
           <w:i/>
           <w:spacing w:val="-7"/>
           <w:sz w:val="26"/>
           <w:lang w:val="ru-RU"/>
         </w:rPr>
-        <w:t xml:space="preserve">Файл </w:t>
-      </w:r>
-      <w:r>
-        <w:rPr>
+        <w:t xml:space="preserve">содержащий данные из </w:t>
+      </w:r>
+      <w:r>
+        <w:rPr>
+          <w:rFonts w:ascii="Times New Roman" w:hAnsi="Times New Roman"/>
           <w:i/>
           <w:spacing w:val="-7"/>
           <w:sz w:val="26"/>
           <w:lang w:val="en-US"/>
         </w:rPr>
-        <w:t xml:space="preserve">CSV </w:t>
-      </w:r>
-      <w:r>
-        <w:rPr>
-          <w:i/>
-          <w:spacing w:val="-7"/>
-          <w:sz w:val="26"/>
-          <w:lang w:val="ru-RU"/>
-        </w:rPr>
-        <w:t xml:space="preserve">содержащий данные из </w:t>
-      </w:r>
-      <w:r>
-        <w:rPr>
-          <w:i/>
-          <w:spacing w:val="-7"/>
-          <w:sz w:val="26"/>
-          <w:lang w:val="en-US"/>
-        </w:rPr>
         <w:t>JOSN</w:t>
       </w:r>
     </w:p>
     <w:p>
       <w:pPr>
         <w:pStyle w:val="Normal"/>
-        <w:spacing w:before="78" w:after="0"/>
+        <w:spacing w:lineRule="auto" w:line="360" w:before="78" w:after="0"/>
         <w:ind w:right="409" w:hanging="0"/>
         <w:jc w:val="center"/>
         <w:rPr>
-          <w:i/>
-          <w:i/>
-          <w:spacing w:val="-7"/>
-          <w:sz w:val="26"/>
-          <w:lang w:val="en-US"/>
+          <w:rFonts w:ascii="Times New Roman" w:hAnsi="Times New Roman"/>
         </w:rPr>
       </w:pPr>
       <w:r>
@@ -5895,6 +6997,7 @@
       </w:r>
       <w:r>
         <w:rPr>
+          <w:rFonts w:ascii="Times New Roman" w:hAnsi="Times New Roman"/>
           <w:i/>
           <w:spacing w:val="-7"/>
           <w:sz w:val="26"/>
@@ -5904,6 +7007,7 @@
       </w:r>
       <w:r>
         <w:rPr>
+          <w:rFonts w:ascii="Times New Roman" w:hAnsi="Times New Roman"/>
           <w:i/>
           <w:spacing w:val="-13"/>
           <w:sz w:val="26"/>
@@ -5913,6 +7017,7 @@
       </w:r>
       <w:r>
         <w:rPr>
+          <w:rFonts w:ascii="Times New Roman" w:hAnsi="Times New Roman"/>
           <w:i/>
           <w:spacing w:val="-7"/>
           <w:sz w:val="26"/>
@@ -5922,6 +7027,7 @@
       </w:r>
       <w:r>
         <w:rPr>
+          <w:rFonts w:ascii="Times New Roman" w:hAnsi="Times New Roman"/>
           <w:i/>
           <w:spacing w:val="-7"/>
           <w:sz w:val="26"/>
@@ -5931,6 +7037,7 @@
       </w:r>
       <w:r>
         <w:rPr>
+          <w:rFonts w:ascii="Times New Roman" w:hAnsi="Times New Roman"/>
           <w:i/>
           <w:spacing w:val="-7"/>
           <w:sz w:val="26"/>
@@ -5940,6 +7047,7 @@
       </w:r>
       <w:r>
         <w:rPr>
+          <w:rFonts w:ascii="Times New Roman" w:hAnsi="Times New Roman"/>
           <w:i/>
           <w:spacing w:val="-7"/>
           <w:sz w:val="26"/>
@@ -5949,6 +7057,7 @@
       </w:r>
       <w:r>
         <w:rPr>
+          <w:rFonts w:ascii="Times New Roman" w:hAnsi="Times New Roman"/>
           <w:i/>
           <w:spacing w:val="-7"/>
           <w:sz w:val="26"/>
@@ -5964,20 +7073,411 @@
           <w:ilvl w:val="0"/>
           <w:numId w:val="0"/>
         </w:numPr>
+        <w:spacing w:lineRule="auto" w:line="360"/>
         <w:ind w:right="198" w:hanging="0"/>
         <w:rPr>
-          <w:i/>
-          <w:i/>
-          <w:spacing w:val="-7"/>
-          <w:sz w:val="26"/>
-          <w:lang w:val="en-US"/>
-        </w:rPr>
-      </w:pPr>
-      <w:r>
-        <w:rPr/>
-      </w:r>
-      <w:r>
-        <w:br w:type="page"/>
+          <w:rFonts w:ascii="Times New Roman" w:hAnsi="Times New Roman"/>
+        </w:rPr>
+      </w:pPr>
+      <w:bookmarkStart w:id="20" w:name="__RefHeading___Toc683_2568108086"/>
+      <w:bookmarkEnd w:id="20"/>
+      <w:r>
+        <w:rPr>
+          <w:rFonts w:ascii="Times New Roman" w:hAnsi="Times New Roman"/>
+        </w:rPr>
+        <w:t>ЗАКЛЮЧЕНИЕ</w:t>
+      </w:r>
+    </w:p>
+    <w:p>
+      <w:pPr>
+        <w:pStyle w:val="Style18"/>
+        <w:widowControl/>
+        <w:suppressAutoHyphens w:val="true"/>
+        <w:bidi w:val="0"/>
+        <w:spacing w:lineRule="auto" w:line="360"/>
+        <w:ind w:left="0" w:right="0" w:firstLine="709"/>
+        <w:jc w:val="both"/>
+        <w:rPr>
+          <w:rFonts w:ascii="Times New Roman" w:hAnsi="Times New Roman"/>
+        </w:rPr>
+      </w:pPr>
+      <w:r>
+        <w:rPr>
+          <w:rFonts w:ascii="Times New Roman" w:hAnsi="Times New Roman"/>
+        </w:rPr>
+        <w:t>В ходе выполнения курсовой работы было разработано консольное приложение «Система учета спортивных достижений в вузе» на языке программирования Kotlin. Основной целью работы являлось создание программного средства, обеспечивающего хранение, обработку и анализ информации о спортивных достижениях студентов высшего учебного заведения.</w:t>
+      </w:r>
+    </w:p>
+    <w:p>
+      <w:pPr>
+        <w:pStyle w:val="Style18"/>
+        <w:widowControl/>
+        <w:suppressAutoHyphens w:val="true"/>
+        <w:bidi w:val="0"/>
+        <w:spacing w:lineRule="auto" w:line="360"/>
+        <w:ind w:left="0" w:right="0" w:firstLine="709"/>
+        <w:jc w:val="both"/>
+        <w:rPr>
+          <w:rFonts w:ascii="Times New Roman" w:hAnsi="Times New Roman"/>
+        </w:rPr>
+      </w:pPr>
+      <w:r>
+        <w:rPr>
+          <w:rFonts w:ascii="Times New Roman" w:hAnsi="Times New Roman"/>
+        </w:rPr>
+        <w:t>В процессе выполнения работы была проведена разработка структуры приложения, определены основные сущности предметной области и реализована модель хранения данных. Для представления информации о студентах и их спортивных достижениях были использованы классы и data class языка Kotlin, что позволило упростить организацию данных и повысить читаемость программного кода.</w:t>
+      </w:r>
+    </w:p>
+    <w:p>
+      <w:pPr>
+        <w:pStyle w:val="Style18"/>
+        <w:widowControl/>
+        <w:suppressAutoHyphens w:val="true"/>
+        <w:bidi w:val="0"/>
+        <w:spacing w:lineRule="auto" w:line="360"/>
+        <w:ind w:left="0" w:right="0" w:firstLine="709"/>
+        <w:jc w:val="both"/>
+        <w:rPr>
+          <w:rFonts w:ascii="Times New Roman" w:hAnsi="Times New Roman"/>
+        </w:rPr>
+      </w:pPr>
+      <w:r>
+        <w:rPr>
+          <w:rFonts w:ascii="Times New Roman" w:hAnsi="Times New Roman"/>
+        </w:rPr>
+        <w:t>В разработанном приложении реализованы основные функции, необходимые для работы с системой учета:</w:t>
+      </w:r>
+    </w:p>
+    <w:p>
+      <w:pPr>
+        <w:pStyle w:val="Style18"/>
+        <w:widowControl/>
+        <w:numPr>
+          <w:ilvl w:val="0"/>
+          <w:numId w:val="12"/>
+        </w:numPr>
+        <w:tabs>
+          <w:tab w:val="clear" w:pos="643"/>
+          <w:tab w:val="left" w:pos="0" w:leader="none"/>
+        </w:tabs>
+        <w:suppressAutoHyphens w:val="true"/>
+        <w:bidi w:val="0"/>
+        <w:spacing w:lineRule="auto" w:line="360" w:before="0" w:after="0"/>
+        <w:ind w:left="709" w:right="0" w:firstLine="426"/>
+        <w:jc w:val="both"/>
+        <w:rPr>
+          <w:rFonts w:ascii="Times New Roman" w:hAnsi="Times New Roman"/>
+        </w:rPr>
+      </w:pPr>
+      <w:r>
+        <w:rPr>
+          <w:rFonts w:ascii="Times New Roman" w:hAnsi="Times New Roman"/>
+        </w:rPr>
+        <w:t xml:space="preserve">загрузка данных из файлов форматов JSON и CSV; </w:t>
+      </w:r>
+    </w:p>
+    <w:p>
+      <w:pPr>
+        <w:pStyle w:val="Style18"/>
+        <w:widowControl/>
+        <w:numPr>
+          <w:ilvl w:val="0"/>
+          <w:numId w:val="12"/>
+        </w:numPr>
+        <w:tabs>
+          <w:tab w:val="clear" w:pos="643"/>
+          <w:tab w:val="left" w:pos="0" w:leader="none"/>
+        </w:tabs>
+        <w:suppressAutoHyphens w:val="true"/>
+        <w:bidi w:val="0"/>
+        <w:spacing w:lineRule="auto" w:line="360" w:before="0" w:after="0"/>
+        <w:ind w:left="709" w:right="0" w:firstLine="426"/>
+        <w:jc w:val="both"/>
+        <w:rPr>
+          <w:rFonts w:ascii="Times New Roman" w:hAnsi="Times New Roman"/>
+        </w:rPr>
+      </w:pPr>
+      <w:r>
+        <w:rPr>
+          <w:rFonts w:ascii="Times New Roman" w:hAnsi="Times New Roman"/>
+        </w:rPr>
+        <w:t xml:space="preserve">сохранение информации в файлы; </w:t>
+      </w:r>
+    </w:p>
+    <w:p>
+      <w:pPr>
+        <w:pStyle w:val="Style18"/>
+        <w:widowControl/>
+        <w:numPr>
+          <w:ilvl w:val="0"/>
+          <w:numId w:val="12"/>
+        </w:numPr>
+        <w:tabs>
+          <w:tab w:val="clear" w:pos="643"/>
+          <w:tab w:val="left" w:pos="0" w:leader="none"/>
+        </w:tabs>
+        <w:suppressAutoHyphens w:val="true"/>
+        <w:bidi w:val="0"/>
+        <w:spacing w:lineRule="auto" w:line="360" w:before="0" w:after="0"/>
+        <w:ind w:left="709" w:right="0" w:firstLine="426"/>
+        <w:jc w:val="both"/>
+        <w:rPr>
+          <w:rFonts w:ascii="Times New Roman" w:hAnsi="Times New Roman"/>
+        </w:rPr>
+      </w:pPr>
+      <w:r>
+        <w:rPr>
+          <w:rFonts w:ascii="Times New Roman" w:hAnsi="Times New Roman"/>
+        </w:rPr>
+        <w:t xml:space="preserve">отображение списка студентов; </w:t>
+      </w:r>
+    </w:p>
+    <w:p>
+      <w:pPr>
+        <w:pStyle w:val="Style18"/>
+        <w:widowControl/>
+        <w:numPr>
+          <w:ilvl w:val="0"/>
+          <w:numId w:val="12"/>
+        </w:numPr>
+        <w:tabs>
+          <w:tab w:val="clear" w:pos="643"/>
+          <w:tab w:val="left" w:pos="0" w:leader="none"/>
+        </w:tabs>
+        <w:suppressAutoHyphens w:val="true"/>
+        <w:bidi w:val="0"/>
+        <w:spacing w:lineRule="auto" w:line="360" w:before="0" w:after="0"/>
+        <w:ind w:left="709" w:right="0" w:firstLine="426"/>
+        <w:jc w:val="both"/>
+        <w:rPr>
+          <w:rFonts w:ascii="Times New Roman" w:hAnsi="Times New Roman"/>
+        </w:rPr>
+      </w:pPr>
+      <w:r>
+        <w:rPr>
+          <w:rFonts w:ascii="Times New Roman" w:hAnsi="Times New Roman"/>
+        </w:rPr>
+        <w:t xml:space="preserve">добавление новых записей; </w:t>
+      </w:r>
+    </w:p>
+    <w:p>
+      <w:pPr>
+        <w:pStyle w:val="Style18"/>
+        <w:widowControl/>
+        <w:numPr>
+          <w:ilvl w:val="0"/>
+          <w:numId w:val="12"/>
+        </w:numPr>
+        <w:tabs>
+          <w:tab w:val="clear" w:pos="643"/>
+          <w:tab w:val="left" w:pos="0" w:leader="none"/>
+        </w:tabs>
+        <w:suppressAutoHyphens w:val="true"/>
+        <w:bidi w:val="0"/>
+        <w:spacing w:lineRule="auto" w:line="360" w:before="0" w:after="0"/>
+        <w:ind w:left="709" w:right="0" w:firstLine="426"/>
+        <w:jc w:val="both"/>
+        <w:rPr>
+          <w:rFonts w:ascii="Times New Roman" w:hAnsi="Times New Roman"/>
+        </w:rPr>
+      </w:pPr>
+      <w:r>
+        <w:rPr>
+          <w:rFonts w:ascii="Times New Roman" w:hAnsi="Times New Roman"/>
+        </w:rPr>
+        <w:t xml:space="preserve">редактирование существующих данных; </w:t>
+      </w:r>
+    </w:p>
+    <w:p>
+      <w:pPr>
+        <w:pStyle w:val="Style18"/>
+        <w:widowControl/>
+        <w:numPr>
+          <w:ilvl w:val="0"/>
+          <w:numId w:val="12"/>
+        </w:numPr>
+        <w:tabs>
+          <w:tab w:val="clear" w:pos="643"/>
+          <w:tab w:val="left" w:pos="0" w:leader="none"/>
+        </w:tabs>
+        <w:suppressAutoHyphens w:val="true"/>
+        <w:bidi w:val="0"/>
+        <w:spacing w:lineRule="auto" w:line="360" w:before="0" w:after="0"/>
+        <w:ind w:left="709" w:right="0" w:firstLine="426"/>
+        <w:jc w:val="both"/>
+        <w:rPr>
+          <w:rFonts w:ascii="Times New Roman" w:hAnsi="Times New Roman"/>
+        </w:rPr>
+      </w:pPr>
+      <w:r>
+        <w:rPr>
+          <w:rFonts w:ascii="Times New Roman" w:hAnsi="Times New Roman"/>
+        </w:rPr>
+        <w:t xml:space="preserve">удаление записей; </w:t>
+      </w:r>
+    </w:p>
+    <w:p>
+      <w:pPr>
+        <w:pStyle w:val="Style18"/>
+        <w:widowControl/>
+        <w:numPr>
+          <w:ilvl w:val="0"/>
+          <w:numId w:val="12"/>
+        </w:numPr>
+        <w:tabs>
+          <w:tab w:val="clear" w:pos="643"/>
+          <w:tab w:val="left" w:pos="0" w:leader="none"/>
+        </w:tabs>
+        <w:suppressAutoHyphens w:val="true"/>
+        <w:bidi w:val="0"/>
+        <w:spacing w:lineRule="auto" w:line="360" w:before="0" w:after="0"/>
+        <w:ind w:left="709" w:right="0" w:firstLine="426"/>
+        <w:jc w:val="both"/>
+        <w:rPr>
+          <w:rFonts w:ascii="Times New Roman" w:hAnsi="Times New Roman"/>
+        </w:rPr>
+      </w:pPr>
+      <w:r>
+        <w:rPr>
+          <w:rFonts w:ascii="Times New Roman" w:hAnsi="Times New Roman"/>
+        </w:rPr>
+        <w:t xml:space="preserve">поиск информации по различным параметрам; </w:t>
+      </w:r>
+    </w:p>
+    <w:p>
+      <w:pPr>
+        <w:pStyle w:val="Style18"/>
+        <w:widowControl/>
+        <w:numPr>
+          <w:ilvl w:val="0"/>
+          <w:numId w:val="12"/>
+        </w:numPr>
+        <w:tabs>
+          <w:tab w:val="clear" w:pos="643"/>
+          <w:tab w:val="left" w:pos="0" w:leader="none"/>
+        </w:tabs>
+        <w:suppressAutoHyphens w:val="true"/>
+        <w:bidi w:val="0"/>
+        <w:spacing w:lineRule="auto" w:line="360" w:before="0" w:after="0"/>
+        <w:ind w:left="709" w:right="0" w:firstLine="426"/>
+        <w:jc w:val="both"/>
+        <w:rPr>
+          <w:rFonts w:ascii="Times New Roman" w:hAnsi="Times New Roman"/>
+        </w:rPr>
+      </w:pPr>
+      <w:r>
+        <w:rPr>
+          <w:rFonts w:ascii="Times New Roman" w:hAnsi="Times New Roman"/>
+        </w:rPr>
+        <w:t xml:space="preserve">сортировка данных; </w:t>
+      </w:r>
+    </w:p>
+    <w:p>
+      <w:pPr>
+        <w:pStyle w:val="Style18"/>
+        <w:widowControl/>
+        <w:numPr>
+          <w:ilvl w:val="0"/>
+          <w:numId w:val="12"/>
+        </w:numPr>
+        <w:tabs>
+          <w:tab w:val="clear" w:pos="643"/>
+          <w:tab w:val="left" w:pos="0" w:leader="none"/>
+        </w:tabs>
+        <w:suppressAutoHyphens w:val="true"/>
+        <w:bidi w:val="0"/>
+        <w:spacing w:lineRule="auto" w:line="360"/>
+        <w:ind w:left="709" w:right="0" w:firstLine="426"/>
+        <w:jc w:val="both"/>
+        <w:rPr>
+          <w:rFonts w:ascii="Times New Roman" w:hAnsi="Times New Roman"/>
+        </w:rPr>
+      </w:pPr>
+      <w:r>
+        <w:rPr>
+          <w:rFonts w:ascii="Times New Roman" w:hAnsi="Times New Roman"/>
+        </w:rPr>
+        <w:t xml:space="preserve">вычисление агрегированных показателей спортивных результатов. </w:t>
+      </w:r>
+    </w:p>
+    <w:p>
+      <w:pPr>
+        <w:pStyle w:val="Style18"/>
+        <w:widowControl/>
+        <w:suppressAutoHyphens w:val="true"/>
+        <w:bidi w:val="0"/>
+        <w:spacing w:lineRule="auto" w:line="360"/>
+        <w:ind w:left="0" w:right="0" w:firstLine="709"/>
+        <w:jc w:val="both"/>
+        <w:rPr>
+          <w:rFonts w:ascii="Times New Roman" w:hAnsi="Times New Roman"/>
+        </w:rPr>
+      </w:pPr>
+      <w:r>
+        <w:rPr>
+          <w:rFonts w:ascii="Times New Roman" w:hAnsi="Times New Roman"/>
+        </w:rPr>
+        <w:t>Особое внимание было уделено обработке ошибок пользовательского ввода и обеспечению корректной работы программы при возникновении исключительных ситуаций. Для повышения удобства взаимодействия с пользователем было реализовано консольное меню с циклической обработкой команд.</w:t>
+      </w:r>
+    </w:p>
+    <w:p>
+      <w:pPr>
+        <w:pStyle w:val="Style18"/>
+        <w:widowControl/>
+        <w:suppressAutoHyphens w:val="true"/>
+        <w:bidi w:val="0"/>
+        <w:spacing w:lineRule="auto" w:line="360"/>
+        <w:ind w:left="0" w:right="0" w:firstLine="709"/>
+        <w:jc w:val="both"/>
+        <w:rPr>
+          <w:rFonts w:ascii="Times New Roman" w:hAnsi="Times New Roman"/>
+        </w:rPr>
+      </w:pPr>
+      <w:r>
+        <w:rPr>
+          <w:rFonts w:ascii="Times New Roman" w:hAnsi="Times New Roman"/>
+        </w:rPr>
+        <w:t>В ходе тестирования была подтверждена корректность работы всех реализованных функций приложения. Проверка загрузки и сохранения данных, поиска, сортировки и вычисления агрегированных показателей показала стабильную работу системы и соответствие поставленным требованиям.</w:t>
+      </w:r>
+    </w:p>
+    <w:p>
+      <w:pPr>
+        <w:pStyle w:val="Style18"/>
+        <w:widowControl/>
+        <w:suppressAutoHyphens w:val="true"/>
+        <w:bidi w:val="0"/>
+        <w:spacing w:lineRule="auto" w:line="360"/>
+        <w:ind w:left="0" w:right="0" w:firstLine="709"/>
+        <w:jc w:val="both"/>
+        <w:rPr>
+          <w:rFonts w:ascii="Times New Roman" w:hAnsi="Times New Roman"/>
+        </w:rPr>
+      </w:pPr>
+      <w:r>
+        <w:rPr>
+          <w:rFonts w:ascii="Times New Roman" w:hAnsi="Times New Roman"/>
+        </w:rPr>
+        <w:t>Разработанное приложение может быть использовано в качестве основы для дальнейшего развития системы учета спортивных достижений. В перспективе возможно расширение функциональности программы путем подключения базы данных, реализации графического интерфейса пользователя, добавления системы авторизации и расширенных средств статистического анализа.</w:t>
+      </w:r>
+    </w:p>
+    <w:p>
+      <w:pPr>
+        <w:pStyle w:val="Style18"/>
+        <w:widowControl/>
+        <w:suppressAutoHyphens w:val="true"/>
+        <w:bidi w:val="0"/>
+        <w:spacing w:lineRule="auto" w:line="360"/>
+        <w:ind w:left="0" w:right="0" w:firstLine="709"/>
+        <w:jc w:val="both"/>
+        <w:rPr>
+          <w:rFonts w:ascii="Times New Roman" w:hAnsi="Times New Roman"/>
+        </w:rPr>
+      </w:pPr>
+      <w:r>
+        <w:rPr>
+          <w:rFonts w:ascii="Times New Roman" w:hAnsi="Times New Roman"/>
+        </w:rPr>
+        <w:t>Таким образом, поставленная цель курсовой работы была достигнута, а все задачи, сформулированные во введении, успешно выполнены.</w:t>
       </w:r>
     </w:p>
     <w:p>
@@ -5987,366 +7487,118 @@
           <w:ilvl w:val="0"/>
           <w:numId w:val="2"/>
         </w:numPr>
-        <w:ind w:right="198" w:hanging="0"/>
+        <w:ind w:right="198" w:firstLine="709"/>
+        <w:rPr>
+          <w:sz w:val="36"/>
+          <w:szCs w:val="36"/>
+        </w:rPr>
+      </w:pPr>
+      <w:r>
+        <w:rPr>
+          <w:spacing w:val="-4"/>
+          <w:sz w:val="36"/>
+          <w:szCs w:val="36"/>
+        </w:rPr>
+        <w:t>СПИСОК</w:t>
+      </w:r>
+      <w:r>
+        <w:rPr>
+          <w:spacing w:val="2"/>
+          <w:sz w:val="36"/>
+          <w:szCs w:val="36"/>
+        </w:rPr>
+        <w:t xml:space="preserve"> </w:t>
+      </w:r>
+      <w:r>
+        <w:rPr>
+          <w:spacing w:val="-4"/>
+          <w:sz w:val="36"/>
+          <w:szCs w:val="36"/>
+        </w:rPr>
+        <w:t>ИСПОЛЬЗОВАННОЙ</w:t>
+      </w:r>
+      <w:r>
+        <w:rPr>
+          <w:spacing w:val="-3"/>
+          <w:sz w:val="36"/>
+          <w:szCs w:val="36"/>
+        </w:rPr>
+        <w:t xml:space="preserve"> </w:t>
+      </w:r>
+      <w:r>
+        <w:rPr>
+          <w:spacing w:val="-4"/>
+          <w:sz w:val="36"/>
+          <w:szCs w:val="36"/>
+        </w:rPr>
+        <w:t>ЛИТЕРАТУРЫ</w:t>
+      </w:r>
+    </w:p>
+    <w:p>
+      <w:pPr>
+        <w:pStyle w:val="Style18"/>
         <w:rPr/>
       </w:pPr>
-      <w:bookmarkStart w:id="20" w:name="__RefHeading___Toc683_2568108086"/>
-      <w:bookmarkEnd w:id="20"/>
-      <w:r>
-        <w:rPr/>
-        <w:t>ЗАКЛЮЧЕНИЕ</w:t>
-      </w:r>
-    </w:p>
-    <w:p>
-      <w:pPr>
-        <w:pStyle w:val="Style17"/>
-        <w:widowControl/>
-        <w:suppressAutoHyphens w:val="true"/>
-        <w:bidi w:val="0"/>
-        <w:spacing w:lineRule="auto" w:line="360"/>
-        <w:ind w:left="0" w:right="0" w:firstLine="709"/>
-        <w:jc w:val="both"/>
-        <w:rPr/>
-      </w:pPr>
-      <w:r>
-        <w:rPr/>
-        <w:t>В ходе выполнения курсовой работы было разработано консольное приложение «Система учета спортивных достижений в вузе» на языке программирования Kotlin. Основной целью работы являлось создание программного средства, обеспечивающего хранение, обработку и анализ информации о спортивных достижениях студентов высшего учебного заведения.</w:t>
-      </w:r>
-    </w:p>
-    <w:p>
-      <w:pPr>
-        <w:pStyle w:val="Style17"/>
-        <w:widowControl/>
-        <w:suppressAutoHyphens w:val="true"/>
-        <w:bidi w:val="0"/>
-        <w:spacing w:lineRule="auto" w:line="360"/>
-        <w:ind w:left="0" w:right="0" w:firstLine="709"/>
-        <w:jc w:val="both"/>
-        <w:rPr/>
-      </w:pPr>
-      <w:r>
-        <w:rPr/>
-        <w:t>В процессе выполнения работы была проведена разработка структуры приложения, определены основные сущности предметной области и реализована модель хранения данных. Для представления информации о студентах и их спортивных достижениях были использованы классы и data class языка Kotlin, что позволило упростить организацию данных и повысить читаемость программного кода.</w:t>
-      </w:r>
-    </w:p>
-    <w:p>
-      <w:pPr>
-        <w:pStyle w:val="Style17"/>
-        <w:widowControl/>
-        <w:suppressAutoHyphens w:val="true"/>
-        <w:bidi w:val="0"/>
-        <w:spacing w:lineRule="auto" w:line="360"/>
-        <w:ind w:left="0" w:right="0" w:firstLine="709"/>
-        <w:jc w:val="both"/>
-        <w:rPr/>
-      </w:pPr>
-      <w:r>
-        <w:rPr/>
-        <w:t>В разработанном приложении реализованы основные функции, необходимые для работы с системой учета:</w:t>
-      </w:r>
-    </w:p>
-    <w:p>
-      <w:pPr>
-        <w:pStyle w:val="Style17"/>
-        <w:widowControl/>
+      <w:hyperlink r:id="rId20" w:tgtFrame="_new">
+        <w:r>
+          <w:rPr>
+            <w:spacing w:val="-4"/>
+            <w:sz w:val="28"/>
+            <w:szCs w:val="28"/>
+          </w:rPr>
+          <w:t>METANIT.COM</w:t>
+        </w:r>
+      </w:hyperlink>
+      <w:r>
+        <w:rPr>
+          <w:spacing w:val="-4"/>
+          <w:sz w:val="28"/>
+          <w:szCs w:val="28"/>
+        </w:rPr>
+        <w:t xml:space="preserve">. Kotlin. Руководство по языку программирования Kotlin [Электронный ресурс]. – Режим доступа: </w:t>
+      </w:r>
+      <w:hyperlink r:id="rId21" w:tgtFrame="_new">
+        <w:r>
+          <w:rPr>
+            <w:spacing w:val="-4"/>
+            <w:sz w:val="28"/>
+            <w:szCs w:val="28"/>
+          </w:rPr>
+          <w:t>https://metanit.com/kotlin/tutorial/</w:t>
+        </w:r>
+      </w:hyperlink>
+      <w:r>
+        <w:rPr>
+          <w:spacing w:val="-4"/>
+          <w:sz w:val="28"/>
+          <w:szCs w:val="28"/>
+        </w:rPr>
+        <w:t>, свободный. – Дата обращения: 12.05.2026.</w:t>
+      </w:r>
+    </w:p>
+    <w:p>
+      <w:pPr>
+        <w:pStyle w:val="1"/>
         <w:numPr>
           <w:ilvl w:val="0"/>
-          <w:numId w:val="13"/>
+          <w:numId w:val="2"/>
         </w:numPr>
-        <w:tabs>
-          <w:tab w:val="clear" w:pos="643"/>
-          <w:tab w:val="left" w:pos="0" w:leader="none"/>
-        </w:tabs>
-        <w:suppressAutoHyphens w:val="true"/>
-        <w:bidi w:val="0"/>
-        <w:spacing w:lineRule="auto" w:line="360" w:before="0" w:after="0"/>
-        <w:ind w:left="709" w:right="0" w:firstLine="426"/>
-        <w:jc w:val="both"/>
+        <w:ind w:right="198" w:firstLine="709"/>
+        <w:rPr>
+          <w:sz w:val="28"/>
+        </w:rPr>
+      </w:pPr>
+      <w:r>
         <w:rPr/>
-      </w:pPr>
-      <w:r>
-        <w:rPr/>
-        <w:t xml:space="preserve">загрузка данных из файлов форматов JSON и CSV; </w:t>
-      </w:r>
-    </w:p>
-    <w:p>
-      <w:pPr>
-        <w:pStyle w:val="Style17"/>
-        <w:widowControl/>
-        <w:numPr>
-          <w:ilvl w:val="0"/>
-          <w:numId w:val="13"/>
-        </w:numPr>
-        <w:tabs>
-          <w:tab w:val="clear" w:pos="643"/>
-          <w:tab w:val="left" w:pos="0" w:leader="none"/>
-        </w:tabs>
-        <w:suppressAutoHyphens w:val="true"/>
-        <w:bidi w:val="0"/>
-        <w:spacing w:lineRule="auto" w:line="360" w:before="0" w:after="0"/>
-        <w:ind w:left="709" w:right="0" w:firstLine="426"/>
-        <w:jc w:val="both"/>
-        <w:rPr/>
-      </w:pPr>
-      <w:r>
-        <w:rPr/>
-        <w:t xml:space="preserve">сохранение информации в файлы; </w:t>
-      </w:r>
-    </w:p>
-    <w:p>
-      <w:pPr>
-        <w:pStyle w:val="Style17"/>
-        <w:widowControl/>
-        <w:numPr>
-          <w:ilvl w:val="0"/>
-          <w:numId w:val="13"/>
-        </w:numPr>
-        <w:tabs>
-          <w:tab w:val="clear" w:pos="643"/>
-          <w:tab w:val="left" w:pos="0" w:leader="none"/>
-        </w:tabs>
-        <w:suppressAutoHyphens w:val="true"/>
-        <w:bidi w:val="0"/>
-        <w:spacing w:lineRule="auto" w:line="360" w:before="0" w:after="0"/>
-        <w:ind w:left="709" w:right="0" w:firstLine="426"/>
-        <w:jc w:val="both"/>
-        <w:rPr/>
-      </w:pPr>
-      <w:r>
-        <w:rPr/>
-        <w:t xml:space="preserve">отображение списка студентов; </w:t>
-      </w:r>
-    </w:p>
-    <w:p>
-      <w:pPr>
-        <w:pStyle w:val="Style17"/>
-        <w:widowControl/>
-        <w:numPr>
-          <w:ilvl w:val="0"/>
-          <w:numId w:val="13"/>
-        </w:numPr>
-        <w:tabs>
-          <w:tab w:val="clear" w:pos="643"/>
-          <w:tab w:val="left" w:pos="0" w:leader="none"/>
-        </w:tabs>
-        <w:suppressAutoHyphens w:val="true"/>
-        <w:bidi w:val="0"/>
-        <w:spacing w:lineRule="auto" w:line="360" w:before="0" w:after="0"/>
-        <w:ind w:left="709" w:right="0" w:firstLine="426"/>
-        <w:jc w:val="both"/>
-        <w:rPr/>
-      </w:pPr>
-      <w:r>
-        <w:rPr/>
-        <w:t xml:space="preserve">добавление новых записей; </w:t>
-      </w:r>
-    </w:p>
-    <w:p>
-      <w:pPr>
-        <w:pStyle w:val="Style17"/>
-        <w:widowControl/>
-        <w:numPr>
-          <w:ilvl w:val="0"/>
-          <w:numId w:val="13"/>
-        </w:numPr>
-        <w:tabs>
-          <w:tab w:val="clear" w:pos="643"/>
-          <w:tab w:val="left" w:pos="0" w:leader="none"/>
-        </w:tabs>
-        <w:suppressAutoHyphens w:val="true"/>
-        <w:bidi w:val="0"/>
-        <w:spacing w:lineRule="auto" w:line="360" w:before="0" w:after="0"/>
-        <w:ind w:left="709" w:right="0" w:firstLine="426"/>
-        <w:jc w:val="both"/>
-        <w:rPr/>
-      </w:pPr>
-      <w:r>
-        <w:rPr/>
-        <w:t xml:space="preserve">редактирование существующих данных; </w:t>
-      </w:r>
-    </w:p>
-    <w:p>
-      <w:pPr>
-        <w:pStyle w:val="Style17"/>
-        <w:widowControl/>
-        <w:numPr>
-          <w:ilvl w:val="0"/>
-          <w:numId w:val="13"/>
-        </w:numPr>
-        <w:tabs>
-          <w:tab w:val="clear" w:pos="643"/>
-          <w:tab w:val="left" w:pos="0" w:leader="none"/>
-        </w:tabs>
-        <w:suppressAutoHyphens w:val="true"/>
-        <w:bidi w:val="0"/>
-        <w:spacing w:lineRule="auto" w:line="360" w:before="0" w:after="0"/>
-        <w:ind w:left="709" w:right="0" w:firstLine="426"/>
-        <w:jc w:val="both"/>
-        <w:rPr/>
-      </w:pPr>
-      <w:r>
-        <w:rPr/>
-        <w:t xml:space="preserve">удаление записей; </w:t>
-      </w:r>
-    </w:p>
-    <w:p>
-      <w:pPr>
-        <w:pStyle w:val="Style17"/>
-        <w:widowControl/>
-        <w:numPr>
-          <w:ilvl w:val="0"/>
-          <w:numId w:val="13"/>
-        </w:numPr>
-        <w:tabs>
-          <w:tab w:val="clear" w:pos="643"/>
-          <w:tab w:val="left" w:pos="0" w:leader="none"/>
-        </w:tabs>
-        <w:suppressAutoHyphens w:val="true"/>
-        <w:bidi w:val="0"/>
-        <w:spacing w:lineRule="auto" w:line="360" w:before="0" w:after="0"/>
-        <w:ind w:left="709" w:right="0" w:firstLine="426"/>
-        <w:jc w:val="both"/>
-        <w:rPr/>
-      </w:pPr>
-      <w:r>
-        <w:rPr/>
-        <w:t xml:space="preserve">поиск информации по различным параметрам; </w:t>
-      </w:r>
-    </w:p>
-    <w:p>
-      <w:pPr>
-        <w:pStyle w:val="Style17"/>
-        <w:widowControl/>
-        <w:numPr>
-          <w:ilvl w:val="0"/>
-          <w:numId w:val="13"/>
-        </w:numPr>
-        <w:tabs>
-          <w:tab w:val="clear" w:pos="643"/>
-          <w:tab w:val="left" w:pos="0" w:leader="none"/>
-        </w:tabs>
-        <w:suppressAutoHyphens w:val="true"/>
-        <w:bidi w:val="0"/>
-        <w:spacing w:lineRule="auto" w:line="360" w:before="0" w:after="0"/>
-        <w:ind w:left="709" w:right="0" w:firstLine="426"/>
-        <w:jc w:val="both"/>
-        <w:rPr/>
-      </w:pPr>
-      <w:r>
-        <w:rPr/>
-        <w:t xml:space="preserve">сортировка данных; </w:t>
-      </w:r>
-    </w:p>
-    <w:p>
-      <w:pPr>
-        <w:pStyle w:val="Style17"/>
-        <w:widowControl/>
-        <w:numPr>
-          <w:ilvl w:val="0"/>
-          <w:numId w:val="13"/>
-        </w:numPr>
-        <w:tabs>
-          <w:tab w:val="clear" w:pos="643"/>
-          <w:tab w:val="left" w:pos="0" w:leader="none"/>
-        </w:tabs>
-        <w:suppressAutoHyphens w:val="true"/>
-        <w:bidi w:val="0"/>
-        <w:spacing w:lineRule="auto" w:line="360"/>
-        <w:ind w:left="709" w:right="0" w:firstLine="426"/>
-        <w:jc w:val="both"/>
-        <w:rPr/>
-      </w:pPr>
-      <w:r>
-        <w:rPr/>
-        <w:t xml:space="preserve">вычисление агрегированных показателей спортивных результатов. </w:t>
-      </w:r>
-    </w:p>
-    <w:p>
-      <w:pPr>
-        <w:pStyle w:val="Style17"/>
-        <w:widowControl/>
-        <w:suppressAutoHyphens w:val="true"/>
-        <w:bidi w:val="0"/>
-        <w:spacing w:lineRule="auto" w:line="360"/>
-        <w:ind w:left="0" w:right="0" w:firstLine="709"/>
-        <w:jc w:val="both"/>
-        <w:rPr/>
-      </w:pPr>
-      <w:r>
-        <w:rPr/>
-        <w:t>Особое внимание было уделено обработке ошибок пользовательского ввода и обеспечению корректной работы программы при возникновении исключительных ситуаций. Для повышения удобства взаимодействия с пользователем было реализовано консольное меню с циклической обработкой команд.</w:t>
-      </w:r>
-    </w:p>
-    <w:p>
-      <w:pPr>
-        <w:pStyle w:val="Style17"/>
-        <w:widowControl/>
-        <w:suppressAutoHyphens w:val="true"/>
-        <w:bidi w:val="0"/>
-        <w:spacing w:lineRule="auto" w:line="360"/>
-        <w:ind w:left="0" w:right="0" w:firstLine="709"/>
-        <w:jc w:val="both"/>
-        <w:rPr/>
-      </w:pPr>
-      <w:r>
-        <w:rPr/>
-        <w:t>В ходе тестирования была подтверждена корректность работы всех реализованных функций приложения. Проверка загрузки и сохранения данных, поиска, сортировки и вычисления агрегированных показателей показала стабильную работу системы и соответствие поставленным требованиям.</w:t>
-      </w:r>
-    </w:p>
-    <w:p>
-      <w:pPr>
-        <w:pStyle w:val="Style17"/>
-        <w:widowControl/>
-        <w:suppressAutoHyphens w:val="true"/>
-        <w:bidi w:val="0"/>
-        <w:spacing w:lineRule="auto" w:line="360"/>
-        <w:ind w:left="0" w:right="0" w:firstLine="709"/>
-        <w:jc w:val="both"/>
-        <w:rPr/>
-      </w:pPr>
-      <w:r>
-        <w:rPr/>
-        <w:t>Разработанное приложение может быть использовано в качестве основы для дальнейшего развития системы учета спортивных достижений. В перспективе возможно расширение функциональности программы путем подключения базы данных, реализации графического интерфейса пользователя, добавления системы авторизации и расширенных средств статистического анализа.</w:t>
-      </w:r>
-    </w:p>
-    <w:p>
-      <w:pPr>
-        <w:pStyle w:val="Style17"/>
-        <w:widowControl/>
-        <w:suppressAutoHyphens w:val="true"/>
-        <w:bidi w:val="0"/>
-        <w:spacing w:lineRule="auto" w:line="360"/>
-        <w:ind w:left="0" w:right="0" w:firstLine="709"/>
-        <w:jc w:val="both"/>
-        <w:rPr/>
-      </w:pPr>
-      <w:r>
-        <w:rPr/>
-        <w:t>Таким образом, поставленная цель курсовой работы была достигнута, а все задачи, сформулированные во введении, успешно выполнены.</w:t>
-      </w:r>
-    </w:p>
-    <w:p>
-      <w:pPr>
-        <w:pStyle w:val="Style17"/>
-        <w:ind w:right="198" w:hanging="0"/>
-        <w:rPr/>
-      </w:pPr>
-      <w:r>
-        <w:rPr/>
-      </w:r>
-    </w:p>
-    <w:p>
-      <w:pPr>
-        <w:pStyle w:val="Normal"/>
-        <w:spacing w:before="78" w:after="0"/>
-        <w:ind w:right="409" w:hanging="0"/>
-        <w:jc w:val="center"/>
-        <w:rPr>
-          <w:i/>
-          <w:i/>
-          <w:spacing w:val="-7"/>
-          <w:sz w:val="26"/>
-          <w:lang w:val="en-US"/>
+        <w:t>ПРИЛОЖЕНИЯ</w:t>
+      </w:r>
+    </w:p>
+    <w:p>
+      <w:pPr>
+        <w:pStyle w:val="Style18"/>
+        <w:spacing w:before="0" w:after="140"/>
+        <w:rPr>
+          <w:sz w:val="28"/>
         </w:rPr>
       </w:pPr>
       <w:r>
@@ -6360,7 +7612,7 @@
       <w:pgNumType w:fmt="decimal"/>
       <w:formProt w:val="false"/>
       <w:textDirection w:val="lrTb"/>
-      <w:docGrid w:type="default" w:linePitch="100" w:charSpace="4294959103"/>
+      <w:docGrid w:type="default" w:linePitch="100" w:charSpace="0"/>
     </w:sectPr>
   </w:body>
 </w:document>
@@ -7689,257 +8941,257 @@
   <w:abstractNum w:abstractNumId="12">
     <w:lvl w:ilvl="0">
       <w:start w:val="1"/>
-      <w:numFmt w:val="decimal"/>
-      <w:lvlText w:val="%1."/>
-      <w:lvlJc w:val="left"/>
-      <w:pPr>
-        <w:tabs>
-          <w:tab w:val="num" w:pos="720"/>
-        </w:tabs>
-        <w:ind w:left="720" w:hanging="360"/>
-      </w:pPr>
-      <w:rPr/>
+      <w:numFmt w:val="bullet"/>
+      <w:lvlText w:val=""/>
+      <w:lvlJc w:val="left"/>
+      <w:pPr>
+        <w:tabs>
+          <w:tab w:val="num" w:pos="709"/>
+        </w:tabs>
+        <w:ind w:left="709" w:hanging="283"/>
+      </w:pPr>
+      <w:rPr>
+        <w:rFonts w:ascii="Symbol" w:hAnsi="Symbol" w:cs="Symbol" w:hint="default"/>
+      </w:rPr>
     </w:lvl>
     <w:lvl w:ilvl="1">
       <w:start w:val="1"/>
-      <w:numFmt w:val="decimal"/>
-      <w:lvlText w:val="%2."/>
-      <w:lvlJc w:val="left"/>
-      <w:pPr>
-        <w:tabs>
-          <w:tab w:val="num" w:pos="1080"/>
-        </w:tabs>
-        <w:ind w:left="1080" w:hanging="360"/>
-      </w:pPr>
-      <w:rPr/>
+      <w:numFmt w:val="bullet"/>
+      <w:lvlText w:val=""/>
+      <w:lvlJc w:val="left"/>
+      <w:pPr>
+        <w:tabs>
+          <w:tab w:val="num" w:pos="1418"/>
+        </w:tabs>
+        <w:ind w:left="1418" w:hanging="283"/>
+      </w:pPr>
+      <w:rPr>
+        <w:rFonts w:ascii="Symbol" w:hAnsi="Symbol" w:cs="Symbol" w:hint="default"/>
+      </w:rPr>
     </w:lvl>
     <w:lvl w:ilvl="2">
       <w:start w:val="1"/>
-      <w:numFmt w:val="decimal"/>
-      <w:lvlText w:val="%3."/>
-      <w:lvlJc w:val="left"/>
-      <w:pPr>
-        <w:tabs>
-          <w:tab w:val="num" w:pos="1440"/>
-        </w:tabs>
-        <w:ind w:left="1440" w:hanging="360"/>
-      </w:pPr>
-      <w:rPr/>
+      <w:numFmt w:val="bullet"/>
+      <w:lvlText w:val=""/>
+      <w:lvlJc w:val="left"/>
+      <w:pPr>
+        <w:tabs>
+          <w:tab w:val="num" w:pos="2127"/>
+        </w:tabs>
+        <w:ind w:left="2127" w:hanging="283"/>
+      </w:pPr>
+      <w:rPr>
+        <w:rFonts w:ascii="Symbol" w:hAnsi="Symbol" w:cs="Symbol" w:hint="default"/>
+      </w:rPr>
     </w:lvl>
     <w:lvl w:ilvl="3">
       <w:start w:val="1"/>
-      <w:numFmt w:val="decimal"/>
-      <w:lvlText w:val="%4."/>
-      <w:lvlJc w:val="left"/>
-      <w:pPr>
-        <w:tabs>
-          <w:tab w:val="num" w:pos="1800"/>
-        </w:tabs>
-        <w:ind w:left="1800" w:hanging="360"/>
-      </w:pPr>
-      <w:rPr/>
+      <w:numFmt w:val="bullet"/>
+      <w:lvlText w:val=""/>
+      <w:lvlJc w:val="left"/>
+      <w:pPr>
+        <w:tabs>
+          <w:tab w:val="num" w:pos="2836"/>
+        </w:tabs>
+        <w:ind w:left="2836" w:hanging="283"/>
+      </w:pPr>
+      <w:rPr>
+        <w:rFonts w:ascii="Symbol" w:hAnsi="Symbol" w:cs="Symbol" w:hint="default"/>
+      </w:rPr>
     </w:lvl>
     <w:lvl w:ilvl="4">
       <w:start w:val="1"/>
-      <w:numFmt w:val="decimal"/>
-      <w:lvlText w:val="%5."/>
-      <w:lvlJc w:val="left"/>
-      <w:pPr>
-        <w:tabs>
-          <w:tab w:val="num" w:pos="2160"/>
-        </w:tabs>
-        <w:ind w:left="2160" w:hanging="360"/>
-      </w:pPr>
-      <w:rPr/>
+      <w:numFmt w:val="bullet"/>
+      <w:lvlText w:val=""/>
+      <w:lvlJc w:val="left"/>
+      <w:pPr>
+        <w:tabs>
+          <w:tab w:val="num" w:pos="3545"/>
+        </w:tabs>
+        <w:ind w:left="3545" w:hanging="283"/>
+      </w:pPr>
+      <w:rPr>
+        <w:rFonts w:ascii="Symbol" w:hAnsi="Symbol" w:cs="Symbol" w:hint="default"/>
+      </w:rPr>
     </w:lvl>
     <w:lvl w:ilvl="5">
       <w:start w:val="1"/>
-      <w:numFmt w:val="decimal"/>
-      <w:lvlText w:val="%6."/>
-      <w:lvlJc w:val="left"/>
-      <w:pPr>
-        <w:tabs>
-          <w:tab w:val="num" w:pos="2520"/>
-        </w:tabs>
-        <w:ind w:left="2520" w:hanging="360"/>
-      </w:pPr>
-      <w:rPr/>
+      <w:numFmt w:val="bullet"/>
+      <w:lvlText w:val=""/>
+      <w:lvlJc w:val="left"/>
+      <w:pPr>
+        <w:tabs>
+          <w:tab w:val="num" w:pos="4254"/>
+        </w:tabs>
+        <w:ind w:left="4254" w:hanging="283"/>
+      </w:pPr>
+      <w:rPr>
+        <w:rFonts w:ascii="Symbol" w:hAnsi="Symbol" w:cs="Symbol" w:hint="default"/>
+      </w:rPr>
     </w:lvl>
     <w:lvl w:ilvl="6">
       <w:start w:val="1"/>
-      <w:numFmt w:val="decimal"/>
-      <w:lvlText w:val="%7."/>
-      <w:lvlJc w:val="left"/>
-      <w:pPr>
-        <w:tabs>
-          <w:tab w:val="num" w:pos="2880"/>
-        </w:tabs>
-        <w:ind w:left="2880" w:hanging="360"/>
-      </w:pPr>
-      <w:rPr/>
+      <w:numFmt w:val="bullet"/>
+      <w:lvlText w:val=""/>
+      <w:lvlJc w:val="left"/>
+      <w:pPr>
+        <w:tabs>
+          <w:tab w:val="num" w:pos="4963"/>
+        </w:tabs>
+        <w:ind w:left="4963" w:hanging="283"/>
+      </w:pPr>
+      <w:rPr>
+        <w:rFonts w:ascii="Symbol" w:hAnsi="Symbol" w:cs="Symbol" w:hint="default"/>
+      </w:rPr>
     </w:lvl>
     <w:lvl w:ilvl="7">
       <w:start w:val="1"/>
-      <w:numFmt w:val="decimal"/>
-      <w:lvlText w:val="%8."/>
-      <w:lvlJc w:val="left"/>
-      <w:pPr>
-        <w:tabs>
-          <w:tab w:val="num" w:pos="3240"/>
-        </w:tabs>
-        <w:ind w:left="3240" w:hanging="360"/>
-      </w:pPr>
-      <w:rPr/>
+      <w:numFmt w:val="bullet"/>
+      <w:lvlText w:val=""/>
+      <w:lvlJc w:val="left"/>
+      <w:pPr>
+        <w:tabs>
+          <w:tab w:val="num" w:pos="5672"/>
+        </w:tabs>
+        <w:ind w:left="5672" w:hanging="283"/>
+      </w:pPr>
+      <w:rPr>
+        <w:rFonts w:ascii="Symbol" w:hAnsi="Symbol" w:cs="Symbol" w:hint="default"/>
+      </w:rPr>
     </w:lvl>
     <w:lvl w:ilvl="8">
       <w:start w:val="1"/>
-      <w:numFmt w:val="decimal"/>
-      <w:lvlText w:val="%9."/>
-      <w:lvlJc w:val="left"/>
-      <w:pPr>
-        <w:tabs>
-          <w:tab w:val="num" w:pos="3600"/>
-        </w:tabs>
-        <w:ind w:left="3600" w:hanging="360"/>
-      </w:pPr>
-      <w:rPr/>
+      <w:numFmt w:val="bullet"/>
+      <w:lvlText w:val=""/>
+      <w:lvlJc w:val="left"/>
+      <w:pPr>
+        <w:tabs>
+          <w:tab w:val="num" w:pos="6381"/>
+        </w:tabs>
+        <w:ind w:left="6381" w:hanging="283"/>
+      </w:pPr>
+      <w:rPr>
+        <w:rFonts w:ascii="Symbol" w:hAnsi="Symbol" w:cs="Symbol" w:hint="default"/>
+      </w:rPr>
     </w:lvl>
   </w:abstractNum>
   <w:abstractNum w:abstractNumId="13">
     <w:lvl w:ilvl="0">
       <w:start w:val="1"/>
-      <w:numFmt w:val="bullet"/>
-      <w:lvlText w:val=""/>
-      <w:lvlJc w:val="left"/>
-      <w:pPr>
-        <w:tabs>
-          <w:tab w:val="num" w:pos="709"/>
-        </w:tabs>
-        <w:ind w:left="709" w:hanging="283"/>
-      </w:pPr>
-      <w:rPr>
-        <w:rFonts w:ascii="Symbol" w:hAnsi="Symbol" w:cs="Symbol" w:hint="default"/>
-      </w:rPr>
+      <w:numFmt w:val="decimal"/>
+      <w:lvlText w:val="%1."/>
+      <w:lvlJc w:val="left"/>
+      <w:pPr>
+        <w:tabs>
+          <w:tab w:val="num" w:pos="720"/>
+        </w:tabs>
+        <w:ind w:left="720" w:hanging="360"/>
+      </w:pPr>
+      <w:rPr/>
     </w:lvl>
     <w:lvl w:ilvl="1">
       <w:start w:val="1"/>
-      <w:numFmt w:val="bullet"/>
-      <w:lvlText w:val=""/>
-      <w:lvlJc w:val="left"/>
-      <w:pPr>
-        <w:tabs>
-          <w:tab w:val="num" w:pos="1418"/>
-        </w:tabs>
-        <w:ind w:left="1418" w:hanging="283"/>
-      </w:pPr>
-      <w:rPr>
-        <w:rFonts w:ascii="Symbol" w:hAnsi="Symbol" w:cs="Symbol" w:hint="default"/>
-      </w:rPr>
+      <w:numFmt w:val="decimal"/>
+      <w:lvlText w:val="%2."/>
+      <w:lvlJc w:val="left"/>
+      <w:pPr>
+        <w:tabs>
+          <w:tab w:val="num" w:pos="1080"/>
+        </w:tabs>
+        <w:ind w:left="1080" w:hanging="360"/>
+      </w:pPr>
+      <w:rPr/>
     </w:lvl>
     <w:lvl w:ilvl="2">
       <w:start w:val="1"/>
-      <w:numFmt w:val="bullet"/>
-      <w:lvlText w:val=""/>
-      <w:lvlJc w:val="left"/>
-      <w:pPr>
-        <w:tabs>
-          <w:tab w:val="num" w:pos="2127"/>
-        </w:tabs>
-        <w:ind w:left="2127" w:hanging="283"/>
-      </w:pPr>
-      <w:rPr>
-        <w:rFonts w:ascii="Symbol" w:hAnsi="Symbol" w:cs="Symbol" w:hint="default"/>
-      </w:rPr>
+      <w:numFmt w:val="decimal"/>
+      <w:lvlText w:val="%3."/>
+      <w:lvlJc w:val="left"/>
+      <w:pPr>
+        <w:tabs>
+          <w:tab w:val="num" w:pos="1440"/>
+        </w:tabs>
+        <w:ind w:left="1440" w:hanging="360"/>
+      </w:pPr>
+      <w:rPr/>
     </w:lvl>
     <w:lvl w:ilvl="3">
       <w:start w:val="1"/>
-      <w:numFmt w:val="bullet"/>
-      <w:lvlText w:val=""/>
-      <w:lvlJc w:val="left"/>
-      <w:pPr>
-        <w:tabs>
-          <w:tab w:val="num" w:pos="2836"/>
-        </w:tabs>
-        <w:ind w:left="2836" w:hanging="283"/>
-      </w:pPr>
-      <w:rPr>
-        <w:rFonts w:ascii="Symbol" w:hAnsi="Symbol" w:cs="Symbol" w:hint="default"/>
-      </w:rPr>
+      <w:numFmt w:val="decimal"/>
+      <w:lvlText w:val="%4."/>
+      <w:lvlJc w:val="left"/>
+      <w:pPr>
+        <w:tabs>
+          <w:tab w:val="num" w:pos="1800"/>
+        </w:tabs>
+        <w:ind w:left="1800" w:hanging="360"/>
+      </w:pPr>
+      <w:rPr/>
     </w:lvl>
     <w:lvl w:ilvl="4">
       <w:start w:val="1"/>
-      <w:numFmt w:val="bullet"/>
-      <w:lvlText w:val=""/>
-      <w:lvlJc w:val="left"/>
-      <w:pPr>
-        <w:tabs>
-          <w:tab w:val="num" w:pos="3545"/>
-        </w:tabs>
-        <w:ind w:left="3545" w:hanging="283"/>
-      </w:pPr>
-      <w:rPr>
-        <w:rFonts w:ascii="Symbol" w:hAnsi="Symbol" w:cs="Symbol" w:hint="default"/>
-      </w:rPr>
+      <w:numFmt w:val="decimal"/>
+      <w:lvlText w:val="%5."/>
+      <w:lvlJc w:val="left"/>
+      <w:pPr>
+        <w:tabs>
+          <w:tab w:val="num" w:pos="2160"/>
+        </w:tabs>
+        <w:ind w:left="2160" w:hanging="360"/>
+      </w:pPr>
+      <w:rPr/>
     </w:lvl>
     <w:lvl w:ilvl="5">
       <w:start w:val="1"/>
-      <w:numFmt w:val="bullet"/>
-      <w:lvlText w:val=""/>
-      <w:lvlJc w:val="left"/>
-      <w:pPr>
-        <w:tabs>
-          <w:tab w:val="num" w:pos="4254"/>
-        </w:tabs>
-        <w:ind w:left="4254" w:hanging="283"/>
-      </w:pPr>
-      <w:rPr>
-        <w:rFonts w:ascii="Symbol" w:hAnsi="Symbol" w:cs="Symbol" w:hint="default"/>
-      </w:rPr>
+      <w:numFmt w:val="decimal"/>
+      <w:lvlText w:val="%6."/>
+      <w:lvlJc w:val="left"/>
+      <w:pPr>
+        <w:tabs>
+          <w:tab w:val="num" w:pos="2520"/>
+        </w:tabs>
+        <w:ind w:left="2520" w:hanging="360"/>
+      </w:pPr>
+      <w:rPr/>
     </w:lvl>
     <w:lvl w:ilvl="6">
       <w:start w:val="1"/>
-      <w:numFmt w:val="bullet"/>
-      <w:lvlText w:val=""/>
-      <w:lvlJc w:val="left"/>
-      <w:pPr>
-        <w:tabs>
-          <w:tab w:val="num" w:pos="4963"/>
-        </w:tabs>
-        <w:ind w:left="4963" w:hanging="283"/>
-      </w:pPr>
-      <w:rPr>
-        <w:rFonts w:ascii="Symbol" w:hAnsi="Symbol" w:cs="Symbol" w:hint="default"/>
-      </w:rPr>
+      <w:numFmt w:val="decimal"/>
+      <w:lvlText w:val="%7."/>
+      <w:lvlJc w:val="left"/>
+      <w:pPr>
+        <w:tabs>
+          <w:tab w:val="num" w:pos="2880"/>
+        </w:tabs>
+        <w:ind w:left="2880" w:hanging="360"/>
+      </w:pPr>
+      <w:rPr/>
     </w:lvl>
     <w:lvl w:ilvl="7">
       <w:start w:val="1"/>
-      <w:numFmt w:val="bullet"/>
-      <w:lvlText w:val=""/>
-      <w:lvlJc w:val="left"/>
-      <w:pPr>
-        <w:tabs>
-          <w:tab w:val="num" w:pos="5672"/>
-        </w:tabs>
-        <w:ind w:left="5672" w:hanging="283"/>
-      </w:pPr>
-      <w:rPr>
-        <w:rFonts w:ascii="Symbol" w:hAnsi="Symbol" w:cs="Symbol" w:hint="default"/>
-      </w:rPr>
+      <w:numFmt w:val="decimal"/>
+      <w:lvlText w:val="%8."/>
+      <w:lvlJc w:val="left"/>
+      <w:pPr>
+        <w:tabs>
+          <w:tab w:val="num" w:pos="3240"/>
+        </w:tabs>
+        <w:ind w:left="3240" w:hanging="360"/>
+      </w:pPr>
+      <w:rPr/>
     </w:lvl>
     <w:lvl w:ilvl="8">
       <w:start w:val="1"/>
-      <w:numFmt w:val="bullet"/>
-      <w:lvlText w:val=""/>
-      <w:lvlJc w:val="left"/>
-      <w:pPr>
-        <w:tabs>
-          <w:tab w:val="num" w:pos="6381"/>
-        </w:tabs>
-        <w:ind w:left="6381" w:hanging="283"/>
-      </w:pPr>
-      <w:rPr>
-        <w:rFonts w:ascii="Symbol" w:hAnsi="Symbol" w:cs="Symbol" w:hint="default"/>
-      </w:rPr>
+      <w:numFmt w:val="decimal"/>
+      <w:lvlText w:val="%9."/>
+      <w:lvlJc w:val="left"/>
+      <w:pPr>
+        <w:tabs>
+          <w:tab w:val="num" w:pos="3600"/>
+        </w:tabs>
+        <w:ind w:left="3600" w:hanging="360"/>
+      </w:pPr>
+      <w:rPr/>
     </w:lvl>
   </w:abstractNum>
   <w:abstractNum w:abstractNumId="14">
@@ -7950,9 +9202,9 @@
       <w:lvlJc w:val="left"/>
       <w:pPr>
         <w:tabs>
-          <w:tab w:val="num" w:pos="720"/>
-        </w:tabs>
-        <w:ind w:left="720" w:hanging="360"/>
+          <w:tab w:val="num" w:pos="709"/>
+        </w:tabs>
+        <w:ind w:left="709" w:hanging="283"/>
       </w:pPr>
       <w:rPr/>
     </w:lvl>
@@ -7963,9 +9215,9 @@
       <w:lvlJc w:val="left"/>
       <w:pPr>
         <w:tabs>
-          <w:tab w:val="num" w:pos="1080"/>
-        </w:tabs>
-        <w:ind w:left="1080" w:hanging="360"/>
+          <w:tab w:val="num" w:pos="1418"/>
+        </w:tabs>
+        <w:ind w:left="1418" w:hanging="283"/>
       </w:pPr>
       <w:rPr/>
     </w:lvl>
@@ -7976,9 +9228,9 @@
       <w:lvlJc w:val="left"/>
       <w:pPr>
         <w:tabs>
-          <w:tab w:val="num" w:pos="1440"/>
-        </w:tabs>
-        <w:ind w:left="1440" w:hanging="360"/>
+          <w:tab w:val="num" w:pos="2127"/>
+        </w:tabs>
+        <w:ind w:left="2127" w:hanging="283"/>
       </w:pPr>
       <w:rPr/>
     </w:lvl>
@@ -7989,9 +9241,9 @@
       <w:lvlJc w:val="left"/>
       <w:pPr>
         <w:tabs>
-          <w:tab w:val="num" w:pos="1800"/>
-        </w:tabs>
-        <w:ind w:left="1800" w:hanging="360"/>
+          <w:tab w:val="num" w:pos="2836"/>
+        </w:tabs>
+        <w:ind w:left="2836" w:hanging="283"/>
       </w:pPr>
       <w:rPr/>
     </w:lvl>
@@ -8002,9 +9254,9 @@
       <w:lvlJc w:val="left"/>
       <w:pPr>
         <w:tabs>
-          <w:tab w:val="num" w:pos="2160"/>
-        </w:tabs>
-        <w:ind w:left="2160" w:hanging="360"/>
+          <w:tab w:val="num" w:pos="3545"/>
+        </w:tabs>
+        <w:ind w:left="3545" w:hanging="283"/>
       </w:pPr>
       <w:rPr/>
     </w:lvl>
@@ -8015,9 +9267,9 @@
       <w:lvlJc w:val="left"/>
       <w:pPr>
         <w:tabs>
-          <w:tab w:val="num" w:pos="2520"/>
-        </w:tabs>
-        <w:ind w:left="2520" w:hanging="360"/>
+          <w:tab w:val="num" w:pos="4254"/>
+        </w:tabs>
+        <w:ind w:left="4254" w:hanging="283"/>
       </w:pPr>
       <w:rPr/>
     </w:lvl>
@@ -8028,9 +9280,9 @@
       <w:lvlJc w:val="left"/>
       <w:pPr>
         <w:tabs>
-          <w:tab w:val="num" w:pos="2880"/>
-        </w:tabs>
-        <w:ind w:left="2880" w:hanging="360"/>
+          <w:tab w:val="num" w:pos="4963"/>
+        </w:tabs>
+        <w:ind w:left="4963" w:hanging="283"/>
       </w:pPr>
       <w:rPr/>
     </w:lvl>
@@ -8041,9 +9293,9 @@
       <w:lvlJc w:val="left"/>
       <w:pPr>
         <w:tabs>
-          <w:tab w:val="num" w:pos="3240"/>
-        </w:tabs>
-        <w:ind w:left="3240" w:hanging="360"/>
+          <w:tab w:val="num" w:pos="5672"/>
+        </w:tabs>
+        <w:ind w:left="5672" w:hanging="283"/>
       </w:pPr>
       <w:rPr/>
     </w:lvl>
@@ -8054,9 +9306,9 @@
       <w:lvlJc w:val="left"/>
       <w:pPr>
         <w:tabs>
-          <w:tab w:val="num" w:pos="3600"/>
-        </w:tabs>
-        <w:ind w:left="3600" w:hanging="360"/>
+          <w:tab w:val="num" w:pos="6381"/>
+        </w:tabs>
+        <w:ind w:left="6381" w:hanging="283"/>
       </w:pPr>
       <w:rPr/>
     </w:lvl>
@@ -8181,125 +9433,6 @@
     </w:lvl>
   </w:abstractNum>
   <w:abstractNum w:abstractNumId="16">
-    <w:lvl w:ilvl="0">
-      <w:start w:val="1"/>
-      <w:numFmt w:val="decimal"/>
-      <w:lvlText w:val="%1."/>
-      <w:lvlJc w:val="left"/>
-      <w:pPr>
-        <w:tabs>
-          <w:tab w:val="num" w:pos="709"/>
-        </w:tabs>
-        <w:ind w:left="709" w:hanging="283"/>
-      </w:pPr>
-      <w:rPr/>
-    </w:lvl>
-    <w:lvl w:ilvl="1">
-      <w:start w:val="1"/>
-      <w:numFmt w:val="decimal"/>
-      <w:lvlText w:val="%2."/>
-      <w:lvlJc w:val="left"/>
-      <w:pPr>
-        <w:tabs>
-          <w:tab w:val="num" w:pos="1418"/>
-        </w:tabs>
-        <w:ind w:left="1418" w:hanging="283"/>
-      </w:pPr>
-      <w:rPr/>
-    </w:lvl>
-    <w:lvl w:ilvl="2">
-      <w:start w:val="1"/>
-      <w:numFmt w:val="decimal"/>
-      <w:lvlText w:val="%3."/>
-      <w:lvlJc w:val="left"/>
-      <w:pPr>
-        <w:tabs>
-          <w:tab w:val="num" w:pos="2127"/>
-        </w:tabs>
-        <w:ind w:left="2127" w:hanging="283"/>
-      </w:pPr>
-      <w:rPr/>
-    </w:lvl>
-    <w:lvl w:ilvl="3">
-      <w:start w:val="1"/>
-      <w:numFmt w:val="decimal"/>
-      <w:lvlText w:val="%4."/>
-      <w:lvlJc w:val="left"/>
-      <w:pPr>
-        <w:tabs>
-          <w:tab w:val="num" w:pos="2836"/>
-        </w:tabs>
-        <w:ind w:left="2836" w:hanging="283"/>
-      </w:pPr>
-      <w:rPr/>
-    </w:lvl>
-    <w:lvl w:ilvl="4">
-      <w:start w:val="1"/>
-      <w:numFmt w:val="decimal"/>
-      <w:lvlText w:val="%5."/>
-      <w:lvlJc w:val="left"/>
-      <w:pPr>
-        <w:tabs>
-          <w:tab w:val="num" w:pos="3545"/>
-        </w:tabs>
-        <w:ind w:left="3545" w:hanging="283"/>
-      </w:pPr>
-      <w:rPr/>
-    </w:lvl>
-    <w:lvl w:ilvl="5">
-      <w:start w:val="1"/>
-      <w:numFmt w:val="decimal"/>
-      <w:lvlText w:val="%6."/>
-      <w:lvlJc w:val="left"/>
-      <w:pPr>
-        <w:tabs>
-          <w:tab w:val="num" w:pos="4254"/>
-        </w:tabs>
-        <w:ind w:left="4254" w:hanging="283"/>
-      </w:pPr>
-      <w:rPr/>
-    </w:lvl>
-    <w:lvl w:ilvl="6">
-      <w:start w:val="1"/>
-      <w:numFmt w:val="decimal"/>
-      <w:lvlText w:val="%7."/>
-      <w:lvlJc w:val="left"/>
-      <w:pPr>
-        <w:tabs>
-          <w:tab w:val="num" w:pos="4963"/>
-        </w:tabs>
-        <w:ind w:left="4963" w:hanging="283"/>
-      </w:pPr>
-      <w:rPr/>
-    </w:lvl>
-    <w:lvl w:ilvl="7">
-      <w:start w:val="1"/>
-      <w:numFmt w:val="decimal"/>
-      <w:lvlText w:val="%8."/>
-      <w:lvlJc w:val="left"/>
-      <w:pPr>
-        <w:tabs>
-          <w:tab w:val="num" w:pos="5672"/>
-        </w:tabs>
-        <w:ind w:left="5672" w:hanging="283"/>
-      </w:pPr>
-      <w:rPr/>
-    </w:lvl>
-    <w:lvl w:ilvl="8">
-      <w:start w:val="1"/>
-      <w:numFmt w:val="decimal"/>
-      <w:lvlText w:val="%9."/>
-      <w:lvlJc w:val="left"/>
-      <w:pPr>
-        <w:tabs>
-          <w:tab w:val="num" w:pos="6381"/>
-        </w:tabs>
-        <w:ind w:left="6381" w:hanging="283"/>
-      </w:pPr>
-      <w:rPr/>
-    </w:lvl>
-  </w:abstractNum>
-  <w:abstractNum w:abstractNumId="17">
     <w:lvl w:ilvl="0">
       <w:start w:val="1"/>
       <w:numFmt w:val="decimal"/>
@@ -8465,9 +9598,6 @@
   </w:num>
   <w:num w:numId="16">
     <w:abstractNumId w:val="16"/>
-  </w:num>
-  <w:num w:numId="17">
-    <w:abstractNumId w:val="17"/>
   </w:num>
 </w:numbering>
 </file>
@@ -8891,8 +10021,8 @@
   </w:style>
   <w:style w:type="paragraph" w:styleId="1">
     <w:name w:val="Heading 1"/>
-    <w:basedOn w:val="Style21"/>
-    <w:next w:val="Style17"/>
+    <w:basedOn w:val="Style22"/>
+    <w:next w:val="Style18"/>
     <w:uiPriority w:val="9"/>
     <w:qFormat/>
     <w:pPr>
@@ -8914,8 +10044,8 @@
   </w:style>
   <w:style w:type="paragraph" w:styleId="2">
     <w:name w:val="Heading 2"/>
-    <w:basedOn w:val="Style21"/>
-    <w:next w:val="Style17"/>
+    <w:basedOn w:val="Style22"/>
+    <w:next w:val="Style18"/>
     <w:uiPriority w:val="9"/>
     <w:unhideWhenUsed/>
     <w:qFormat/>
@@ -8934,8 +10064,8 @@
   </w:style>
   <w:style w:type="paragraph" w:styleId="3">
     <w:name w:val="Heading 3"/>
-    <w:basedOn w:val="Style21"/>
-    <w:next w:val="Style17"/>
+    <w:basedOn w:val="Style22"/>
+    <w:next w:val="Style18"/>
     <w:uiPriority w:val="9"/>
     <w:unhideWhenUsed/>
     <w:qFormat/>
@@ -8994,10 +10124,18 @@
       <w:rFonts w:ascii="Liberation Mono" w:hAnsi="Liberation Mono" w:eastAsia="NSimSun" w:cs="Liberation Mono"/>
     </w:rPr>
   </w:style>
-  <w:style w:type="paragraph" w:styleId="Style16">
+  <w:style w:type="character" w:styleId="Style16">
+    <w:name w:val="Strong"/>
+    <w:qFormat/>
+    <w:rPr>
+      <w:b/>
+      <w:bCs/>
+    </w:rPr>
+  </w:style>
+  <w:style w:type="paragraph" w:styleId="Style17">
     <w:name w:val="Заголовок"/>
     <w:basedOn w:val="Normal"/>
-    <w:next w:val="Style17"/>
+    <w:next w:val="Style18"/>
     <w:qFormat/>
     <w:pPr>
       <w:keepNext w:val="true"/>
@@ -9009,7 +10147,7 @@
       <w:szCs w:val="28"/>
     </w:rPr>
   </w:style>
-  <w:style w:type="paragraph" w:styleId="Style17">
+  <w:style w:type="paragraph" w:styleId="Style18">
     <w:name w:val="Body Text"/>
     <w:basedOn w:val="Normal"/>
     <w:pPr>
@@ -9017,13 +10155,13 @@
     </w:pPr>
     <w:rPr/>
   </w:style>
-  <w:style w:type="paragraph" w:styleId="Style18">
+  <w:style w:type="paragraph" w:styleId="Style19">
     <w:name w:val="List"/>
-    <w:basedOn w:val="Style17"/>
+    <w:basedOn w:val="Style18"/>
     <w:pPr/>
     <w:rPr/>
   </w:style>
-  <w:style w:type="paragraph" w:styleId="Style19">
+  <w:style w:type="paragraph" w:styleId="Style20">
     <w:name w:val="Caption"/>
     <w:basedOn w:val="Normal"/>
     <w:qFormat/>
@@ -9039,7 +10177,7 @@
       <w:szCs w:val="24"/>
     </w:rPr>
   </w:style>
-  <w:style w:type="paragraph" w:styleId="Style20">
+  <w:style w:type="paragraph" w:styleId="Style21">
     <w:name w:val="Указатель"/>
     <w:basedOn w:val="Normal"/>
     <w:qFormat/>
@@ -9051,10 +10189,10 @@
       <w:lang w:val="zxx" w:eastAsia="zxx" w:bidi="zxx"/>
     </w:rPr>
   </w:style>
-  <w:style w:type="paragraph" w:styleId="Style21">
+  <w:style w:type="paragraph" w:styleId="Style22">
     <w:name w:val="Title"/>
     <w:basedOn w:val="Normal"/>
-    <w:next w:val="Style17"/>
+    <w:next w:val="Style18"/>
     <w:uiPriority w:val="10"/>
     <w:qFormat/>
     <w:pPr>
@@ -9089,9 +10227,9 @@
     </w:pPr>
     <w:rPr/>
   </w:style>
-  <w:style w:type="paragraph" w:styleId="Style22">
+  <w:style w:type="paragraph" w:styleId="Style23">
     <w:name w:val="Index Heading"/>
-    <w:basedOn w:val="Style16"/>
+    <w:basedOn w:val="Style17"/>
     <w:pPr>
       <w:suppressLineNumbers/>
       <w:ind w:left="0" w:hanging="0"/>
@@ -9103,9 +10241,9 @@
       <w:szCs w:val="32"/>
     </w:rPr>
   </w:style>
-  <w:style w:type="paragraph" w:styleId="Style23">
+  <w:style w:type="paragraph" w:styleId="Style24">
     <w:name w:val="TOC Heading"/>
-    <w:basedOn w:val="Style22"/>
+    <w:basedOn w:val="Style23"/>
     <w:pPr>
       <w:suppressLineNumbers/>
       <w:ind w:left="0" w:hanging="0"/>
@@ -9119,7 +10257,7 @@
   </w:style>
   <w:style w:type="paragraph" w:styleId="11">
     <w:name w:val="TOC 1"/>
-    <w:basedOn w:val="Style20"/>
+    <w:basedOn w:val="Style21"/>
     <w:pPr>
       <w:tabs>
         <w:tab w:val="clear" w:pos="643"/>
@@ -9131,7 +10269,7 @@
   </w:style>
   <w:style w:type="paragraph" w:styleId="21">
     <w:name w:val="TOC 2"/>
-    <w:basedOn w:val="Style20"/>
+    <w:basedOn w:val="Style21"/>
     <w:pPr>
       <w:tabs>
         <w:tab w:val="clear" w:pos="643"/>
@@ -9143,13 +10281,22 @@
   </w:style>
   <w:style w:type="paragraph" w:styleId="31">
     <w:name w:val="TOC 3"/>
-    <w:basedOn w:val="Style20"/>
+    <w:basedOn w:val="Style21"/>
     <w:pPr>
       <w:tabs>
         <w:tab w:val="clear" w:pos="643"/>
         <w:tab w:val="right" w:pos="9071" w:leader="dot"/>
       </w:tabs>
       <w:ind w:left="567" w:hanging="0"/>
+    </w:pPr>
+    <w:rPr/>
+  </w:style>
+  <w:style w:type="paragraph" w:styleId="ListParagraph">
+    <w:name w:val="List Paragraph"/>
+    <w:basedOn w:val="Normal"/>
+    <w:qFormat/>
+    <w:pPr>
+      <w:ind w:left="566" w:hanging="360"/>
     </w:pPr>
     <w:rPr/>
   </w:style>
